--- a/docs/测试报告.docx
+++ b/docs/测试报告.docx
@@ -232,6 +232,7 @@
             <w:insideH w:val="none" w:color="auto" w:sz="0" w:space="0"/>
             <w:insideV w:val="none" w:color="auto" w:sz="0" w:space="0"/>
           </w:tblBorders>
+          <w:shd w:val="clear"/>
           <w:tblCellMar>
             <w:top w:w="15" w:type="dxa"/>
             <w:left w:w="15" w:type="dxa"/>
@@ -2191,6 +2192,7 @@
             <w:insideH w:val="none" w:color="auto" w:sz="0" w:space="0"/>
             <w:insideV w:val="none" w:color="auto" w:sz="0" w:space="0"/>
           </w:tblBorders>
+          <w:shd w:val="clear"/>
           <w:tblCellMar>
             <w:top w:w="15" w:type="dxa"/>
             <w:left w:w="15" w:type="dxa"/>
@@ -2521,6 +2523,7 @@
             <w:insideH w:val="none" w:color="auto" w:sz="0" w:space="0"/>
             <w:insideV w:val="none" w:color="auto" w:sz="0" w:space="0"/>
           </w:tblBorders>
+          <w:shd w:val="clear"/>
           <w:tblCellMar>
             <w:top w:w="15" w:type="dxa"/>
             <w:left w:w="15" w:type="dxa"/>
@@ -2631,6 +2634,7 @@
             <w:insideH w:val="none" w:color="auto" w:sz="0" w:space="0"/>
             <w:insideV w:val="none" w:color="auto" w:sz="0" w:space="0"/>
           </w:tblBorders>
+          <w:shd w:val="clear"/>
           <w:tblCellMar>
             <w:top w:w="15" w:type="dxa"/>
             <w:left w:w="15" w:type="dxa"/>
@@ -3192,7 +3196,6 @@
             <w:insideH w:val="none" w:color="auto" w:sz="0" w:space="0"/>
             <w:insideV w:val="none" w:color="auto" w:sz="0" w:space="0"/>
           </w:tblBorders>
-          <w:shd w:val="clear"/>
           <w:tblCellMar>
             <w:top w:w="15" w:type="dxa"/>
             <w:left w:w="15" w:type="dxa"/>
@@ -3335,6 +3338,162 @@
                 <w:bdr w:val="none" w:color="auto" w:sz="0" w:space="0"/>
               </w:rPr>
               <w:t>管理后台全部菜单</w:t>
+            </w:r>
+          </w:p>
+        </w:tc>
+      </w:tr>
+      <w:tr>
+        <w:tblPrEx>
+          <w:tblBorders>
+            <w:top w:val="none" w:color="auto" w:sz="0" w:space="0"/>
+            <w:left w:val="none" w:color="auto" w:sz="0" w:space="0"/>
+            <w:bottom w:val="none" w:color="auto" w:sz="0" w:space="0"/>
+            <w:right w:val="none" w:color="auto" w:sz="0" w:space="0"/>
+            <w:insideH w:val="none" w:color="auto" w:sz="0" w:space="0"/>
+            <w:insideV w:val="none" w:color="auto" w:sz="0" w:space="0"/>
+          </w:tblBorders>
+          <w:tblCellMar>
+            <w:top w:w="15" w:type="dxa"/>
+            <w:left w:w="15" w:type="dxa"/>
+            <w:bottom w:w="15" w:type="dxa"/>
+            <w:right w:w="15" w:type="dxa"/>
+          </w:tblCellMar>
+        </w:tblPrEx>
+        <w:tc>
+          <w:tcPr>
+            <w:tcW w:w="0" w:type="auto"/>
+            <w:tcBorders>
+              <w:top w:val="single" w:color="666666" w:sz="6" w:space="0"/>
+              <w:left w:val="single" w:color="666666" w:sz="6" w:space="0"/>
+              <w:bottom w:val="single" w:color="666666" w:sz="6" w:space="0"/>
+              <w:right w:val="single" w:color="666666" w:sz="6" w:space="0"/>
+            </w:tcBorders>
+            <w:shd w:val="clear"/>
+            <w:tcMar>
+              <w:top w:w="70" w:type="dxa"/>
+              <w:left w:w="100" w:type="dxa"/>
+              <w:bottom w:w="70" w:type="dxa"/>
+              <w:right w:w="100" w:type="dxa"/>
+            </w:tcMar>
+            <w:vAlign w:val="top"/>
+          </w:tcPr>
+          <w:p>
+            <w:pPr>
+              <w:keepNext w:val="0"/>
+              <w:keepLines w:val="0"/>
+              <w:widowControl/>
+              <w:suppressLineNumbers w:val="0"/>
+              <w:spacing w:line="17" w:lineRule="atLeast"/>
+              <w:jc w:val="left"/>
+              <w:textAlignment w:val="top"/>
+              <w:rPr>
+                <w:rFonts w:hint="eastAsia" w:ascii="宋体" w:hAnsi="宋体" w:eastAsia="宋体" w:cs="宋体"/>
+                <w:color w:val="000000"/>
+                <w:sz w:val="18"/>
+                <w:szCs w:val="18"/>
+              </w:rPr>
+            </w:pPr>
+            <w:r>
+              <w:rPr>
+                <w:rFonts w:hint="eastAsia" w:ascii="宋体" w:hAnsi="宋体" w:eastAsia="宋体" w:cs="宋体"/>
+                <w:color w:val="000000"/>
+                <w:sz w:val="18"/>
+                <w:szCs w:val="18"/>
+                <w:bdr w:val="none" w:color="auto" w:sz="0" w:space="0"/>
+              </w:rPr>
+              <w:t>安全</w:t>
+            </w:r>
+          </w:p>
+        </w:tc>
+        <w:tc>
+          <w:tcPr>
+            <w:tcW w:w="0" w:type="auto"/>
+            <w:tcBorders>
+              <w:top w:val="single" w:color="666666" w:sz="6" w:space="0"/>
+              <w:left w:val="single" w:color="666666" w:sz="6" w:space="0"/>
+              <w:bottom w:val="single" w:color="666666" w:sz="6" w:space="0"/>
+              <w:right w:val="single" w:color="666666" w:sz="6" w:space="0"/>
+            </w:tcBorders>
+            <w:shd w:val="clear"/>
+            <w:tcMar>
+              <w:top w:w="70" w:type="dxa"/>
+              <w:left w:w="100" w:type="dxa"/>
+              <w:bottom w:w="70" w:type="dxa"/>
+              <w:right w:w="100" w:type="dxa"/>
+            </w:tcMar>
+            <w:vAlign w:val="top"/>
+          </w:tcPr>
+          <w:p>
+            <w:pPr>
+              <w:keepNext w:val="0"/>
+              <w:keepLines w:val="0"/>
+              <w:widowControl/>
+              <w:suppressLineNumbers w:val="0"/>
+              <w:spacing w:line="17" w:lineRule="atLeast"/>
+              <w:jc w:val="left"/>
+              <w:textAlignment w:val="top"/>
+              <w:rPr>
+                <w:rFonts w:hint="eastAsia" w:ascii="宋体" w:hAnsi="宋体" w:eastAsia="宋体" w:cs="宋体"/>
+                <w:color w:val="000000"/>
+                <w:sz w:val="18"/>
+                <w:szCs w:val="18"/>
+              </w:rPr>
+            </w:pPr>
+            <w:r>
+              <w:rPr>
+                <w:rFonts w:hint="eastAsia" w:ascii="宋体" w:hAnsi="宋体" w:eastAsia="宋体" w:cs="宋体"/>
+                <w:color w:val="000000"/>
+                <w:sz w:val="18"/>
+                <w:szCs w:val="18"/>
+                <w:bdr w:val="none" w:color="auto" w:sz="0" w:space="0"/>
+              </w:rPr>
+              <w:t>认证与授权、越权、注入、CORS、敏感信息暴露、安全响应头</w:t>
+            </w:r>
+          </w:p>
+        </w:tc>
+        <w:tc>
+          <w:tcPr>
+            <w:tcW w:w="0" w:type="auto"/>
+            <w:tcBorders>
+              <w:top w:val="single" w:color="666666" w:sz="6" w:space="0"/>
+              <w:left w:val="single" w:color="666666" w:sz="6" w:space="0"/>
+              <w:bottom w:val="single" w:color="666666" w:sz="6" w:space="0"/>
+              <w:right w:val="single" w:color="666666" w:sz="6" w:space="0"/>
+            </w:tcBorders>
+            <w:shd w:val="clear"/>
+            <w:tcMar>
+              <w:top w:w="70" w:type="dxa"/>
+              <w:left w:w="100" w:type="dxa"/>
+              <w:bottom w:w="70" w:type="dxa"/>
+              <w:right w:w="100" w:type="dxa"/>
+            </w:tcMar>
+            <w:vAlign w:val="top"/>
+          </w:tcPr>
+          <w:p>
+            <w:pPr>
+              <w:keepNext w:val="0"/>
+              <w:keepLines w:val="0"/>
+              <w:widowControl/>
+              <w:suppressLineNumbers w:val="0"/>
+              <w:spacing w:line="17" w:lineRule="atLeast"/>
+              <w:jc w:val="left"/>
+              <w:textAlignment w:val="top"/>
+              <w:rPr>
+                <w:rFonts w:hint="eastAsia" w:ascii="宋体" w:hAnsi="宋体" w:eastAsia="宋体" w:cs="宋体"/>
+                <w:color w:val="000000"/>
+                <w:sz w:val="18"/>
+                <w:szCs w:val="18"/>
+              </w:rPr>
+            </w:pPr>
+            <w:r>
+              <w:rPr>
+                <w:rFonts w:hint="eastAsia" w:ascii="宋体" w:hAnsi="宋体" w:eastAsia="宋体" w:cs="宋体"/>
+                <w:color w:val="000000"/>
+                <w:sz w:val="18"/>
+                <w:szCs w:val="18"/>
+                <w:bdr w:val="none" w:color="auto" w:sz="0" w:space="0"/>
+              </w:rPr>
+              <w:t>第三方渗透测试</w:t>
             </w:r>
           </w:p>
         </w:tc>
@@ -3399,99 +3558,99 @@
                 <w:szCs w:val="18"/>
                 <w:bdr w:val="none" w:color="auto" w:sz="0" w:space="0"/>
               </w:rPr>
-              <w:t>安全</w:t>
-            </w:r>
-          </w:p>
-        </w:tc>
-        <w:tc>
-          <w:tcPr>
-            <w:tcW w:w="0" w:type="auto"/>
-            <w:tcBorders>
-              <w:top w:val="single" w:color="666666" w:sz="6" w:space="0"/>
-              <w:left w:val="single" w:color="666666" w:sz="6" w:space="0"/>
-              <w:bottom w:val="single" w:color="666666" w:sz="6" w:space="0"/>
-              <w:right w:val="single" w:color="666666" w:sz="6" w:space="0"/>
-            </w:tcBorders>
-            <w:shd w:val="clear"/>
-            <w:tcMar>
-              <w:top w:w="70" w:type="dxa"/>
-              <w:left w:w="100" w:type="dxa"/>
-              <w:bottom w:w="70" w:type="dxa"/>
-              <w:right w:w="100" w:type="dxa"/>
-            </w:tcMar>
-            <w:vAlign w:val="top"/>
-          </w:tcPr>
-          <w:p>
-            <w:pPr>
-              <w:keepNext w:val="0"/>
-              <w:keepLines w:val="0"/>
-              <w:widowControl/>
-              <w:suppressLineNumbers w:val="0"/>
-              <w:spacing w:line="17" w:lineRule="atLeast"/>
-              <w:jc w:val="left"/>
-              <w:textAlignment w:val="top"/>
-              <w:rPr>
-                <w:rFonts w:hint="eastAsia" w:ascii="宋体" w:hAnsi="宋体" w:eastAsia="宋体" w:cs="宋体"/>
-                <w:color w:val="000000"/>
-                <w:sz w:val="18"/>
-                <w:szCs w:val="18"/>
-              </w:rPr>
-            </w:pPr>
-            <w:r>
-              <w:rPr>
-                <w:rFonts w:hint="eastAsia" w:ascii="宋体" w:hAnsi="宋体" w:eastAsia="宋体" w:cs="宋体"/>
-                <w:color w:val="000000"/>
-                <w:sz w:val="18"/>
-                <w:szCs w:val="18"/>
-                <w:bdr w:val="none" w:color="auto" w:sz="0" w:space="0"/>
-              </w:rPr>
-              <w:t>认证与授权、越权、注入、CORS、敏感信息暴露、安全响应头</w:t>
-            </w:r>
-          </w:p>
-        </w:tc>
-        <w:tc>
-          <w:tcPr>
-            <w:tcW w:w="0" w:type="auto"/>
-            <w:tcBorders>
-              <w:top w:val="single" w:color="666666" w:sz="6" w:space="0"/>
-              <w:left w:val="single" w:color="666666" w:sz="6" w:space="0"/>
-              <w:bottom w:val="single" w:color="666666" w:sz="6" w:space="0"/>
-              <w:right w:val="single" w:color="666666" w:sz="6" w:space="0"/>
-            </w:tcBorders>
-            <w:shd w:val="clear"/>
-            <w:tcMar>
-              <w:top w:w="70" w:type="dxa"/>
-              <w:left w:w="100" w:type="dxa"/>
-              <w:bottom w:w="70" w:type="dxa"/>
-              <w:right w:w="100" w:type="dxa"/>
-            </w:tcMar>
-            <w:vAlign w:val="top"/>
-          </w:tcPr>
-          <w:p>
-            <w:pPr>
-              <w:keepNext w:val="0"/>
-              <w:keepLines w:val="0"/>
-              <w:widowControl/>
-              <w:suppressLineNumbers w:val="0"/>
-              <w:spacing w:line="17" w:lineRule="atLeast"/>
-              <w:jc w:val="left"/>
-              <w:textAlignment w:val="top"/>
-              <w:rPr>
-                <w:rFonts w:hint="eastAsia" w:ascii="宋体" w:hAnsi="宋体" w:eastAsia="宋体" w:cs="宋体"/>
-                <w:color w:val="000000"/>
-                <w:sz w:val="18"/>
-                <w:szCs w:val="18"/>
-              </w:rPr>
-            </w:pPr>
-            <w:r>
-              <w:rPr>
-                <w:rFonts w:hint="eastAsia" w:ascii="宋体" w:hAnsi="宋体" w:eastAsia="宋体" w:cs="宋体"/>
-                <w:color w:val="000000"/>
-                <w:sz w:val="18"/>
-                <w:szCs w:val="18"/>
-                <w:bdr w:val="none" w:color="auto" w:sz="0" w:space="0"/>
-              </w:rPr>
-              <w:t>第三方渗透测试</w:t>
+              <w:t>性能</w:t>
+            </w:r>
+          </w:p>
+        </w:tc>
+        <w:tc>
+          <w:tcPr>
+            <w:tcW w:w="0" w:type="auto"/>
+            <w:tcBorders>
+              <w:top w:val="single" w:color="666666" w:sz="6" w:space="0"/>
+              <w:left w:val="single" w:color="666666" w:sz="6" w:space="0"/>
+              <w:bottom w:val="single" w:color="666666" w:sz="6" w:space="0"/>
+              <w:right w:val="single" w:color="666666" w:sz="6" w:space="0"/>
+            </w:tcBorders>
+            <w:shd w:val="clear"/>
+            <w:tcMar>
+              <w:top w:w="70" w:type="dxa"/>
+              <w:left w:w="100" w:type="dxa"/>
+              <w:bottom w:w="70" w:type="dxa"/>
+              <w:right w:w="100" w:type="dxa"/>
+            </w:tcMar>
+            <w:vAlign w:val="top"/>
+          </w:tcPr>
+          <w:p>
+            <w:pPr>
+              <w:keepNext w:val="0"/>
+              <w:keepLines w:val="0"/>
+              <w:widowControl/>
+              <w:suppressLineNumbers w:val="0"/>
+              <w:spacing w:line="17" w:lineRule="atLeast"/>
+              <w:jc w:val="left"/>
+              <w:textAlignment w:val="top"/>
+              <w:rPr>
+                <w:rFonts w:hint="eastAsia" w:ascii="宋体" w:hAnsi="宋体" w:eastAsia="宋体" w:cs="宋体"/>
+                <w:color w:val="000000"/>
+                <w:sz w:val="18"/>
+                <w:szCs w:val="18"/>
+              </w:rPr>
+            </w:pPr>
+            <w:r>
+              <w:rPr>
+                <w:rFonts w:hint="eastAsia" w:ascii="宋体" w:hAnsi="宋体" w:eastAsia="宋体" w:cs="宋体"/>
+                <w:color w:val="000000"/>
+                <w:sz w:val="18"/>
+                <w:szCs w:val="18"/>
+                <w:bdr w:val="none" w:color="auto" w:sz="0" w:space="0"/>
+              </w:rPr>
+              <w:t>读接口吞吐与延迟、登录限流</w:t>
+            </w:r>
+          </w:p>
+        </w:tc>
+        <w:tc>
+          <w:tcPr>
+            <w:tcW w:w="0" w:type="auto"/>
+            <w:tcBorders>
+              <w:top w:val="single" w:color="666666" w:sz="6" w:space="0"/>
+              <w:left w:val="single" w:color="666666" w:sz="6" w:space="0"/>
+              <w:bottom w:val="single" w:color="666666" w:sz="6" w:space="0"/>
+              <w:right w:val="single" w:color="666666" w:sz="6" w:space="0"/>
+            </w:tcBorders>
+            <w:shd w:val="clear"/>
+            <w:tcMar>
+              <w:top w:w="70" w:type="dxa"/>
+              <w:left w:w="100" w:type="dxa"/>
+              <w:bottom w:w="70" w:type="dxa"/>
+              <w:right w:w="100" w:type="dxa"/>
+            </w:tcMar>
+            <w:vAlign w:val="top"/>
+          </w:tcPr>
+          <w:p>
+            <w:pPr>
+              <w:keepNext w:val="0"/>
+              <w:keepLines w:val="0"/>
+              <w:widowControl/>
+              <w:suppressLineNumbers w:val="0"/>
+              <w:spacing w:line="17" w:lineRule="atLeast"/>
+              <w:jc w:val="left"/>
+              <w:textAlignment w:val="top"/>
+              <w:rPr>
+                <w:rFonts w:hint="eastAsia" w:ascii="宋体" w:hAnsi="宋体" w:eastAsia="宋体" w:cs="宋体"/>
+                <w:color w:val="000000"/>
+                <w:sz w:val="18"/>
+                <w:szCs w:val="18"/>
+              </w:rPr>
+            </w:pPr>
+            <w:r>
+              <w:rPr>
+                <w:rFonts w:hint="eastAsia" w:ascii="宋体" w:hAnsi="宋体" w:eastAsia="宋体" w:cs="宋体"/>
+                <w:color w:val="000000"/>
+                <w:sz w:val="18"/>
+                <w:szCs w:val="18"/>
+                <w:bdr w:val="none" w:color="auto" w:sz="0" w:space="0"/>
+              </w:rPr>
+              <w:t>长时间稳定性（Soak）</w:t>
             </w:r>
           </w:p>
         </w:tc>
@@ -3506,162 +3665,7 @@
             <w:insideH w:val="none" w:color="auto" w:sz="0" w:space="0"/>
             <w:insideV w:val="none" w:color="auto" w:sz="0" w:space="0"/>
           </w:tblBorders>
-          <w:tblCellMar>
-            <w:top w:w="15" w:type="dxa"/>
-            <w:left w:w="15" w:type="dxa"/>
-            <w:bottom w:w="15" w:type="dxa"/>
-            <w:right w:w="15" w:type="dxa"/>
-          </w:tblCellMar>
-        </w:tblPrEx>
-        <w:tc>
-          <w:tcPr>
-            <w:tcW w:w="0" w:type="auto"/>
-            <w:tcBorders>
-              <w:top w:val="single" w:color="666666" w:sz="6" w:space="0"/>
-              <w:left w:val="single" w:color="666666" w:sz="6" w:space="0"/>
-              <w:bottom w:val="single" w:color="666666" w:sz="6" w:space="0"/>
-              <w:right w:val="single" w:color="666666" w:sz="6" w:space="0"/>
-            </w:tcBorders>
-            <w:shd w:val="clear"/>
-            <w:tcMar>
-              <w:top w:w="70" w:type="dxa"/>
-              <w:left w:w="100" w:type="dxa"/>
-              <w:bottom w:w="70" w:type="dxa"/>
-              <w:right w:w="100" w:type="dxa"/>
-            </w:tcMar>
-            <w:vAlign w:val="top"/>
-          </w:tcPr>
-          <w:p>
-            <w:pPr>
-              <w:keepNext w:val="0"/>
-              <w:keepLines w:val="0"/>
-              <w:widowControl/>
-              <w:suppressLineNumbers w:val="0"/>
-              <w:spacing w:line="17" w:lineRule="atLeast"/>
-              <w:jc w:val="left"/>
-              <w:textAlignment w:val="top"/>
-              <w:rPr>
-                <w:rFonts w:hint="eastAsia" w:ascii="宋体" w:hAnsi="宋体" w:eastAsia="宋体" w:cs="宋体"/>
-                <w:color w:val="000000"/>
-                <w:sz w:val="18"/>
-                <w:szCs w:val="18"/>
-              </w:rPr>
-            </w:pPr>
-            <w:r>
-              <w:rPr>
-                <w:rFonts w:hint="eastAsia" w:ascii="宋体" w:hAnsi="宋体" w:eastAsia="宋体" w:cs="宋体"/>
-                <w:color w:val="000000"/>
-                <w:sz w:val="18"/>
-                <w:szCs w:val="18"/>
-                <w:bdr w:val="none" w:color="auto" w:sz="0" w:space="0"/>
-              </w:rPr>
-              <w:t>性能</w:t>
-            </w:r>
-          </w:p>
-        </w:tc>
-        <w:tc>
-          <w:tcPr>
-            <w:tcW w:w="0" w:type="auto"/>
-            <w:tcBorders>
-              <w:top w:val="single" w:color="666666" w:sz="6" w:space="0"/>
-              <w:left w:val="single" w:color="666666" w:sz="6" w:space="0"/>
-              <w:bottom w:val="single" w:color="666666" w:sz="6" w:space="0"/>
-              <w:right w:val="single" w:color="666666" w:sz="6" w:space="0"/>
-            </w:tcBorders>
-            <w:shd w:val="clear"/>
-            <w:tcMar>
-              <w:top w:w="70" w:type="dxa"/>
-              <w:left w:w="100" w:type="dxa"/>
-              <w:bottom w:w="70" w:type="dxa"/>
-              <w:right w:w="100" w:type="dxa"/>
-            </w:tcMar>
-            <w:vAlign w:val="top"/>
-          </w:tcPr>
-          <w:p>
-            <w:pPr>
-              <w:keepNext w:val="0"/>
-              <w:keepLines w:val="0"/>
-              <w:widowControl/>
-              <w:suppressLineNumbers w:val="0"/>
-              <w:spacing w:line="17" w:lineRule="atLeast"/>
-              <w:jc w:val="left"/>
-              <w:textAlignment w:val="top"/>
-              <w:rPr>
-                <w:rFonts w:hint="eastAsia" w:ascii="宋体" w:hAnsi="宋体" w:eastAsia="宋体" w:cs="宋体"/>
-                <w:color w:val="000000"/>
-                <w:sz w:val="18"/>
-                <w:szCs w:val="18"/>
-              </w:rPr>
-            </w:pPr>
-            <w:r>
-              <w:rPr>
-                <w:rFonts w:hint="eastAsia" w:ascii="宋体" w:hAnsi="宋体" w:eastAsia="宋体" w:cs="宋体"/>
-                <w:color w:val="000000"/>
-                <w:sz w:val="18"/>
-                <w:szCs w:val="18"/>
-                <w:bdr w:val="none" w:color="auto" w:sz="0" w:space="0"/>
-              </w:rPr>
-              <w:t>读接口吞吐与延迟、登录限流</w:t>
-            </w:r>
-          </w:p>
-        </w:tc>
-        <w:tc>
-          <w:tcPr>
-            <w:tcW w:w="0" w:type="auto"/>
-            <w:tcBorders>
-              <w:top w:val="single" w:color="666666" w:sz="6" w:space="0"/>
-              <w:left w:val="single" w:color="666666" w:sz="6" w:space="0"/>
-              <w:bottom w:val="single" w:color="666666" w:sz="6" w:space="0"/>
-              <w:right w:val="single" w:color="666666" w:sz="6" w:space="0"/>
-            </w:tcBorders>
-            <w:shd w:val="clear"/>
-            <w:tcMar>
-              <w:top w:w="70" w:type="dxa"/>
-              <w:left w:w="100" w:type="dxa"/>
-              <w:bottom w:w="70" w:type="dxa"/>
-              <w:right w:w="100" w:type="dxa"/>
-            </w:tcMar>
-            <w:vAlign w:val="top"/>
-          </w:tcPr>
-          <w:p>
-            <w:pPr>
-              <w:keepNext w:val="0"/>
-              <w:keepLines w:val="0"/>
-              <w:widowControl/>
-              <w:suppressLineNumbers w:val="0"/>
-              <w:spacing w:line="17" w:lineRule="atLeast"/>
-              <w:jc w:val="left"/>
-              <w:textAlignment w:val="top"/>
-              <w:rPr>
-                <w:rFonts w:hint="eastAsia" w:ascii="宋体" w:hAnsi="宋体" w:eastAsia="宋体" w:cs="宋体"/>
-                <w:color w:val="000000"/>
-                <w:sz w:val="18"/>
-                <w:szCs w:val="18"/>
-              </w:rPr>
-            </w:pPr>
-            <w:r>
-              <w:rPr>
-                <w:rFonts w:hint="eastAsia" w:ascii="宋体" w:hAnsi="宋体" w:eastAsia="宋体" w:cs="宋体"/>
-                <w:color w:val="000000"/>
-                <w:sz w:val="18"/>
-                <w:szCs w:val="18"/>
-                <w:bdr w:val="none" w:color="auto" w:sz="0" w:space="0"/>
-              </w:rPr>
-              <w:t>长时间稳定性（Soak）</w:t>
-            </w:r>
-          </w:p>
-        </w:tc>
-      </w:tr>
-      <w:tr>
-        <w:tblPrEx>
-          <w:tblBorders>
-            <w:top w:val="none" w:color="auto" w:sz="0" w:space="0"/>
-            <w:left w:val="none" w:color="auto" w:sz="0" w:space="0"/>
-            <w:bottom w:val="none" w:color="auto" w:sz="0" w:space="0"/>
-            <w:right w:val="none" w:color="auto" w:sz="0" w:space="0"/>
-            <w:insideH w:val="none" w:color="auto" w:sz="0" w:space="0"/>
-            <w:insideV w:val="none" w:color="auto" w:sz="0" w:space="0"/>
-          </w:tblBorders>
+          <w:shd w:val="clear"/>
           <w:tblCellMar>
             <w:top w:w="15" w:type="dxa"/>
             <w:left w:w="15" w:type="dxa"/>
@@ -4499,7 +4503,6 @@
             <w:insideH w:val="none" w:color="auto" w:sz="0" w:space="0"/>
             <w:insideV w:val="none" w:color="auto" w:sz="0" w:space="0"/>
           </w:tblBorders>
-          <w:shd w:val="clear"/>
           <w:tblCellMar>
             <w:top w:w="15" w:type="dxa"/>
             <w:left w:w="15" w:type="dxa"/>
@@ -4631,7 +4634,6 @@
             <w:insideH w:val="none" w:color="auto" w:sz="0" w:space="0"/>
             <w:insideV w:val="none" w:color="auto" w:sz="0" w:space="0"/>
           </w:tblBorders>
-          <w:shd w:val="clear"/>
           <w:tblCellMar>
             <w:top w:w="15" w:type="dxa"/>
             <w:left w:w="15" w:type="dxa"/>
@@ -4742,7 +4744,6 @@
             <w:insideH w:val="none" w:color="auto" w:sz="0" w:space="0"/>
             <w:insideV w:val="none" w:color="auto" w:sz="0" w:space="0"/>
           </w:tblBorders>
-          <w:shd w:val="clear"/>
           <w:tblCellMar>
             <w:top w:w="15" w:type="dxa"/>
             <w:left w:w="15" w:type="dxa"/>
@@ -5238,110 +5239,6 @@
             <w:insideV w:val="none" w:color="auto" w:sz="0" w:space="0"/>
           </w:tblBorders>
           <w:shd w:val="clear"/>
-        </w:tblPrEx>
-        <w:tc>
-          <w:tcPr>
-            <w:tcW w:w="0" w:type="auto"/>
-            <w:tcBorders>
-              <w:top w:val="single" w:color="666666" w:sz="6" w:space="0"/>
-              <w:left w:val="single" w:color="666666" w:sz="6" w:space="0"/>
-              <w:bottom w:val="single" w:color="666666" w:sz="6" w:space="0"/>
-              <w:right w:val="single" w:color="666666" w:sz="6" w:space="0"/>
-            </w:tcBorders>
-            <w:shd w:val="clear"/>
-            <w:tcMar>
-              <w:top w:w="70" w:type="dxa"/>
-              <w:left w:w="100" w:type="dxa"/>
-              <w:bottom w:w="70" w:type="dxa"/>
-              <w:right w:w="100" w:type="dxa"/>
-            </w:tcMar>
-            <w:vAlign w:val="top"/>
-          </w:tcPr>
-          <w:p>
-            <w:pPr>
-              <w:keepNext w:val="0"/>
-              <w:keepLines w:val="0"/>
-              <w:widowControl/>
-              <w:suppressLineNumbers w:val="0"/>
-              <w:spacing w:line="17" w:lineRule="atLeast"/>
-              <w:jc w:val="left"/>
-              <w:textAlignment w:val="top"/>
-              <w:rPr>
-                <w:rFonts w:hint="eastAsia" w:ascii="宋体" w:hAnsi="宋体" w:eastAsia="宋体" w:cs="宋体"/>
-                <w:color w:val="000000"/>
-                <w:sz w:val="18"/>
-                <w:szCs w:val="18"/>
-              </w:rPr>
-            </w:pPr>
-            <w:r>
-              <w:rPr>
-                <w:rFonts w:hint="eastAsia" w:ascii="宋体" w:hAnsi="宋体" w:eastAsia="宋体" w:cs="宋体"/>
-                <w:color w:val="000000"/>
-                <w:sz w:val="18"/>
-                <w:szCs w:val="18"/>
-                <w:bdr w:val="none" w:color="auto" w:sz="0" w:space="0"/>
-              </w:rPr>
-              <w:t>Maven</w:t>
-            </w:r>
-          </w:p>
-        </w:tc>
-        <w:tc>
-          <w:tcPr>
-            <w:tcW w:w="0" w:type="auto"/>
-            <w:tcBorders>
-              <w:top w:val="single" w:color="666666" w:sz="6" w:space="0"/>
-              <w:left w:val="single" w:color="666666" w:sz="6" w:space="0"/>
-              <w:bottom w:val="single" w:color="666666" w:sz="6" w:space="0"/>
-              <w:right w:val="single" w:color="666666" w:sz="6" w:space="0"/>
-            </w:tcBorders>
-            <w:shd w:val="clear"/>
-            <w:tcMar>
-              <w:top w:w="70" w:type="dxa"/>
-              <w:left w:w="100" w:type="dxa"/>
-              <w:bottom w:w="70" w:type="dxa"/>
-              <w:right w:w="100" w:type="dxa"/>
-            </w:tcMar>
-            <w:vAlign w:val="top"/>
-          </w:tcPr>
-          <w:p>
-            <w:pPr>
-              <w:keepNext w:val="0"/>
-              <w:keepLines w:val="0"/>
-              <w:widowControl/>
-              <w:suppressLineNumbers w:val="0"/>
-              <w:spacing w:line="17" w:lineRule="atLeast"/>
-              <w:jc w:val="left"/>
-              <w:textAlignment w:val="top"/>
-              <w:rPr>
-                <w:rFonts w:hint="eastAsia" w:ascii="宋体" w:hAnsi="宋体" w:eastAsia="宋体" w:cs="宋体"/>
-                <w:color w:val="000000"/>
-                <w:sz w:val="18"/>
-                <w:szCs w:val="18"/>
-              </w:rPr>
-            </w:pPr>
-            <w:r>
-              <w:rPr>
-                <w:rFonts w:hint="eastAsia" w:ascii="宋体" w:hAnsi="宋体" w:eastAsia="宋体" w:cs="宋体"/>
-                <w:color w:val="000000"/>
-                <w:sz w:val="18"/>
-                <w:szCs w:val="18"/>
-                <w:bdr w:val="none" w:color="auto" w:sz="0" w:space="0"/>
-              </w:rPr>
-              <w:t>Apache Maven 3.9.9</w:t>
-            </w:r>
-          </w:p>
-        </w:tc>
-      </w:tr>
-      <w:tr>
-        <w:tblPrEx>
-          <w:tblBorders>
-            <w:top w:val="none" w:color="auto" w:sz="0" w:space="0"/>
-            <w:left w:val="none" w:color="auto" w:sz="0" w:space="0"/>
-            <w:bottom w:val="none" w:color="auto" w:sz="0" w:space="0"/>
-            <w:right w:val="none" w:color="auto" w:sz="0" w:space="0"/>
-            <w:insideH w:val="none" w:color="auto" w:sz="0" w:space="0"/>
-            <w:insideV w:val="none" w:color="auto" w:sz="0" w:space="0"/>
-          </w:tblBorders>
           <w:tblCellMar>
             <w:top w:w="15" w:type="dxa"/>
             <w:left w:w="15" w:type="dxa"/>
@@ -5391,409 +5288,53 @@
                 <w:szCs w:val="18"/>
                 <w:bdr w:val="none" w:color="auto" w:sz="0" w:space="0"/>
               </w:rPr>
-              <w:t>MySQL</w:t>
-            </w:r>
-          </w:p>
-        </w:tc>
-        <w:tc>
-          <w:tcPr>
-            <w:tcW w:w="0" w:type="auto"/>
-            <w:tcBorders>
-              <w:top w:val="single" w:color="666666" w:sz="6" w:space="0"/>
-              <w:left w:val="single" w:color="666666" w:sz="6" w:space="0"/>
-              <w:bottom w:val="single" w:color="666666" w:sz="6" w:space="0"/>
-              <w:right w:val="single" w:color="666666" w:sz="6" w:space="0"/>
-            </w:tcBorders>
-            <w:shd w:val="clear"/>
-            <w:tcMar>
-              <w:top w:w="70" w:type="dxa"/>
-              <w:left w:w="100" w:type="dxa"/>
-              <w:bottom w:w="70" w:type="dxa"/>
-              <w:right w:w="100" w:type="dxa"/>
-            </w:tcMar>
-            <w:vAlign w:val="top"/>
-          </w:tcPr>
-          <w:p>
-            <w:pPr>
-              <w:keepNext w:val="0"/>
-              <w:keepLines w:val="0"/>
-              <w:widowControl/>
-              <w:suppressLineNumbers w:val="0"/>
-              <w:spacing w:line="17" w:lineRule="atLeast"/>
-              <w:jc w:val="left"/>
-              <w:textAlignment w:val="top"/>
-              <w:rPr>
-                <w:rFonts w:hint="eastAsia" w:ascii="宋体" w:hAnsi="宋体" w:eastAsia="宋体" w:cs="宋体"/>
-                <w:color w:val="000000"/>
-                <w:sz w:val="18"/>
-                <w:szCs w:val="18"/>
-              </w:rPr>
-            </w:pPr>
-            <w:r>
-              <w:rPr>
-                <w:rFonts w:hint="eastAsia" w:ascii="宋体" w:hAnsi="宋体" w:eastAsia="宋体" w:cs="宋体"/>
-                <w:color w:val="000000"/>
-                <w:sz w:val="18"/>
-                <w:szCs w:val="18"/>
-                <w:bdr w:val="none" w:color="auto" w:sz="0" w:space="0"/>
-              </w:rPr>
-              <w:t xml:space="preserve">26.7.0，库 </w:t>
-            </w:r>
-            <w:r>
-              <w:rPr>
-                <w:rStyle w:val="12"/>
-                <w:rFonts w:ascii="宋体" w:hAnsi="宋体" w:eastAsia="宋体" w:cs="宋体"/>
-                <w:color w:val="000000"/>
-                <w:sz w:val="24"/>
-                <w:szCs w:val="24"/>
-                <w:bdr w:val="none" w:color="auto" w:sz="0" w:space="0"/>
-              </w:rPr>
-              <w:t>shop</w:t>
-            </w:r>
-            <w:r>
-              <w:rPr>
-                <w:rFonts w:hint="eastAsia" w:ascii="宋体" w:hAnsi="宋体" w:eastAsia="宋体" w:cs="宋体"/>
-                <w:color w:val="000000"/>
-                <w:sz w:val="18"/>
-                <w:szCs w:val="18"/>
-                <w:bdr w:val="none" w:color="auto" w:sz="0" w:space="0"/>
-              </w:rPr>
-              <w:t xml:space="preserve">（45 张表），测试库 </w:t>
-            </w:r>
-            <w:r>
-              <w:rPr>
-                <w:rStyle w:val="12"/>
-                <w:rFonts w:ascii="宋体" w:hAnsi="宋体" w:eastAsia="宋体" w:cs="宋体"/>
-                <w:color w:val="000000"/>
-                <w:sz w:val="24"/>
-                <w:szCs w:val="24"/>
-                <w:bdr w:val="none" w:color="auto" w:sz="0" w:space="0"/>
-              </w:rPr>
-              <w:t>shop_test</w:t>
-            </w:r>
-          </w:p>
-        </w:tc>
-      </w:tr>
-      <w:tr>
-        <w:tblPrEx>
-          <w:tblBorders>
-            <w:top w:val="none" w:color="auto" w:sz="0" w:space="0"/>
-            <w:left w:val="none" w:color="auto" w:sz="0" w:space="0"/>
-            <w:bottom w:val="none" w:color="auto" w:sz="0" w:space="0"/>
-            <w:right w:val="none" w:color="auto" w:sz="0" w:space="0"/>
-            <w:insideH w:val="none" w:color="auto" w:sz="0" w:space="0"/>
-            <w:insideV w:val="none" w:color="auto" w:sz="0" w:space="0"/>
-          </w:tblBorders>
-        </w:tblPrEx>
-        <w:tc>
-          <w:tcPr>
-            <w:tcW w:w="0" w:type="auto"/>
-            <w:tcBorders>
-              <w:top w:val="single" w:color="666666" w:sz="6" w:space="0"/>
-              <w:left w:val="single" w:color="666666" w:sz="6" w:space="0"/>
-              <w:bottom w:val="single" w:color="666666" w:sz="6" w:space="0"/>
-              <w:right w:val="single" w:color="666666" w:sz="6" w:space="0"/>
-            </w:tcBorders>
-            <w:shd w:val="clear"/>
-            <w:tcMar>
-              <w:top w:w="70" w:type="dxa"/>
-              <w:left w:w="100" w:type="dxa"/>
-              <w:bottom w:w="70" w:type="dxa"/>
-              <w:right w:w="100" w:type="dxa"/>
-            </w:tcMar>
-            <w:vAlign w:val="top"/>
-          </w:tcPr>
-          <w:p>
-            <w:pPr>
-              <w:keepNext w:val="0"/>
-              <w:keepLines w:val="0"/>
-              <w:widowControl/>
-              <w:suppressLineNumbers w:val="0"/>
-              <w:spacing w:line="17" w:lineRule="atLeast"/>
-              <w:jc w:val="left"/>
-              <w:textAlignment w:val="top"/>
-              <w:rPr>
-                <w:rFonts w:hint="eastAsia" w:ascii="宋体" w:hAnsi="宋体" w:eastAsia="宋体" w:cs="宋体"/>
-                <w:color w:val="000000"/>
-                <w:sz w:val="18"/>
-                <w:szCs w:val="18"/>
-              </w:rPr>
-            </w:pPr>
-            <w:r>
-              <w:rPr>
-                <w:rFonts w:hint="eastAsia" w:ascii="宋体" w:hAnsi="宋体" w:eastAsia="宋体" w:cs="宋体"/>
-                <w:color w:val="000000"/>
-                <w:sz w:val="18"/>
-                <w:szCs w:val="18"/>
-                <w:bdr w:val="none" w:color="auto" w:sz="0" w:space="0"/>
-              </w:rPr>
-              <w:t>Redis</w:t>
-            </w:r>
-          </w:p>
-        </w:tc>
-        <w:tc>
-          <w:tcPr>
-            <w:tcW w:w="0" w:type="auto"/>
-            <w:tcBorders>
-              <w:top w:val="single" w:color="666666" w:sz="6" w:space="0"/>
-              <w:left w:val="single" w:color="666666" w:sz="6" w:space="0"/>
-              <w:bottom w:val="single" w:color="666666" w:sz="6" w:space="0"/>
-              <w:right w:val="single" w:color="666666" w:sz="6" w:space="0"/>
-            </w:tcBorders>
-            <w:shd w:val="clear"/>
-            <w:tcMar>
-              <w:top w:w="70" w:type="dxa"/>
-              <w:left w:w="100" w:type="dxa"/>
-              <w:bottom w:w="70" w:type="dxa"/>
-              <w:right w:w="100" w:type="dxa"/>
-            </w:tcMar>
-            <w:vAlign w:val="top"/>
-          </w:tcPr>
-          <w:p>
-            <w:pPr>
-              <w:keepNext w:val="0"/>
-              <w:keepLines w:val="0"/>
-              <w:widowControl/>
-              <w:suppressLineNumbers w:val="0"/>
-              <w:spacing w:line="17" w:lineRule="atLeast"/>
-              <w:jc w:val="left"/>
-              <w:textAlignment w:val="top"/>
-              <w:rPr>
-                <w:rFonts w:hint="eastAsia" w:ascii="宋体" w:hAnsi="宋体" w:eastAsia="宋体" w:cs="宋体"/>
-                <w:color w:val="000000"/>
-                <w:sz w:val="18"/>
-                <w:szCs w:val="18"/>
-              </w:rPr>
-            </w:pPr>
-            <w:r>
-              <w:rPr>
-                <w:rFonts w:hint="eastAsia" w:ascii="宋体" w:hAnsi="宋体" w:eastAsia="宋体" w:cs="宋体"/>
-                <w:color w:val="000000"/>
-                <w:sz w:val="18"/>
-                <w:szCs w:val="18"/>
-                <w:bdr w:val="none" w:color="auto" w:sz="0" w:space="0"/>
-              </w:rPr>
-              <w:t>7.x，127.0.0.1:6379</w:t>
-            </w:r>
-          </w:p>
-        </w:tc>
-      </w:tr>
-      <w:tr>
-        <w:tblPrEx>
-          <w:tblBorders>
-            <w:top w:val="none" w:color="auto" w:sz="0" w:space="0"/>
-            <w:left w:val="none" w:color="auto" w:sz="0" w:space="0"/>
-            <w:bottom w:val="none" w:color="auto" w:sz="0" w:space="0"/>
-            <w:right w:val="none" w:color="auto" w:sz="0" w:space="0"/>
-            <w:insideH w:val="none" w:color="auto" w:sz="0" w:space="0"/>
-            <w:insideV w:val="none" w:color="auto" w:sz="0" w:space="0"/>
-          </w:tblBorders>
-          <w:tblCellMar>
-            <w:top w:w="15" w:type="dxa"/>
-            <w:left w:w="15" w:type="dxa"/>
-            <w:bottom w:w="15" w:type="dxa"/>
-            <w:right w:w="15" w:type="dxa"/>
-          </w:tblCellMar>
-        </w:tblPrEx>
-        <w:tc>
-          <w:tcPr>
-            <w:tcW w:w="0" w:type="auto"/>
-            <w:tcBorders>
-              <w:top w:val="single" w:color="666666" w:sz="6" w:space="0"/>
-              <w:left w:val="single" w:color="666666" w:sz="6" w:space="0"/>
-              <w:bottom w:val="single" w:color="666666" w:sz="6" w:space="0"/>
-              <w:right w:val="single" w:color="666666" w:sz="6" w:space="0"/>
-            </w:tcBorders>
-            <w:shd w:val="clear"/>
-            <w:tcMar>
-              <w:top w:w="70" w:type="dxa"/>
-              <w:left w:w="100" w:type="dxa"/>
-              <w:bottom w:w="70" w:type="dxa"/>
-              <w:right w:w="100" w:type="dxa"/>
-            </w:tcMar>
-            <w:vAlign w:val="top"/>
-          </w:tcPr>
-          <w:p>
-            <w:pPr>
-              <w:keepNext w:val="0"/>
-              <w:keepLines w:val="0"/>
-              <w:widowControl/>
-              <w:suppressLineNumbers w:val="0"/>
-              <w:spacing w:line="17" w:lineRule="atLeast"/>
-              <w:jc w:val="left"/>
-              <w:textAlignment w:val="top"/>
-              <w:rPr>
-                <w:rFonts w:hint="eastAsia" w:ascii="宋体" w:hAnsi="宋体" w:eastAsia="宋体" w:cs="宋体"/>
-                <w:color w:val="000000"/>
-                <w:sz w:val="18"/>
-                <w:szCs w:val="18"/>
-              </w:rPr>
-            </w:pPr>
-            <w:r>
-              <w:rPr>
-                <w:rFonts w:hint="eastAsia" w:ascii="宋体" w:hAnsi="宋体" w:eastAsia="宋体" w:cs="宋体"/>
-                <w:color w:val="000000"/>
-                <w:sz w:val="18"/>
-                <w:szCs w:val="18"/>
-                <w:bdr w:val="none" w:color="auto" w:sz="0" w:space="0"/>
-              </w:rPr>
-              <w:t>Node / npm</w:t>
-            </w:r>
-          </w:p>
-        </w:tc>
-        <w:tc>
-          <w:tcPr>
-            <w:tcW w:w="0" w:type="auto"/>
-            <w:tcBorders>
-              <w:top w:val="single" w:color="666666" w:sz="6" w:space="0"/>
-              <w:left w:val="single" w:color="666666" w:sz="6" w:space="0"/>
-              <w:bottom w:val="single" w:color="666666" w:sz="6" w:space="0"/>
-              <w:right w:val="single" w:color="666666" w:sz="6" w:space="0"/>
-            </w:tcBorders>
-            <w:shd w:val="clear"/>
-            <w:tcMar>
-              <w:top w:w="70" w:type="dxa"/>
-              <w:left w:w="100" w:type="dxa"/>
-              <w:bottom w:w="70" w:type="dxa"/>
-              <w:right w:w="100" w:type="dxa"/>
-            </w:tcMar>
-            <w:vAlign w:val="top"/>
-          </w:tcPr>
-          <w:p>
-            <w:pPr>
-              <w:keepNext w:val="0"/>
-              <w:keepLines w:val="0"/>
-              <w:widowControl/>
-              <w:suppressLineNumbers w:val="0"/>
-              <w:spacing w:line="17" w:lineRule="atLeast"/>
-              <w:jc w:val="left"/>
-              <w:textAlignment w:val="top"/>
-              <w:rPr>
-                <w:rFonts w:hint="eastAsia" w:ascii="宋体" w:hAnsi="宋体" w:eastAsia="宋体" w:cs="宋体"/>
-                <w:color w:val="000000"/>
-                <w:sz w:val="18"/>
-                <w:szCs w:val="18"/>
-              </w:rPr>
-            </w:pPr>
-            <w:r>
-              <w:rPr>
-                <w:rFonts w:hint="eastAsia" w:ascii="宋体" w:hAnsi="宋体" w:eastAsia="宋体" w:cs="宋体"/>
-                <w:color w:val="000000"/>
-                <w:sz w:val="18"/>
-                <w:szCs w:val="18"/>
-                <w:bdr w:val="none" w:color="auto" w:sz="0" w:space="0"/>
-              </w:rPr>
-              <w:t>v24.21.0 / 11.19.0</w:t>
-            </w:r>
-          </w:p>
-        </w:tc>
-      </w:tr>
-      <w:tr>
-        <w:tblPrEx>
-          <w:tblBorders>
-            <w:top w:val="none" w:color="auto" w:sz="0" w:space="0"/>
-            <w:left w:val="none" w:color="auto" w:sz="0" w:space="0"/>
-            <w:bottom w:val="none" w:color="auto" w:sz="0" w:space="0"/>
-            <w:right w:val="none" w:color="auto" w:sz="0" w:space="0"/>
-            <w:insideH w:val="none" w:color="auto" w:sz="0" w:space="0"/>
-            <w:insideV w:val="none" w:color="auto" w:sz="0" w:space="0"/>
-          </w:tblBorders>
-          <w:tblCellMar>
-            <w:top w:w="15" w:type="dxa"/>
-            <w:left w:w="15" w:type="dxa"/>
-            <w:bottom w:w="15" w:type="dxa"/>
-            <w:right w:w="15" w:type="dxa"/>
-          </w:tblCellMar>
-        </w:tblPrEx>
-        <w:tc>
-          <w:tcPr>
-            <w:tcW w:w="0" w:type="auto"/>
-            <w:tcBorders>
-              <w:top w:val="single" w:color="666666" w:sz="6" w:space="0"/>
-              <w:left w:val="single" w:color="666666" w:sz="6" w:space="0"/>
-              <w:bottom w:val="single" w:color="666666" w:sz="6" w:space="0"/>
-              <w:right w:val="single" w:color="666666" w:sz="6" w:space="0"/>
-            </w:tcBorders>
-            <w:shd w:val="clear"/>
-            <w:tcMar>
-              <w:top w:w="70" w:type="dxa"/>
-              <w:left w:w="100" w:type="dxa"/>
-              <w:bottom w:w="70" w:type="dxa"/>
-              <w:right w:w="100" w:type="dxa"/>
-            </w:tcMar>
-            <w:vAlign w:val="top"/>
-          </w:tcPr>
-          <w:p>
-            <w:pPr>
-              <w:keepNext w:val="0"/>
-              <w:keepLines w:val="0"/>
-              <w:widowControl/>
-              <w:suppressLineNumbers w:val="0"/>
-              <w:spacing w:line="17" w:lineRule="atLeast"/>
-              <w:jc w:val="left"/>
-              <w:textAlignment w:val="top"/>
-              <w:rPr>
-                <w:rFonts w:hint="eastAsia" w:ascii="宋体" w:hAnsi="宋体" w:eastAsia="宋体" w:cs="宋体"/>
-                <w:color w:val="000000"/>
-                <w:sz w:val="18"/>
-                <w:szCs w:val="18"/>
-              </w:rPr>
-            </w:pPr>
-            <w:r>
-              <w:rPr>
-                <w:rFonts w:hint="eastAsia" w:ascii="宋体" w:hAnsi="宋体" w:eastAsia="宋体" w:cs="宋体"/>
-                <w:color w:val="000000"/>
-                <w:sz w:val="18"/>
-                <w:szCs w:val="18"/>
-                <w:bdr w:val="none" w:color="auto" w:sz="0" w:space="0"/>
-              </w:rPr>
-              <w:t>前端构建</w:t>
-            </w:r>
-          </w:p>
-        </w:tc>
-        <w:tc>
-          <w:tcPr>
-            <w:tcW w:w="0" w:type="auto"/>
-            <w:tcBorders>
-              <w:top w:val="single" w:color="666666" w:sz="6" w:space="0"/>
-              <w:left w:val="single" w:color="666666" w:sz="6" w:space="0"/>
-              <w:bottom w:val="single" w:color="666666" w:sz="6" w:space="0"/>
-              <w:right w:val="single" w:color="666666" w:sz="6" w:space="0"/>
-            </w:tcBorders>
-            <w:shd w:val="clear"/>
-            <w:tcMar>
-              <w:top w:w="70" w:type="dxa"/>
-              <w:left w:w="100" w:type="dxa"/>
-              <w:bottom w:w="70" w:type="dxa"/>
-              <w:right w:w="100" w:type="dxa"/>
-            </w:tcMar>
-            <w:vAlign w:val="top"/>
-          </w:tcPr>
-          <w:p>
-            <w:pPr>
-              <w:keepNext w:val="0"/>
-              <w:keepLines w:val="0"/>
-              <w:widowControl/>
-              <w:suppressLineNumbers w:val="0"/>
-              <w:spacing w:line="17" w:lineRule="atLeast"/>
-              <w:jc w:val="left"/>
-              <w:textAlignment w:val="top"/>
-              <w:rPr>
-                <w:rFonts w:hint="eastAsia" w:ascii="宋体" w:hAnsi="宋体" w:eastAsia="宋体" w:cs="宋体"/>
-                <w:color w:val="000000"/>
-                <w:sz w:val="18"/>
-                <w:szCs w:val="18"/>
-              </w:rPr>
-            </w:pPr>
-            <w:r>
-              <w:rPr>
-                <w:rFonts w:hint="eastAsia" w:ascii="宋体" w:hAnsi="宋体" w:eastAsia="宋体" w:cs="宋体"/>
-                <w:color w:val="000000"/>
-                <w:sz w:val="18"/>
-                <w:szCs w:val="18"/>
-                <w:bdr w:val="none" w:color="auto" w:sz="0" w:space="0"/>
-              </w:rPr>
-              <w:t>Vue 3.5 + Vite 6.4.1</w:t>
+              <w:t>Maven</w:t>
+            </w:r>
+          </w:p>
+        </w:tc>
+        <w:tc>
+          <w:tcPr>
+            <w:tcW w:w="0" w:type="auto"/>
+            <w:tcBorders>
+              <w:top w:val="single" w:color="666666" w:sz="6" w:space="0"/>
+              <w:left w:val="single" w:color="666666" w:sz="6" w:space="0"/>
+              <w:bottom w:val="single" w:color="666666" w:sz="6" w:space="0"/>
+              <w:right w:val="single" w:color="666666" w:sz="6" w:space="0"/>
+            </w:tcBorders>
+            <w:shd w:val="clear"/>
+            <w:tcMar>
+              <w:top w:w="70" w:type="dxa"/>
+              <w:left w:w="100" w:type="dxa"/>
+              <w:bottom w:w="70" w:type="dxa"/>
+              <w:right w:w="100" w:type="dxa"/>
+            </w:tcMar>
+            <w:vAlign w:val="top"/>
+          </w:tcPr>
+          <w:p>
+            <w:pPr>
+              <w:keepNext w:val="0"/>
+              <w:keepLines w:val="0"/>
+              <w:widowControl/>
+              <w:suppressLineNumbers w:val="0"/>
+              <w:spacing w:line="17" w:lineRule="atLeast"/>
+              <w:jc w:val="left"/>
+              <w:textAlignment w:val="top"/>
+              <w:rPr>
+                <w:rFonts w:hint="eastAsia" w:ascii="宋体" w:hAnsi="宋体" w:eastAsia="宋体" w:cs="宋体"/>
+                <w:color w:val="000000"/>
+                <w:sz w:val="18"/>
+                <w:szCs w:val="18"/>
+              </w:rPr>
+            </w:pPr>
+            <w:r>
+              <w:rPr>
+                <w:rFonts w:hint="eastAsia" w:ascii="宋体" w:hAnsi="宋体" w:eastAsia="宋体" w:cs="宋体"/>
+                <w:color w:val="000000"/>
+                <w:sz w:val="18"/>
+                <w:szCs w:val="18"/>
+                <w:bdr w:val="none" w:color="auto" w:sz="0" w:space="0"/>
+              </w:rPr>
+              <w:t>Apache Maven 3.9.9</w:t>
             </w:r>
           </w:p>
         </w:tc>
@@ -5809,6 +5350,488 @@
             <w:insideV w:val="none" w:color="auto" w:sz="0" w:space="0"/>
           </w:tblBorders>
           <w:shd w:val="clear"/>
+          <w:tblCellMar>
+            <w:top w:w="15" w:type="dxa"/>
+            <w:left w:w="15" w:type="dxa"/>
+            <w:bottom w:w="15" w:type="dxa"/>
+            <w:right w:w="15" w:type="dxa"/>
+          </w:tblCellMar>
+        </w:tblPrEx>
+        <w:tc>
+          <w:tcPr>
+            <w:tcW w:w="0" w:type="auto"/>
+            <w:tcBorders>
+              <w:top w:val="single" w:color="666666" w:sz="6" w:space="0"/>
+              <w:left w:val="single" w:color="666666" w:sz="6" w:space="0"/>
+              <w:bottom w:val="single" w:color="666666" w:sz="6" w:space="0"/>
+              <w:right w:val="single" w:color="666666" w:sz="6" w:space="0"/>
+            </w:tcBorders>
+            <w:shd w:val="clear"/>
+            <w:tcMar>
+              <w:top w:w="70" w:type="dxa"/>
+              <w:left w:w="100" w:type="dxa"/>
+              <w:bottom w:w="70" w:type="dxa"/>
+              <w:right w:w="100" w:type="dxa"/>
+            </w:tcMar>
+            <w:vAlign w:val="top"/>
+          </w:tcPr>
+          <w:p>
+            <w:pPr>
+              <w:keepNext w:val="0"/>
+              <w:keepLines w:val="0"/>
+              <w:widowControl/>
+              <w:suppressLineNumbers w:val="0"/>
+              <w:spacing w:line="17" w:lineRule="atLeast"/>
+              <w:jc w:val="left"/>
+              <w:textAlignment w:val="top"/>
+              <w:rPr>
+                <w:rFonts w:hint="eastAsia" w:ascii="宋体" w:hAnsi="宋体" w:eastAsia="宋体" w:cs="宋体"/>
+                <w:color w:val="000000"/>
+                <w:sz w:val="18"/>
+                <w:szCs w:val="18"/>
+              </w:rPr>
+            </w:pPr>
+            <w:r>
+              <w:rPr>
+                <w:rFonts w:hint="eastAsia" w:ascii="宋体" w:hAnsi="宋体" w:eastAsia="宋体" w:cs="宋体"/>
+                <w:color w:val="000000"/>
+                <w:sz w:val="18"/>
+                <w:szCs w:val="18"/>
+                <w:bdr w:val="none" w:color="auto" w:sz="0" w:space="0"/>
+              </w:rPr>
+              <w:t>MySQL</w:t>
+            </w:r>
+          </w:p>
+        </w:tc>
+        <w:tc>
+          <w:tcPr>
+            <w:tcW w:w="0" w:type="auto"/>
+            <w:tcBorders>
+              <w:top w:val="single" w:color="666666" w:sz="6" w:space="0"/>
+              <w:left w:val="single" w:color="666666" w:sz="6" w:space="0"/>
+              <w:bottom w:val="single" w:color="666666" w:sz="6" w:space="0"/>
+              <w:right w:val="single" w:color="666666" w:sz="6" w:space="0"/>
+            </w:tcBorders>
+            <w:shd w:val="clear"/>
+            <w:tcMar>
+              <w:top w:w="70" w:type="dxa"/>
+              <w:left w:w="100" w:type="dxa"/>
+              <w:bottom w:w="70" w:type="dxa"/>
+              <w:right w:w="100" w:type="dxa"/>
+            </w:tcMar>
+            <w:vAlign w:val="top"/>
+          </w:tcPr>
+          <w:p>
+            <w:pPr>
+              <w:keepNext w:val="0"/>
+              <w:keepLines w:val="0"/>
+              <w:widowControl/>
+              <w:suppressLineNumbers w:val="0"/>
+              <w:spacing w:line="17" w:lineRule="atLeast"/>
+              <w:jc w:val="left"/>
+              <w:textAlignment w:val="top"/>
+              <w:rPr>
+                <w:rFonts w:hint="eastAsia" w:ascii="宋体" w:hAnsi="宋体" w:eastAsia="宋体" w:cs="宋体"/>
+                <w:color w:val="000000"/>
+                <w:sz w:val="18"/>
+                <w:szCs w:val="18"/>
+              </w:rPr>
+            </w:pPr>
+            <w:r>
+              <w:rPr>
+                <w:rFonts w:hint="eastAsia" w:ascii="宋体" w:hAnsi="宋体" w:eastAsia="宋体" w:cs="宋体"/>
+                <w:color w:val="000000"/>
+                <w:sz w:val="18"/>
+                <w:szCs w:val="18"/>
+                <w:bdr w:val="none" w:color="auto" w:sz="0" w:space="0"/>
+              </w:rPr>
+              <w:t xml:space="preserve">26.7.0，库 </w:t>
+            </w:r>
+            <w:r>
+              <w:rPr>
+                <w:rStyle w:val="12"/>
+                <w:rFonts w:ascii="宋体" w:hAnsi="宋体" w:eastAsia="宋体" w:cs="宋体"/>
+                <w:color w:val="000000"/>
+                <w:sz w:val="24"/>
+                <w:szCs w:val="24"/>
+                <w:bdr w:val="none" w:color="auto" w:sz="0" w:space="0"/>
+              </w:rPr>
+              <w:t>shop</w:t>
+            </w:r>
+            <w:r>
+              <w:rPr>
+                <w:rFonts w:hint="eastAsia" w:ascii="宋体" w:hAnsi="宋体" w:eastAsia="宋体" w:cs="宋体"/>
+                <w:color w:val="000000"/>
+                <w:sz w:val="18"/>
+                <w:szCs w:val="18"/>
+                <w:bdr w:val="none" w:color="auto" w:sz="0" w:space="0"/>
+              </w:rPr>
+              <w:t xml:space="preserve">（45 张表），测试库 </w:t>
+            </w:r>
+            <w:r>
+              <w:rPr>
+                <w:rStyle w:val="12"/>
+                <w:rFonts w:ascii="宋体" w:hAnsi="宋体" w:eastAsia="宋体" w:cs="宋体"/>
+                <w:color w:val="000000"/>
+                <w:sz w:val="24"/>
+                <w:szCs w:val="24"/>
+                <w:bdr w:val="none" w:color="auto" w:sz="0" w:space="0"/>
+              </w:rPr>
+              <w:t>shop_test</w:t>
+            </w:r>
+          </w:p>
+        </w:tc>
+      </w:tr>
+      <w:tr>
+        <w:tblPrEx>
+          <w:tblBorders>
+            <w:top w:val="none" w:color="auto" w:sz="0" w:space="0"/>
+            <w:left w:val="none" w:color="auto" w:sz="0" w:space="0"/>
+            <w:bottom w:val="none" w:color="auto" w:sz="0" w:space="0"/>
+            <w:right w:val="none" w:color="auto" w:sz="0" w:space="0"/>
+            <w:insideH w:val="none" w:color="auto" w:sz="0" w:space="0"/>
+            <w:insideV w:val="none" w:color="auto" w:sz="0" w:space="0"/>
+          </w:tblBorders>
+          <w:shd w:val="clear"/>
+          <w:tblCellMar>
+            <w:top w:w="15" w:type="dxa"/>
+            <w:left w:w="15" w:type="dxa"/>
+            <w:bottom w:w="15" w:type="dxa"/>
+            <w:right w:w="15" w:type="dxa"/>
+          </w:tblCellMar>
+        </w:tblPrEx>
+        <w:tc>
+          <w:tcPr>
+            <w:tcW w:w="0" w:type="auto"/>
+            <w:tcBorders>
+              <w:top w:val="single" w:color="666666" w:sz="6" w:space="0"/>
+              <w:left w:val="single" w:color="666666" w:sz="6" w:space="0"/>
+              <w:bottom w:val="single" w:color="666666" w:sz="6" w:space="0"/>
+              <w:right w:val="single" w:color="666666" w:sz="6" w:space="0"/>
+            </w:tcBorders>
+            <w:shd w:val="clear"/>
+            <w:tcMar>
+              <w:top w:w="70" w:type="dxa"/>
+              <w:left w:w="100" w:type="dxa"/>
+              <w:bottom w:w="70" w:type="dxa"/>
+              <w:right w:w="100" w:type="dxa"/>
+            </w:tcMar>
+            <w:vAlign w:val="top"/>
+          </w:tcPr>
+          <w:p>
+            <w:pPr>
+              <w:keepNext w:val="0"/>
+              <w:keepLines w:val="0"/>
+              <w:widowControl/>
+              <w:suppressLineNumbers w:val="0"/>
+              <w:spacing w:line="17" w:lineRule="atLeast"/>
+              <w:jc w:val="left"/>
+              <w:textAlignment w:val="top"/>
+              <w:rPr>
+                <w:rFonts w:hint="eastAsia" w:ascii="宋体" w:hAnsi="宋体" w:eastAsia="宋体" w:cs="宋体"/>
+                <w:color w:val="000000"/>
+                <w:sz w:val="18"/>
+                <w:szCs w:val="18"/>
+              </w:rPr>
+            </w:pPr>
+            <w:r>
+              <w:rPr>
+                <w:rFonts w:hint="eastAsia" w:ascii="宋体" w:hAnsi="宋体" w:eastAsia="宋体" w:cs="宋体"/>
+                <w:color w:val="000000"/>
+                <w:sz w:val="18"/>
+                <w:szCs w:val="18"/>
+                <w:bdr w:val="none" w:color="auto" w:sz="0" w:space="0"/>
+              </w:rPr>
+              <w:t>Redis</w:t>
+            </w:r>
+          </w:p>
+        </w:tc>
+        <w:tc>
+          <w:tcPr>
+            <w:tcW w:w="0" w:type="auto"/>
+            <w:tcBorders>
+              <w:top w:val="single" w:color="666666" w:sz="6" w:space="0"/>
+              <w:left w:val="single" w:color="666666" w:sz="6" w:space="0"/>
+              <w:bottom w:val="single" w:color="666666" w:sz="6" w:space="0"/>
+              <w:right w:val="single" w:color="666666" w:sz="6" w:space="0"/>
+            </w:tcBorders>
+            <w:shd w:val="clear"/>
+            <w:tcMar>
+              <w:top w:w="70" w:type="dxa"/>
+              <w:left w:w="100" w:type="dxa"/>
+              <w:bottom w:w="70" w:type="dxa"/>
+              <w:right w:w="100" w:type="dxa"/>
+            </w:tcMar>
+            <w:vAlign w:val="top"/>
+          </w:tcPr>
+          <w:p>
+            <w:pPr>
+              <w:keepNext w:val="0"/>
+              <w:keepLines w:val="0"/>
+              <w:widowControl/>
+              <w:suppressLineNumbers w:val="0"/>
+              <w:spacing w:line="17" w:lineRule="atLeast"/>
+              <w:jc w:val="left"/>
+              <w:textAlignment w:val="top"/>
+              <w:rPr>
+                <w:rFonts w:hint="eastAsia" w:ascii="宋体" w:hAnsi="宋体" w:eastAsia="宋体" w:cs="宋体"/>
+                <w:color w:val="000000"/>
+                <w:sz w:val="18"/>
+                <w:szCs w:val="18"/>
+              </w:rPr>
+            </w:pPr>
+            <w:r>
+              <w:rPr>
+                <w:rFonts w:hint="eastAsia" w:ascii="宋体" w:hAnsi="宋体" w:eastAsia="宋体" w:cs="宋体"/>
+                <w:color w:val="000000"/>
+                <w:sz w:val="18"/>
+                <w:szCs w:val="18"/>
+                <w:bdr w:val="none" w:color="auto" w:sz="0" w:space="0"/>
+              </w:rPr>
+              <w:t>7.x，127.0.0.1:6379</w:t>
+            </w:r>
+          </w:p>
+        </w:tc>
+      </w:tr>
+      <w:tr>
+        <w:tblPrEx>
+          <w:tblBorders>
+            <w:top w:val="none" w:color="auto" w:sz="0" w:space="0"/>
+            <w:left w:val="none" w:color="auto" w:sz="0" w:space="0"/>
+            <w:bottom w:val="none" w:color="auto" w:sz="0" w:space="0"/>
+            <w:right w:val="none" w:color="auto" w:sz="0" w:space="0"/>
+            <w:insideH w:val="none" w:color="auto" w:sz="0" w:space="0"/>
+            <w:insideV w:val="none" w:color="auto" w:sz="0" w:space="0"/>
+          </w:tblBorders>
+          <w:shd w:val="clear"/>
+          <w:tblCellMar>
+            <w:top w:w="15" w:type="dxa"/>
+            <w:left w:w="15" w:type="dxa"/>
+            <w:bottom w:w="15" w:type="dxa"/>
+            <w:right w:w="15" w:type="dxa"/>
+          </w:tblCellMar>
+        </w:tblPrEx>
+        <w:tc>
+          <w:tcPr>
+            <w:tcW w:w="0" w:type="auto"/>
+            <w:tcBorders>
+              <w:top w:val="single" w:color="666666" w:sz="6" w:space="0"/>
+              <w:left w:val="single" w:color="666666" w:sz="6" w:space="0"/>
+              <w:bottom w:val="single" w:color="666666" w:sz="6" w:space="0"/>
+              <w:right w:val="single" w:color="666666" w:sz="6" w:space="0"/>
+            </w:tcBorders>
+            <w:shd w:val="clear"/>
+            <w:tcMar>
+              <w:top w:w="70" w:type="dxa"/>
+              <w:left w:w="100" w:type="dxa"/>
+              <w:bottom w:w="70" w:type="dxa"/>
+              <w:right w:w="100" w:type="dxa"/>
+            </w:tcMar>
+            <w:vAlign w:val="top"/>
+          </w:tcPr>
+          <w:p>
+            <w:pPr>
+              <w:keepNext w:val="0"/>
+              <w:keepLines w:val="0"/>
+              <w:widowControl/>
+              <w:suppressLineNumbers w:val="0"/>
+              <w:spacing w:line="17" w:lineRule="atLeast"/>
+              <w:jc w:val="left"/>
+              <w:textAlignment w:val="top"/>
+              <w:rPr>
+                <w:rFonts w:hint="eastAsia" w:ascii="宋体" w:hAnsi="宋体" w:eastAsia="宋体" w:cs="宋体"/>
+                <w:color w:val="000000"/>
+                <w:sz w:val="18"/>
+                <w:szCs w:val="18"/>
+              </w:rPr>
+            </w:pPr>
+            <w:r>
+              <w:rPr>
+                <w:rFonts w:hint="eastAsia" w:ascii="宋体" w:hAnsi="宋体" w:eastAsia="宋体" w:cs="宋体"/>
+                <w:color w:val="000000"/>
+                <w:sz w:val="18"/>
+                <w:szCs w:val="18"/>
+                <w:bdr w:val="none" w:color="auto" w:sz="0" w:space="0"/>
+              </w:rPr>
+              <w:t>Node / npm</w:t>
+            </w:r>
+          </w:p>
+        </w:tc>
+        <w:tc>
+          <w:tcPr>
+            <w:tcW w:w="0" w:type="auto"/>
+            <w:tcBorders>
+              <w:top w:val="single" w:color="666666" w:sz="6" w:space="0"/>
+              <w:left w:val="single" w:color="666666" w:sz="6" w:space="0"/>
+              <w:bottom w:val="single" w:color="666666" w:sz="6" w:space="0"/>
+              <w:right w:val="single" w:color="666666" w:sz="6" w:space="0"/>
+            </w:tcBorders>
+            <w:shd w:val="clear"/>
+            <w:tcMar>
+              <w:top w:w="70" w:type="dxa"/>
+              <w:left w:w="100" w:type="dxa"/>
+              <w:bottom w:w="70" w:type="dxa"/>
+              <w:right w:w="100" w:type="dxa"/>
+            </w:tcMar>
+            <w:vAlign w:val="top"/>
+          </w:tcPr>
+          <w:p>
+            <w:pPr>
+              <w:keepNext w:val="0"/>
+              <w:keepLines w:val="0"/>
+              <w:widowControl/>
+              <w:suppressLineNumbers w:val="0"/>
+              <w:spacing w:line="17" w:lineRule="atLeast"/>
+              <w:jc w:val="left"/>
+              <w:textAlignment w:val="top"/>
+              <w:rPr>
+                <w:rFonts w:hint="eastAsia" w:ascii="宋体" w:hAnsi="宋体" w:eastAsia="宋体" w:cs="宋体"/>
+                <w:color w:val="000000"/>
+                <w:sz w:val="18"/>
+                <w:szCs w:val="18"/>
+              </w:rPr>
+            </w:pPr>
+            <w:r>
+              <w:rPr>
+                <w:rFonts w:hint="eastAsia" w:ascii="宋体" w:hAnsi="宋体" w:eastAsia="宋体" w:cs="宋体"/>
+                <w:color w:val="000000"/>
+                <w:sz w:val="18"/>
+                <w:szCs w:val="18"/>
+                <w:bdr w:val="none" w:color="auto" w:sz="0" w:space="0"/>
+              </w:rPr>
+              <w:t>v24.21.0 / 11.19.0</w:t>
+            </w:r>
+          </w:p>
+        </w:tc>
+      </w:tr>
+      <w:tr>
+        <w:tblPrEx>
+          <w:tblBorders>
+            <w:top w:val="none" w:color="auto" w:sz="0" w:space="0"/>
+            <w:left w:val="none" w:color="auto" w:sz="0" w:space="0"/>
+            <w:bottom w:val="none" w:color="auto" w:sz="0" w:space="0"/>
+            <w:right w:val="none" w:color="auto" w:sz="0" w:space="0"/>
+            <w:insideH w:val="none" w:color="auto" w:sz="0" w:space="0"/>
+            <w:insideV w:val="none" w:color="auto" w:sz="0" w:space="0"/>
+          </w:tblBorders>
+          <w:shd w:val="clear"/>
+          <w:tblCellMar>
+            <w:top w:w="15" w:type="dxa"/>
+            <w:left w:w="15" w:type="dxa"/>
+            <w:bottom w:w="15" w:type="dxa"/>
+            <w:right w:w="15" w:type="dxa"/>
+          </w:tblCellMar>
+        </w:tblPrEx>
+        <w:tc>
+          <w:tcPr>
+            <w:tcW w:w="0" w:type="auto"/>
+            <w:tcBorders>
+              <w:top w:val="single" w:color="666666" w:sz="6" w:space="0"/>
+              <w:left w:val="single" w:color="666666" w:sz="6" w:space="0"/>
+              <w:bottom w:val="single" w:color="666666" w:sz="6" w:space="0"/>
+              <w:right w:val="single" w:color="666666" w:sz="6" w:space="0"/>
+            </w:tcBorders>
+            <w:shd w:val="clear"/>
+            <w:tcMar>
+              <w:top w:w="70" w:type="dxa"/>
+              <w:left w:w="100" w:type="dxa"/>
+              <w:bottom w:w="70" w:type="dxa"/>
+              <w:right w:w="100" w:type="dxa"/>
+            </w:tcMar>
+            <w:vAlign w:val="top"/>
+          </w:tcPr>
+          <w:p>
+            <w:pPr>
+              <w:keepNext w:val="0"/>
+              <w:keepLines w:val="0"/>
+              <w:widowControl/>
+              <w:suppressLineNumbers w:val="0"/>
+              <w:spacing w:line="17" w:lineRule="atLeast"/>
+              <w:jc w:val="left"/>
+              <w:textAlignment w:val="top"/>
+              <w:rPr>
+                <w:rFonts w:hint="eastAsia" w:ascii="宋体" w:hAnsi="宋体" w:eastAsia="宋体" w:cs="宋体"/>
+                <w:color w:val="000000"/>
+                <w:sz w:val="18"/>
+                <w:szCs w:val="18"/>
+              </w:rPr>
+            </w:pPr>
+            <w:r>
+              <w:rPr>
+                <w:rFonts w:hint="eastAsia" w:ascii="宋体" w:hAnsi="宋体" w:eastAsia="宋体" w:cs="宋体"/>
+                <w:color w:val="000000"/>
+                <w:sz w:val="18"/>
+                <w:szCs w:val="18"/>
+                <w:bdr w:val="none" w:color="auto" w:sz="0" w:space="0"/>
+              </w:rPr>
+              <w:t>前端构建</w:t>
+            </w:r>
+          </w:p>
+        </w:tc>
+        <w:tc>
+          <w:tcPr>
+            <w:tcW w:w="0" w:type="auto"/>
+            <w:tcBorders>
+              <w:top w:val="single" w:color="666666" w:sz="6" w:space="0"/>
+              <w:left w:val="single" w:color="666666" w:sz="6" w:space="0"/>
+              <w:bottom w:val="single" w:color="666666" w:sz="6" w:space="0"/>
+              <w:right w:val="single" w:color="666666" w:sz="6" w:space="0"/>
+            </w:tcBorders>
+            <w:shd w:val="clear"/>
+            <w:tcMar>
+              <w:top w:w="70" w:type="dxa"/>
+              <w:left w:w="100" w:type="dxa"/>
+              <w:bottom w:w="70" w:type="dxa"/>
+              <w:right w:w="100" w:type="dxa"/>
+            </w:tcMar>
+            <w:vAlign w:val="top"/>
+          </w:tcPr>
+          <w:p>
+            <w:pPr>
+              <w:keepNext w:val="0"/>
+              <w:keepLines w:val="0"/>
+              <w:widowControl/>
+              <w:suppressLineNumbers w:val="0"/>
+              <w:spacing w:line="17" w:lineRule="atLeast"/>
+              <w:jc w:val="left"/>
+              <w:textAlignment w:val="top"/>
+              <w:rPr>
+                <w:rFonts w:hint="eastAsia" w:ascii="宋体" w:hAnsi="宋体" w:eastAsia="宋体" w:cs="宋体"/>
+                <w:color w:val="000000"/>
+                <w:sz w:val="18"/>
+                <w:szCs w:val="18"/>
+              </w:rPr>
+            </w:pPr>
+            <w:r>
+              <w:rPr>
+                <w:rFonts w:hint="eastAsia" w:ascii="宋体" w:hAnsi="宋体" w:eastAsia="宋体" w:cs="宋体"/>
+                <w:color w:val="000000"/>
+                <w:sz w:val="18"/>
+                <w:szCs w:val="18"/>
+                <w:bdr w:val="none" w:color="auto" w:sz="0" w:space="0"/>
+              </w:rPr>
+              <w:t>Vue 3.5 + Vite 6.4.1</w:t>
+            </w:r>
+          </w:p>
+        </w:tc>
+      </w:tr>
+      <w:tr>
+        <w:tblPrEx>
+          <w:tblBorders>
+            <w:top w:val="none" w:color="auto" w:sz="0" w:space="0"/>
+            <w:left w:val="none" w:color="auto" w:sz="0" w:space="0"/>
+            <w:bottom w:val="none" w:color="auto" w:sz="0" w:space="0"/>
+            <w:right w:val="none" w:color="auto" w:sz="0" w:space="0"/>
+            <w:insideH w:val="none" w:color="auto" w:sz="0" w:space="0"/>
+            <w:insideV w:val="none" w:color="auto" w:sz="0" w:space="0"/>
+          </w:tblBorders>
+          <w:shd w:val="clear"/>
+          <w:tblCellMar>
+            <w:top w:w="15" w:type="dxa"/>
+            <w:left w:w="15" w:type="dxa"/>
+            <w:bottom w:w="15" w:type="dxa"/>
+            <w:right w:w="15" w:type="dxa"/>
+          </w:tblCellMar>
         </w:tblPrEx>
         <w:tc>
           <w:tcPr>
@@ -6385,7 +6408,6 @@
             <w:insideH w:val="none" w:color="auto" w:sz="0" w:space="0"/>
             <w:insideV w:val="none" w:color="auto" w:sz="0" w:space="0"/>
           </w:tblBorders>
-          <w:shd w:val="clear"/>
           <w:tblCellMar>
             <w:top w:w="15" w:type="dxa"/>
             <w:left w:w="15" w:type="dxa"/>
@@ -7132,7 +7154,6 @@
             <w:insideH w:val="none" w:color="auto" w:sz="0" w:space="0"/>
             <w:insideV w:val="none" w:color="auto" w:sz="0" w:space="0"/>
           </w:tblBorders>
-          <w:shd w:val="clear"/>
           <w:tblCellMar>
             <w:top w:w="15" w:type="dxa"/>
             <w:left w:w="15" w:type="dxa"/>
@@ -7381,7 +7402,6 @@
             <w:insideH w:val="none" w:color="auto" w:sz="0" w:space="0"/>
             <w:insideV w:val="none" w:color="auto" w:sz="0" w:space="0"/>
           </w:tblBorders>
-          <w:shd w:val="clear"/>
           <w:tblCellMar>
             <w:top w:w="15" w:type="dxa"/>
             <w:left w:w="15" w:type="dxa"/>
@@ -7630,7 +7650,6 @@
             <w:insideH w:val="none" w:color="auto" w:sz="0" w:space="0"/>
             <w:insideV w:val="none" w:color="auto" w:sz="0" w:space="0"/>
           </w:tblBorders>
-          <w:shd w:val="clear"/>
           <w:tblCellMar>
             <w:top w:w="15" w:type="dxa"/>
             <w:left w:w="15" w:type="dxa"/>
@@ -8245,6 +8264,7 @@
             <w:insideH w:val="none" w:color="auto" w:sz="0" w:space="0"/>
             <w:insideV w:val="none" w:color="auto" w:sz="0" w:space="0"/>
           </w:tblBorders>
+          <w:shd w:val="clear"/>
           <w:tblCellMar>
             <w:top w:w="15" w:type="dxa"/>
             <w:left w:w="15" w:type="dxa"/>
@@ -8651,208 +8671,6 @@
                 <w:bdr w:val="none" w:color="auto" w:sz="0" w:space="0"/>
               </w:rPr>
               <w:t>库存 1 / 20 并发只成功 1 单；库存 10 / 20 并发恰好成功 10 单</w:t>
-            </w:r>
-          </w:p>
-        </w:tc>
-      </w:tr>
-      <w:tr>
-        <w:tblPrEx>
-          <w:tblBorders>
-            <w:top w:val="none" w:color="auto" w:sz="0" w:space="0"/>
-            <w:left w:val="none" w:color="auto" w:sz="0" w:space="0"/>
-            <w:bottom w:val="none" w:color="auto" w:sz="0" w:space="0"/>
-            <w:right w:val="none" w:color="auto" w:sz="0" w:space="0"/>
-            <w:insideH w:val="none" w:color="auto" w:sz="0" w:space="0"/>
-            <w:insideV w:val="none" w:color="auto" w:sz="0" w:space="0"/>
-          </w:tblBorders>
-          <w:tblCellMar>
-            <w:top w:w="15" w:type="dxa"/>
-            <w:left w:w="15" w:type="dxa"/>
-            <w:bottom w:w="15" w:type="dxa"/>
-            <w:right w:w="15" w:type="dxa"/>
-          </w:tblCellMar>
-        </w:tblPrEx>
-        <w:tc>
-          <w:tcPr>
-            <w:tcW w:w="0" w:type="auto"/>
-            <w:tcBorders>
-              <w:top w:val="single" w:color="666666" w:sz="6" w:space="0"/>
-              <w:left w:val="single" w:color="666666" w:sz="6" w:space="0"/>
-              <w:bottom w:val="single" w:color="666666" w:sz="6" w:space="0"/>
-              <w:right w:val="single" w:color="666666" w:sz="6" w:space="0"/>
-            </w:tcBorders>
-            <w:shd w:val="clear"/>
-            <w:tcMar>
-              <w:top w:w="70" w:type="dxa"/>
-              <w:left w:w="100" w:type="dxa"/>
-              <w:bottom w:w="70" w:type="dxa"/>
-              <w:right w:w="100" w:type="dxa"/>
-            </w:tcMar>
-            <w:vAlign w:val="top"/>
-          </w:tcPr>
-          <w:p>
-            <w:pPr>
-              <w:keepNext w:val="0"/>
-              <w:keepLines w:val="0"/>
-              <w:widowControl/>
-              <w:suppressLineNumbers w:val="0"/>
-              <w:spacing w:line="17" w:lineRule="atLeast"/>
-              <w:jc w:val="left"/>
-              <w:textAlignment w:val="top"/>
-              <w:rPr>
-                <w:rFonts w:hint="eastAsia" w:ascii="宋体" w:hAnsi="宋体" w:eastAsia="宋体" w:cs="宋体"/>
-                <w:color w:val="000000"/>
-                <w:sz w:val="18"/>
-                <w:szCs w:val="18"/>
-              </w:rPr>
-            </w:pPr>
-            <w:r>
-              <w:rPr>
-                <w:rFonts w:hint="eastAsia" w:ascii="宋体" w:hAnsi="宋体" w:eastAsia="宋体" w:cs="宋体"/>
-                <w:color w:val="000000"/>
-                <w:sz w:val="18"/>
-                <w:szCs w:val="18"/>
-                <w:bdr w:val="none" w:color="auto" w:sz="0" w:space="0"/>
-              </w:rPr>
-              <w:t>IdempotencyConcurrencyTest</w:t>
-            </w:r>
-          </w:p>
-        </w:tc>
-        <w:tc>
-          <w:tcPr>
-            <w:tcW w:w="0" w:type="auto"/>
-            <w:tcBorders>
-              <w:top w:val="single" w:color="666666" w:sz="6" w:space="0"/>
-              <w:left w:val="single" w:color="666666" w:sz="6" w:space="0"/>
-              <w:bottom w:val="single" w:color="666666" w:sz="6" w:space="0"/>
-              <w:right w:val="single" w:color="666666" w:sz="6" w:space="0"/>
-            </w:tcBorders>
-            <w:shd w:val="clear"/>
-            <w:tcMar>
-              <w:top w:w="70" w:type="dxa"/>
-              <w:left w:w="100" w:type="dxa"/>
-              <w:bottom w:w="70" w:type="dxa"/>
-              <w:right w:w="100" w:type="dxa"/>
-            </w:tcMar>
-            <w:vAlign w:val="top"/>
-          </w:tcPr>
-          <w:p>
-            <w:pPr>
-              <w:keepNext w:val="0"/>
-              <w:keepLines w:val="0"/>
-              <w:widowControl/>
-              <w:suppressLineNumbers w:val="0"/>
-              <w:spacing w:line="17" w:lineRule="atLeast"/>
-              <w:jc w:val="center"/>
-              <w:textAlignment w:val="top"/>
-              <w:rPr>
-                <w:rFonts w:hint="eastAsia" w:ascii="宋体" w:hAnsi="宋体" w:eastAsia="宋体" w:cs="宋体"/>
-                <w:color w:val="000000"/>
-                <w:sz w:val="18"/>
-                <w:szCs w:val="18"/>
-              </w:rPr>
-            </w:pPr>
-            <w:r>
-              <w:rPr>
-                <w:rFonts w:hint="eastAsia" w:ascii="宋体" w:hAnsi="宋体" w:eastAsia="宋体" w:cs="宋体"/>
-                <w:color w:val="000000"/>
-                <w:sz w:val="18"/>
-                <w:szCs w:val="18"/>
-                <w:bdr w:val="none" w:color="auto" w:sz="0" w:space="0"/>
-              </w:rPr>
-              <w:t>2</w:t>
-            </w:r>
-          </w:p>
-        </w:tc>
-        <w:tc>
-          <w:tcPr>
-            <w:tcW w:w="0" w:type="auto"/>
-            <w:tcBorders>
-              <w:top w:val="single" w:color="666666" w:sz="6" w:space="0"/>
-              <w:left w:val="single" w:color="666666" w:sz="6" w:space="0"/>
-              <w:bottom w:val="single" w:color="666666" w:sz="6" w:space="0"/>
-              <w:right w:val="single" w:color="666666" w:sz="6" w:space="0"/>
-            </w:tcBorders>
-            <w:shd w:val="clear"/>
-            <w:tcMar>
-              <w:top w:w="70" w:type="dxa"/>
-              <w:left w:w="100" w:type="dxa"/>
-              <w:bottom w:w="70" w:type="dxa"/>
-              <w:right w:w="100" w:type="dxa"/>
-            </w:tcMar>
-            <w:vAlign w:val="top"/>
-          </w:tcPr>
-          <w:p>
-            <w:pPr>
-              <w:keepNext w:val="0"/>
-              <w:keepLines w:val="0"/>
-              <w:widowControl/>
-              <w:suppressLineNumbers w:val="0"/>
-              <w:spacing w:line="17" w:lineRule="atLeast"/>
-              <w:jc w:val="center"/>
-              <w:textAlignment w:val="top"/>
-              <w:rPr>
-                <w:rFonts w:hint="eastAsia" w:ascii="宋体" w:hAnsi="宋体" w:eastAsia="宋体" w:cs="宋体"/>
-                <w:color w:val="000000"/>
-                <w:sz w:val="18"/>
-                <w:szCs w:val="18"/>
-              </w:rPr>
-            </w:pPr>
-            <w:r>
-              <w:rPr>
-                <w:rFonts w:hint="eastAsia" w:ascii="宋体" w:hAnsi="宋体" w:eastAsia="宋体" w:cs="宋体"/>
-                <w:color w:val="000000"/>
-                <w:sz w:val="18"/>
-                <w:szCs w:val="18"/>
-                <w:bdr w:val="none" w:color="auto" w:sz="0" w:space="0"/>
-              </w:rPr>
-              <w:t>0.28s</w:t>
-            </w:r>
-          </w:p>
-        </w:tc>
-        <w:tc>
-          <w:tcPr>
-            <w:tcW w:w="0" w:type="auto"/>
-            <w:tcBorders>
-              <w:top w:val="single" w:color="666666" w:sz="6" w:space="0"/>
-              <w:left w:val="single" w:color="666666" w:sz="6" w:space="0"/>
-              <w:bottom w:val="single" w:color="666666" w:sz="6" w:space="0"/>
-              <w:right w:val="single" w:color="666666" w:sz="6" w:space="0"/>
-            </w:tcBorders>
-            <w:shd w:val="clear"/>
-            <w:tcMar>
-              <w:top w:w="70" w:type="dxa"/>
-              <w:left w:w="100" w:type="dxa"/>
-              <w:bottom w:w="70" w:type="dxa"/>
-              <w:right w:w="100" w:type="dxa"/>
-            </w:tcMar>
-            <w:vAlign w:val="top"/>
-          </w:tcPr>
-          <w:p>
-            <w:pPr>
-              <w:keepNext w:val="0"/>
-              <w:keepLines w:val="0"/>
-              <w:widowControl/>
-              <w:suppressLineNumbers w:val="0"/>
-              <w:spacing w:line="17" w:lineRule="atLeast"/>
-              <w:jc w:val="left"/>
-              <w:textAlignment w:val="top"/>
-              <w:rPr>
-                <w:rFonts w:hint="eastAsia" w:ascii="宋体" w:hAnsi="宋体" w:eastAsia="宋体" w:cs="宋体"/>
-                <w:color w:val="000000"/>
-                <w:sz w:val="18"/>
-                <w:szCs w:val="18"/>
-              </w:rPr>
-            </w:pPr>
-            <w:r>
-              <w:rPr>
-                <w:rFonts w:hint="eastAsia" w:ascii="宋体" w:hAnsi="宋体" w:eastAsia="宋体" w:cs="宋体"/>
-                <w:color w:val="000000"/>
-                <w:sz w:val="18"/>
-                <w:szCs w:val="18"/>
-                <w:bdr w:val="none" w:color="auto" w:sz="0" w:space="0"/>
-              </w:rPr>
-              <w:t>同一幂等键并发 10 次只产生 1 单；顺序重复提交返回原批次</w:t>
             </w:r>
           </w:p>
         </w:tc>
@@ -8917,7 +8735,7 @@
                 <w:szCs w:val="18"/>
                 <w:bdr w:val="none" w:color="auto" w:sz="0" w:space="0"/>
               </w:rPr>
-              <w:t>OrderLifecycleTest</w:t>
+              <w:t>IdempotencyConcurrencyTest</w:t>
             </w:r>
           </w:p>
         </w:tc>
@@ -8963,7 +8781,7 @@
                 <w:szCs w:val="18"/>
                 <w:bdr w:val="none" w:color="auto" w:sz="0" w:space="0"/>
               </w:rPr>
-              <w:t>5</w:t>
+              <w:t>2</w:t>
             </w:r>
           </w:p>
         </w:tc>
@@ -9009,53 +8827,53 @@
                 <w:szCs w:val="18"/>
                 <w:bdr w:val="none" w:color="auto" w:sz="0" w:space="0"/>
               </w:rPr>
-              <w:t>0.33s</w:t>
-            </w:r>
-          </w:p>
-        </w:tc>
-        <w:tc>
-          <w:tcPr>
-            <w:tcW w:w="0" w:type="auto"/>
-            <w:tcBorders>
-              <w:top w:val="single" w:color="666666" w:sz="6" w:space="0"/>
-              <w:left w:val="single" w:color="666666" w:sz="6" w:space="0"/>
-              <w:bottom w:val="single" w:color="666666" w:sz="6" w:space="0"/>
-              <w:right w:val="single" w:color="666666" w:sz="6" w:space="0"/>
-            </w:tcBorders>
-            <w:shd w:val="clear"/>
-            <w:tcMar>
-              <w:top w:w="70" w:type="dxa"/>
-              <w:left w:w="100" w:type="dxa"/>
-              <w:bottom w:w="70" w:type="dxa"/>
-              <w:right w:w="100" w:type="dxa"/>
-            </w:tcMar>
-            <w:vAlign w:val="top"/>
-          </w:tcPr>
-          <w:p>
-            <w:pPr>
-              <w:keepNext w:val="0"/>
-              <w:keepLines w:val="0"/>
-              <w:widowControl/>
-              <w:suppressLineNumbers w:val="0"/>
-              <w:spacing w:line="17" w:lineRule="atLeast"/>
-              <w:jc w:val="left"/>
-              <w:textAlignment w:val="top"/>
-              <w:rPr>
-                <w:rFonts w:hint="eastAsia" w:ascii="宋体" w:hAnsi="宋体" w:eastAsia="宋体" w:cs="宋体"/>
-                <w:color w:val="000000"/>
-                <w:sz w:val="18"/>
-                <w:szCs w:val="18"/>
-              </w:rPr>
-            </w:pPr>
-            <w:r>
-              <w:rPr>
-                <w:rFonts w:hint="eastAsia" w:ascii="宋体" w:hAnsi="宋体" w:eastAsia="宋体" w:cs="宋体"/>
-                <w:color w:val="000000"/>
-                <w:sz w:val="18"/>
-                <w:szCs w:val="18"/>
-                <w:bdr w:val="none" w:color="auto" w:sz="0" w:space="0"/>
-              </w:rPr>
-              <w:t>完整链路、取消回滚、退款拒绝回滚、退款完成回库、越权防护</w:t>
+              <w:t>0.28s</w:t>
+            </w:r>
+          </w:p>
+        </w:tc>
+        <w:tc>
+          <w:tcPr>
+            <w:tcW w:w="0" w:type="auto"/>
+            <w:tcBorders>
+              <w:top w:val="single" w:color="666666" w:sz="6" w:space="0"/>
+              <w:left w:val="single" w:color="666666" w:sz="6" w:space="0"/>
+              <w:bottom w:val="single" w:color="666666" w:sz="6" w:space="0"/>
+              <w:right w:val="single" w:color="666666" w:sz="6" w:space="0"/>
+            </w:tcBorders>
+            <w:shd w:val="clear"/>
+            <w:tcMar>
+              <w:top w:w="70" w:type="dxa"/>
+              <w:left w:w="100" w:type="dxa"/>
+              <w:bottom w:w="70" w:type="dxa"/>
+              <w:right w:w="100" w:type="dxa"/>
+            </w:tcMar>
+            <w:vAlign w:val="top"/>
+          </w:tcPr>
+          <w:p>
+            <w:pPr>
+              <w:keepNext w:val="0"/>
+              <w:keepLines w:val="0"/>
+              <w:widowControl/>
+              <w:suppressLineNumbers w:val="0"/>
+              <w:spacing w:line="17" w:lineRule="atLeast"/>
+              <w:jc w:val="left"/>
+              <w:textAlignment w:val="top"/>
+              <w:rPr>
+                <w:rFonts w:hint="eastAsia" w:ascii="宋体" w:hAnsi="宋体" w:eastAsia="宋体" w:cs="宋体"/>
+                <w:color w:val="000000"/>
+                <w:sz w:val="18"/>
+                <w:szCs w:val="18"/>
+              </w:rPr>
+            </w:pPr>
+            <w:r>
+              <w:rPr>
+                <w:rFonts w:hint="eastAsia" w:ascii="宋体" w:hAnsi="宋体" w:eastAsia="宋体" w:cs="宋体"/>
+                <w:color w:val="000000"/>
+                <w:sz w:val="18"/>
+                <w:szCs w:val="18"/>
+                <w:bdr w:val="none" w:color="auto" w:sz="0" w:space="0"/>
+              </w:rPr>
+              <w:t>同一幂等键并发 10 次只产生 1 单；顺序重复提交返回原批次</w:t>
             </w:r>
           </w:p>
         </w:tc>
@@ -9120,7 +8938,7 @@
                 <w:szCs w:val="18"/>
                 <w:bdr w:val="none" w:color="auto" w:sz="0" w:space="0"/>
               </w:rPr>
-              <w:t>PaymentGatewayTest</w:t>
+              <w:t>OrderLifecycleTest</w:t>
             </w:r>
           </w:p>
         </w:tc>
@@ -9212,457 +9030,53 @@
                 <w:szCs w:val="18"/>
                 <w:bdr w:val="none" w:color="auto" w:sz="0" w:space="0"/>
               </w:rPr>
-              <w:t>0.15s</w:t>
-            </w:r>
-          </w:p>
-        </w:tc>
-        <w:tc>
-          <w:tcPr>
-            <w:tcW w:w="0" w:type="auto"/>
-            <w:tcBorders>
-              <w:top w:val="single" w:color="666666" w:sz="6" w:space="0"/>
-              <w:left w:val="single" w:color="666666" w:sz="6" w:space="0"/>
-              <w:bottom w:val="single" w:color="666666" w:sz="6" w:space="0"/>
-              <w:right w:val="single" w:color="666666" w:sz="6" w:space="0"/>
-            </w:tcBorders>
-            <w:shd w:val="clear"/>
-            <w:tcMar>
-              <w:top w:w="70" w:type="dxa"/>
-              <w:left w:w="100" w:type="dxa"/>
-              <w:bottom w:w="70" w:type="dxa"/>
-              <w:right w:w="100" w:type="dxa"/>
-            </w:tcMar>
-            <w:vAlign w:val="top"/>
-          </w:tcPr>
-          <w:p>
-            <w:pPr>
-              <w:keepNext w:val="0"/>
-              <w:keepLines w:val="0"/>
-              <w:widowControl/>
-              <w:suppressLineNumbers w:val="0"/>
-              <w:spacing w:line="17" w:lineRule="atLeast"/>
-              <w:jc w:val="left"/>
-              <w:textAlignment w:val="top"/>
-              <w:rPr>
-                <w:rFonts w:hint="eastAsia" w:ascii="宋体" w:hAnsi="宋体" w:eastAsia="宋体" w:cs="宋体"/>
-                <w:color w:val="000000"/>
-                <w:sz w:val="18"/>
-                <w:szCs w:val="18"/>
-              </w:rPr>
-            </w:pPr>
-            <w:r>
-              <w:rPr>
-                <w:rFonts w:hint="eastAsia" w:ascii="宋体" w:hAnsi="宋体" w:eastAsia="宋体" w:cs="宋体"/>
-                <w:color w:val="000000"/>
-                <w:sz w:val="18"/>
-                <w:szCs w:val="18"/>
-                <w:bdr w:val="none" w:color="auto" w:sz="0" w:space="0"/>
-              </w:rPr>
-              <w:t>预下单凭据、回调验签、失败分支、注册表分发、网关可扩展</w:t>
-            </w:r>
-          </w:p>
-        </w:tc>
-      </w:tr>
-      <w:tr>
-        <w:tblPrEx>
-          <w:tblBorders>
-            <w:top w:val="none" w:color="auto" w:sz="0" w:space="0"/>
-            <w:left w:val="none" w:color="auto" w:sz="0" w:space="0"/>
-            <w:bottom w:val="none" w:color="auto" w:sz="0" w:space="0"/>
-            <w:right w:val="none" w:color="auto" w:sz="0" w:space="0"/>
-            <w:insideH w:val="none" w:color="auto" w:sz="0" w:space="0"/>
-            <w:insideV w:val="none" w:color="auto" w:sz="0" w:space="0"/>
-          </w:tblBorders>
-          <w:tblCellMar>
-            <w:top w:w="15" w:type="dxa"/>
-            <w:left w:w="15" w:type="dxa"/>
-            <w:bottom w:w="15" w:type="dxa"/>
-            <w:right w:w="15" w:type="dxa"/>
-          </w:tblCellMar>
-        </w:tblPrEx>
-        <w:tc>
-          <w:tcPr>
-            <w:tcW w:w="0" w:type="auto"/>
-            <w:tcBorders>
-              <w:top w:val="single" w:color="666666" w:sz="6" w:space="0"/>
-              <w:left w:val="single" w:color="666666" w:sz="6" w:space="0"/>
-              <w:bottom w:val="single" w:color="666666" w:sz="6" w:space="0"/>
-              <w:right w:val="single" w:color="666666" w:sz="6" w:space="0"/>
-            </w:tcBorders>
-            <w:shd w:val="clear"/>
-            <w:tcMar>
-              <w:top w:w="70" w:type="dxa"/>
-              <w:left w:w="100" w:type="dxa"/>
-              <w:bottom w:w="70" w:type="dxa"/>
-              <w:right w:w="100" w:type="dxa"/>
-            </w:tcMar>
-            <w:vAlign w:val="top"/>
-          </w:tcPr>
-          <w:p>
-            <w:pPr>
-              <w:keepNext w:val="0"/>
-              <w:keepLines w:val="0"/>
-              <w:widowControl/>
-              <w:suppressLineNumbers w:val="0"/>
-              <w:spacing w:line="17" w:lineRule="atLeast"/>
-              <w:jc w:val="left"/>
-              <w:textAlignment w:val="top"/>
-              <w:rPr>
-                <w:rFonts w:hint="eastAsia" w:ascii="宋体" w:hAnsi="宋体" w:eastAsia="宋体" w:cs="宋体"/>
-                <w:color w:val="000000"/>
-                <w:sz w:val="18"/>
-                <w:szCs w:val="18"/>
-              </w:rPr>
-            </w:pPr>
-            <w:r>
-              <w:rPr>
-                <w:rFonts w:hint="eastAsia" w:ascii="宋体" w:hAnsi="宋体" w:eastAsia="宋体" w:cs="宋体"/>
-                <w:color w:val="000000"/>
-                <w:sz w:val="18"/>
-                <w:szCs w:val="18"/>
-                <w:bdr w:val="none" w:color="auto" w:sz="0" w:space="0"/>
-              </w:rPr>
-              <w:t>RefreshTokenFlowTest</w:t>
-            </w:r>
-          </w:p>
-        </w:tc>
-        <w:tc>
-          <w:tcPr>
-            <w:tcW w:w="0" w:type="auto"/>
-            <w:tcBorders>
-              <w:top w:val="single" w:color="666666" w:sz="6" w:space="0"/>
-              <w:left w:val="single" w:color="666666" w:sz="6" w:space="0"/>
-              <w:bottom w:val="single" w:color="666666" w:sz="6" w:space="0"/>
-              <w:right w:val="single" w:color="666666" w:sz="6" w:space="0"/>
-            </w:tcBorders>
-            <w:shd w:val="clear"/>
-            <w:tcMar>
-              <w:top w:w="70" w:type="dxa"/>
-              <w:left w:w="100" w:type="dxa"/>
-              <w:bottom w:w="70" w:type="dxa"/>
-              <w:right w:w="100" w:type="dxa"/>
-            </w:tcMar>
-            <w:vAlign w:val="top"/>
-          </w:tcPr>
-          <w:p>
-            <w:pPr>
-              <w:keepNext w:val="0"/>
-              <w:keepLines w:val="0"/>
-              <w:widowControl/>
-              <w:suppressLineNumbers w:val="0"/>
-              <w:spacing w:line="17" w:lineRule="atLeast"/>
-              <w:jc w:val="center"/>
-              <w:textAlignment w:val="top"/>
-              <w:rPr>
-                <w:rFonts w:hint="eastAsia" w:ascii="宋体" w:hAnsi="宋体" w:eastAsia="宋体" w:cs="宋体"/>
-                <w:color w:val="000000"/>
-                <w:sz w:val="18"/>
-                <w:szCs w:val="18"/>
-              </w:rPr>
-            </w:pPr>
-            <w:r>
-              <w:rPr>
-                <w:rFonts w:hint="eastAsia" w:ascii="宋体" w:hAnsi="宋体" w:eastAsia="宋体" w:cs="宋体"/>
-                <w:color w:val="000000"/>
-                <w:sz w:val="18"/>
-                <w:szCs w:val="18"/>
-                <w:bdr w:val="none" w:color="auto" w:sz="0" w:space="0"/>
-              </w:rPr>
-              <w:t>4</w:t>
-            </w:r>
-          </w:p>
-        </w:tc>
-        <w:tc>
-          <w:tcPr>
-            <w:tcW w:w="0" w:type="auto"/>
-            <w:tcBorders>
-              <w:top w:val="single" w:color="666666" w:sz="6" w:space="0"/>
-              <w:left w:val="single" w:color="666666" w:sz="6" w:space="0"/>
-              <w:bottom w:val="single" w:color="666666" w:sz="6" w:space="0"/>
-              <w:right w:val="single" w:color="666666" w:sz="6" w:space="0"/>
-            </w:tcBorders>
-            <w:shd w:val="clear"/>
-            <w:tcMar>
-              <w:top w:w="70" w:type="dxa"/>
-              <w:left w:w="100" w:type="dxa"/>
-              <w:bottom w:w="70" w:type="dxa"/>
-              <w:right w:w="100" w:type="dxa"/>
-            </w:tcMar>
-            <w:vAlign w:val="top"/>
-          </w:tcPr>
-          <w:p>
-            <w:pPr>
-              <w:keepNext w:val="0"/>
-              <w:keepLines w:val="0"/>
-              <w:widowControl/>
-              <w:suppressLineNumbers w:val="0"/>
-              <w:spacing w:line="17" w:lineRule="atLeast"/>
-              <w:jc w:val="center"/>
-              <w:textAlignment w:val="top"/>
-              <w:rPr>
-                <w:rFonts w:hint="eastAsia" w:ascii="宋体" w:hAnsi="宋体" w:eastAsia="宋体" w:cs="宋体"/>
-                <w:color w:val="000000"/>
-                <w:sz w:val="18"/>
-                <w:szCs w:val="18"/>
-              </w:rPr>
-            </w:pPr>
-            <w:r>
-              <w:rPr>
-                <w:rFonts w:hint="eastAsia" w:ascii="宋体" w:hAnsi="宋体" w:eastAsia="宋体" w:cs="宋体"/>
-                <w:color w:val="000000"/>
-                <w:sz w:val="18"/>
-                <w:szCs w:val="18"/>
-                <w:bdr w:val="none" w:color="auto" w:sz="0" w:space="0"/>
-              </w:rPr>
-              <w:t>0.05s</w:t>
-            </w:r>
-          </w:p>
-        </w:tc>
-        <w:tc>
-          <w:tcPr>
-            <w:tcW w:w="0" w:type="auto"/>
-            <w:tcBorders>
-              <w:top w:val="single" w:color="666666" w:sz="6" w:space="0"/>
-              <w:left w:val="single" w:color="666666" w:sz="6" w:space="0"/>
-              <w:bottom w:val="single" w:color="666666" w:sz="6" w:space="0"/>
-              <w:right w:val="single" w:color="666666" w:sz="6" w:space="0"/>
-            </w:tcBorders>
-            <w:shd w:val="clear"/>
-            <w:tcMar>
-              <w:top w:w="70" w:type="dxa"/>
-              <w:left w:w="100" w:type="dxa"/>
-              <w:bottom w:w="70" w:type="dxa"/>
-              <w:right w:w="100" w:type="dxa"/>
-            </w:tcMar>
-            <w:vAlign w:val="top"/>
-          </w:tcPr>
-          <w:p>
-            <w:pPr>
-              <w:keepNext w:val="0"/>
-              <w:keepLines w:val="0"/>
-              <w:widowControl/>
-              <w:suppressLineNumbers w:val="0"/>
-              <w:spacing w:line="17" w:lineRule="atLeast"/>
-              <w:jc w:val="left"/>
-              <w:textAlignment w:val="top"/>
-              <w:rPr>
-                <w:rFonts w:hint="eastAsia" w:ascii="宋体" w:hAnsi="宋体" w:eastAsia="宋体" w:cs="宋体"/>
-                <w:color w:val="000000"/>
-                <w:sz w:val="18"/>
-                <w:szCs w:val="18"/>
-              </w:rPr>
-            </w:pPr>
-            <w:r>
-              <w:rPr>
-                <w:rFonts w:hint="eastAsia" w:ascii="宋体" w:hAnsi="宋体" w:eastAsia="宋体" w:cs="宋体"/>
-                <w:color w:val="000000"/>
-                <w:sz w:val="18"/>
-                <w:szCs w:val="18"/>
-                <w:bdr w:val="none" w:color="auto" w:sz="0" w:space="0"/>
-              </w:rPr>
-              <w:t>一次性刷新令牌、用后失效、每用户唯一、畸形令牌拒绝</w:t>
-            </w:r>
-          </w:p>
-        </w:tc>
-      </w:tr>
-      <w:tr>
-        <w:tblPrEx>
-          <w:tblBorders>
-            <w:top w:val="none" w:color="auto" w:sz="0" w:space="0"/>
-            <w:left w:val="none" w:color="auto" w:sz="0" w:space="0"/>
-            <w:bottom w:val="none" w:color="auto" w:sz="0" w:space="0"/>
-            <w:right w:val="none" w:color="auto" w:sz="0" w:space="0"/>
-            <w:insideH w:val="none" w:color="auto" w:sz="0" w:space="0"/>
-            <w:insideV w:val="none" w:color="auto" w:sz="0" w:space="0"/>
-          </w:tblBorders>
-          <w:tblCellMar>
-            <w:top w:w="15" w:type="dxa"/>
-            <w:left w:w="15" w:type="dxa"/>
-            <w:bottom w:w="15" w:type="dxa"/>
-            <w:right w:w="15" w:type="dxa"/>
-          </w:tblCellMar>
-        </w:tblPrEx>
-        <w:tc>
-          <w:tcPr>
-            <w:tcW w:w="0" w:type="auto"/>
-            <w:tcBorders>
-              <w:top w:val="single" w:color="666666" w:sz="6" w:space="0"/>
-              <w:left w:val="single" w:color="666666" w:sz="6" w:space="0"/>
-              <w:bottom w:val="single" w:color="666666" w:sz="6" w:space="0"/>
-              <w:right w:val="single" w:color="666666" w:sz="6" w:space="0"/>
-            </w:tcBorders>
-            <w:shd w:val="clear"/>
-            <w:tcMar>
-              <w:top w:w="70" w:type="dxa"/>
-              <w:left w:w="100" w:type="dxa"/>
-              <w:bottom w:w="70" w:type="dxa"/>
-              <w:right w:w="100" w:type="dxa"/>
-            </w:tcMar>
-            <w:vAlign w:val="top"/>
-          </w:tcPr>
-          <w:p>
-            <w:pPr>
-              <w:keepNext w:val="0"/>
-              <w:keepLines w:val="0"/>
-              <w:widowControl/>
-              <w:suppressLineNumbers w:val="0"/>
-              <w:spacing w:line="17" w:lineRule="atLeast"/>
-              <w:jc w:val="left"/>
-              <w:textAlignment w:val="top"/>
-              <w:rPr>
-                <w:rFonts w:hint="eastAsia" w:ascii="宋体" w:hAnsi="宋体" w:eastAsia="宋体" w:cs="宋体"/>
-                <w:color w:val="000000"/>
-                <w:sz w:val="18"/>
-                <w:szCs w:val="18"/>
-              </w:rPr>
-            </w:pPr>
-            <w:r>
-              <w:rPr>
-                <w:rFonts w:hint="eastAsia" w:ascii="宋体" w:hAnsi="宋体" w:eastAsia="宋体" w:cs="宋体"/>
-                <w:color w:val="000000"/>
-                <w:sz w:val="18"/>
-                <w:szCs w:val="18"/>
-                <w:bdr w:val="none" w:color="auto" w:sz="0" w:space="0"/>
-              </w:rPr>
-              <w:t>ObservabilityTest</w:t>
-            </w:r>
-          </w:p>
-        </w:tc>
-        <w:tc>
-          <w:tcPr>
-            <w:tcW w:w="0" w:type="auto"/>
-            <w:tcBorders>
-              <w:top w:val="single" w:color="666666" w:sz="6" w:space="0"/>
-              <w:left w:val="single" w:color="666666" w:sz="6" w:space="0"/>
-              <w:bottom w:val="single" w:color="666666" w:sz="6" w:space="0"/>
-              <w:right w:val="single" w:color="666666" w:sz="6" w:space="0"/>
-            </w:tcBorders>
-            <w:shd w:val="clear"/>
-            <w:tcMar>
-              <w:top w:w="70" w:type="dxa"/>
-              <w:left w:w="100" w:type="dxa"/>
-              <w:bottom w:w="70" w:type="dxa"/>
-              <w:right w:w="100" w:type="dxa"/>
-            </w:tcMar>
-            <w:vAlign w:val="top"/>
-          </w:tcPr>
-          <w:p>
-            <w:pPr>
-              <w:keepNext w:val="0"/>
-              <w:keepLines w:val="0"/>
-              <w:widowControl/>
-              <w:suppressLineNumbers w:val="0"/>
-              <w:spacing w:line="17" w:lineRule="atLeast"/>
-              <w:jc w:val="center"/>
-              <w:textAlignment w:val="top"/>
-              <w:rPr>
-                <w:rFonts w:hint="eastAsia" w:ascii="宋体" w:hAnsi="宋体" w:eastAsia="宋体" w:cs="宋体"/>
-                <w:color w:val="000000"/>
-                <w:sz w:val="18"/>
-                <w:szCs w:val="18"/>
-              </w:rPr>
-            </w:pPr>
-            <w:r>
-              <w:rPr>
-                <w:rFonts w:hint="eastAsia" w:ascii="宋体" w:hAnsi="宋体" w:eastAsia="宋体" w:cs="宋体"/>
-                <w:color w:val="000000"/>
-                <w:sz w:val="18"/>
-                <w:szCs w:val="18"/>
-                <w:bdr w:val="none" w:color="auto" w:sz="0" w:space="0"/>
-              </w:rPr>
-              <w:t>10</w:t>
-            </w:r>
-          </w:p>
-        </w:tc>
-        <w:tc>
-          <w:tcPr>
-            <w:tcW w:w="0" w:type="auto"/>
-            <w:tcBorders>
-              <w:top w:val="single" w:color="666666" w:sz="6" w:space="0"/>
-              <w:left w:val="single" w:color="666666" w:sz="6" w:space="0"/>
-              <w:bottom w:val="single" w:color="666666" w:sz="6" w:space="0"/>
-              <w:right w:val="single" w:color="666666" w:sz="6" w:space="0"/>
-            </w:tcBorders>
-            <w:shd w:val="clear"/>
-            <w:tcMar>
-              <w:top w:w="70" w:type="dxa"/>
-              <w:left w:w="100" w:type="dxa"/>
-              <w:bottom w:w="70" w:type="dxa"/>
-              <w:right w:w="100" w:type="dxa"/>
-            </w:tcMar>
-            <w:vAlign w:val="top"/>
-          </w:tcPr>
-          <w:p>
-            <w:pPr>
-              <w:keepNext w:val="0"/>
-              <w:keepLines w:val="0"/>
-              <w:widowControl/>
-              <w:suppressLineNumbers w:val="0"/>
-              <w:spacing w:line="17" w:lineRule="atLeast"/>
-              <w:jc w:val="center"/>
-              <w:textAlignment w:val="top"/>
-              <w:rPr>
-                <w:rFonts w:hint="eastAsia" w:ascii="宋体" w:hAnsi="宋体" w:eastAsia="宋体" w:cs="宋体"/>
-                <w:color w:val="000000"/>
-                <w:sz w:val="18"/>
-                <w:szCs w:val="18"/>
-              </w:rPr>
-            </w:pPr>
-            <w:r>
-              <w:rPr>
-                <w:rFonts w:hint="eastAsia" w:ascii="宋体" w:hAnsi="宋体" w:eastAsia="宋体" w:cs="宋体"/>
-                <w:color w:val="000000"/>
-                <w:sz w:val="18"/>
-                <w:szCs w:val="18"/>
-                <w:bdr w:val="none" w:color="auto" w:sz="0" w:space="0"/>
-              </w:rPr>
-              <w:t>0.21s</w:t>
-            </w:r>
-          </w:p>
-        </w:tc>
-        <w:tc>
-          <w:tcPr>
-            <w:tcW w:w="0" w:type="auto"/>
-            <w:tcBorders>
-              <w:top w:val="single" w:color="666666" w:sz="6" w:space="0"/>
-              <w:left w:val="single" w:color="666666" w:sz="6" w:space="0"/>
-              <w:bottom w:val="single" w:color="666666" w:sz="6" w:space="0"/>
-              <w:right w:val="single" w:color="666666" w:sz="6" w:space="0"/>
-            </w:tcBorders>
-            <w:shd w:val="clear"/>
-            <w:tcMar>
-              <w:top w:w="70" w:type="dxa"/>
-              <w:left w:w="100" w:type="dxa"/>
-              <w:bottom w:w="70" w:type="dxa"/>
-              <w:right w:w="100" w:type="dxa"/>
-            </w:tcMar>
-            <w:vAlign w:val="top"/>
-          </w:tcPr>
-          <w:p>
-            <w:pPr>
-              <w:keepNext w:val="0"/>
-              <w:keepLines w:val="0"/>
-              <w:widowControl/>
-              <w:suppressLineNumbers w:val="0"/>
-              <w:spacing w:line="17" w:lineRule="atLeast"/>
-              <w:jc w:val="left"/>
-              <w:textAlignment w:val="top"/>
-              <w:rPr>
-                <w:rFonts w:hint="eastAsia" w:ascii="宋体" w:hAnsi="宋体" w:eastAsia="宋体" w:cs="宋体"/>
-                <w:color w:val="000000"/>
-                <w:sz w:val="18"/>
-                <w:szCs w:val="18"/>
-              </w:rPr>
-            </w:pPr>
-            <w:r>
-              <w:rPr>
-                <w:rFonts w:hint="eastAsia" w:ascii="宋体" w:hAnsi="宋体" w:eastAsia="宋体" w:cs="宋体"/>
-                <w:color w:val="000000"/>
-                <w:sz w:val="18"/>
-                <w:szCs w:val="18"/>
-                <w:bdr w:val="none" w:color="auto" w:sz="0" w:space="0"/>
-              </w:rPr>
-              <w:t>TraceId 生成与落 MDC、日志清洗、限流窗口/隔离/恢复/关闭</w:t>
+              <w:t>0.33s</w:t>
+            </w:r>
+          </w:p>
+        </w:tc>
+        <w:tc>
+          <w:tcPr>
+            <w:tcW w:w="0" w:type="auto"/>
+            <w:tcBorders>
+              <w:top w:val="single" w:color="666666" w:sz="6" w:space="0"/>
+              <w:left w:val="single" w:color="666666" w:sz="6" w:space="0"/>
+              <w:bottom w:val="single" w:color="666666" w:sz="6" w:space="0"/>
+              <w:right w:val="single" w:color="666666" w:sz="6" w:space="0"/>
+            </w:tcBorders>
+            <w:shd w:val="clear"/>
+            <w:tcMar>
+              <w:top w:w="70" w:type="dxa"/>
+              <w:left w:w="100" w:type="dxa"/>
+              <w:bottom w:w="70" w:type="dxa"/>
+              <w:right w:w="100" w:type="dxa"/>
+            </w:tcMar>
+            <w:vAlign w:val="top"/>
+          </w:tcPr>
+          <w:p>
+            <w:pPr>
+              <w:keepNext w:val="0"/>
+              <w:keepLines w:val="0"/>
+              <w:widowControl/>
+              <w:suppressLineNumbers w:val="0"/>
+              <w:spacing w:line="17" w:lineRule="atLeast"/>
+              <w:jc w:val="left"/>
+              <w:textAlignment w:val="top"/>
+              <w:rPr>
+                <w:rFonts w:hint="eastAsia" w:ascii="宋体" w:hAnsi="宋体" w:eastAsia="宋体" w:cs="宋体"/>
+                <w:color w:val="000000"/>
+                <w:sz w:val="18"/>
+                <w:szCs w:val="18"/>
+              </w:rPr>
+            </w:pPr>
+            <w:r>
+              <w:rPr>
+                <w:rFonts w:hint="eastAsia" w:ascii="宋体" w:hAnsi="宋体" w:eastAsia="宋体" w:cs="宋体"/>
+                <w:color w:val="000000"/>
+                <w:sz w:val="18"/>
+                <w:szCs w:val="18"/>
+                <w:bdr w:val="none" w:color="auto" w:sz="0" w:space="0"/>
+              </w:rPr>
+              <w:t>完整链路、取消回滚、退款拒绝回滚、退款完成回库、越权防护</w:t>
             </w:r>
           </w:p>
         </w:tc>
@@ -9727,7 +9141,7 @@
                 <w:szCs w:val="18"/>
                 <w:bdr w:val="none" w:color="auto" w:sz="0" w:space="0"/>
               </w:rPr>
-              <w:t>RedisSharedRateLimitTest</w:t>
+              <w:t>PaymentGatewayTest</w:t>
             </w:r>
           </w:p>
         </w:tc>
@@ -9773,7 +9187,7 @@
                 <w:szCs w:val="18"/>
                 <w:bdr w:val="none" w:color="auto" w:sz="0" w:space="0"/>
               </w:rPr>
-              <w:t>3</w:t>
+              <w:t>5</w:t>
             </w:r>
           </w:p>
         </w:tc>
@@ -9819,53 +9233,53 @@
                 <w:szCs w:val="18"/>
                 <w:bdr w:val="none" w:color="auto" w:sz="0" w:space="0"/>
               </w:rPr>
-              <w:t>0.11s</w:t>
-            </w:r>
-          </w:p>
-        </w:tc>
-        <w:tc>
-          <w:tcPr>
-            <w:tcW w:w="0" w:type="auto"/>
-            <w:tcBorders>
-              <w:top w:val="single" w:color="666666" w:sz="6" w:space="0"/>
-              <w:left w:val="single" w:color="666666" w:sz="6" w:space="0"/>
-              <w:bottom w:val="single" w:color="666666" w:sz="6" w:space="0"/>
-              <w:right w:val="single" w:color="666666" w:sz="6" w:space="0"/>
-            </w:tcBorders>
-            <w:shd w:val="clear"/>
-            <w:tcMar>
-              <w:top w:w="70" w:type="dxa"/>
-              <w:left w:w="100" w:type="dxa"/>
-              <w:bottom w:w="70" w:type="dxa"/>
-              <w:right w:w="100" w:type="dxa"/>
-            </w:tcMar>
-            <w:vAlign w:val="top"/>
-          </w:tcPr>
-          <w:p>
-            <w:pPr>
-              <w:keepNext w:val="0"/>
-              <w:keepLines w:val="0"/>
-              <w:widowControl/>
-              <w:suppressLineNumbers w:val="0"/>
-              <w:spacing w:line="17" w:lineRule="atLeast"/>
-              <w:jc w:val="left"/>
-              <w:textAlignment w:val="top"/>
-              <w:rPr>
-                <w:rFonts w:hint="eastAsia" w:ascii="宋体" w:hAnsi="宋体" w:eastAsia="宋体" w:cs="宋体"/>
-                <w:color w:val="000000"/>
-                <w:sz w:val="18"/>
-                <w:szCs w:val="18"/>
-              </w:rPr>
-            </w:pPr>
-            <w:r>
-              <w:rPr>
-                <w:rFonts w:hint="eastAsia" w:ascii="宋体" w:hAnsi="宋体" w:eastAsia="宋体" w:cs="宋体"/>
-                <w:color w:val="000000"/>
-                <w:sz w:val="18"/>
-                <w:szCs w:val="18"/>
-                <w:bdr w:val="none" w:color="auto" w:sz="0" w:space="0"/>
-              </w:rPr>
-              <w:t>跨实例共享配额、内存实例不共享、键前缀与 TTL</w:t>
+              <w:t>0.15s</w:t>
+            </w:r>
+          </w:p>
+        </w:tc>
+        <w:tc>
+          <w:tcPr>
+            <w:tcW w:w="0" w:type="auto"/>
+            <w:tcBorders>
+              <w:top w:val="single" w:color="666666" w:sz="6" w:space="0"/>
+              <w:left w:val="single" w:color="666666" w:sz="6" w:space="0"/>
+              <w:bottom w:val="single" w:color="666666" w:sz="6" w:space="0"/>
+              <w:right w:val="single" w:color="666666" w:sz="6" w:space="0"/>
+            </w:tcBorders>
+            <w:shd w:val="clear"/>
+            <w:tcMar>
+              <w:top w:w="70" w:type="dxa"/>
+              <w:left w:w="100" w:type="dxa"/>
+              <w:bottom w:w="70" w:type="dxa"/>
+              <w:right w:w="100" w:type="dxa"/>
+            </w:tcMar>
+            <w:vAlign w:val="top"/>
+          </w:tcPr>
+          <w:p>
+            <w:pPr>
+              <w:keepNext w:val="0"/>
+              <w:keepLines w:val="0"/>
+              <w:widowControl/>
+              <w:suppressLineNumbers w:val="0"/>
+              <w:spacing w:line="17" w:lineRule="atLeast"/>
+              <w:jc w:val="left"/>
+              <w:textAlignment w:val="top"/>
+              <w:rPr>
+                <w:rFonts w:hint="eastAsia" w:ascii="宋体" w:hAnsi="宋体" w:eastAsia="宋体" w:cs="宋体"/>
+                <w:color w:val="000000"/>
+                <w:sz w:val="18"/>
+                <w:szCs w:val="18"/>
+              </w:rPr>
+            </w:pPr>
+            <w:r>
+              <w:rPr>
+                <w:rFonts w:hint="eastAsia" w:ascii="宋体" w:hAnsi="宋体" w:eastAsia="宋体" w:cs="宋体"/>
+                <w:color w:val="000000"/>
+                <w:sz w:val="18"/>
+                <w:szCs w:val="18"/>
+                <w:bdr w:val="none" w:color="auto" w:sz="0" w:space="0"/>
+              </w:rPr>
+              <w:t>预下单凭据、回调验签、失败分支、注册表分发、网关可扩展</w:t>
             </w:r>
           </w:p>
         </w:tc>
@@ -9929,7 +9343,7 @@
                 <w:szCs w:val="18"/>
                 <w:bdr w:val="none" w:color="auto" w:sz="0" w:space="0"/>
               </w:rPr>
-              <w:t>ApiContractTest</w:t>
+              <w:t>RefreshTokenFlowTest</w:t>
             </w:r>
           </w:p>
         </w:tc>
@@ -10021,53 +9435,53 @@
                 <w:szCs w:val="18"/>
                 <w:bdr w:val="none" w:color="auto" w:sz="0" w:space="0"/>
               </w:rPr>
-              <w:t>0.62s</w:t>
-            </w:r>
-          </w:p>
-        </w:tc>
-        <w:tc>
-          <w:tcPr>
-            <w:tcW w:w="0" w:type="auto"/>
-            <w:tcBorders>
-              <w:top w:val="single" w:color="666666" w:sz="6" w:space="0"/>
-              <w:left w:val="single" w:color="666666" w:sz="6" w:space="0"/>
-              <w:bottom w:val="single" w:color="666666" w:sz="6" w:space="0"/>
-              <w:right w:val="single" w:color="666666" w:sz="6" w:space="0"/>
-            </w:tcBorders>
-            <w:shd w:val="clear"/>
-            <w:tcMar>
-              <w:top w:w="70" w:type="dxa"/>
-              <w:left w:w="100" w:type="dxa"/>
-              <w:bottom w:w="70" w:type="dxa"/>
-              <w:right w:w="100" w:type="dxa"/>
-            </w:tcMar>
-            <w:vAlign w:val="top"/>
-          </w:tcPr>
-          <w:p>
-            <w:pPr>
-              <w:keepNext w:val="0"/>
-              <w:keepLines w:val="0"/>
-              <w:widowControl/>
-              <w:suppressLineNumbers w:val="0"/>
-              <w:spacing w:line="17" w:lineRule="atLeast"/>
-              <w:jc w:val="left"/>
-              <w:textAlignment w:val="top"/>
-              <w:rPr>
-                <w:rFonts w:hint="eastAsia" w:ascii="宋体" w:hAnsi="宋体" w:eastAsia="宋体" w:cs="宋体"/>
-                <w:color w:val="000000"/>
-                <w:sz w:val="18"/>
-                <w:szCs w:val="18"/>
-              </w:rPr>
-            </w:pPr>
-            <w:r>
-              <w:rPr>
-                <w:rFonts w:hint="eastAsia" w:ascii="宋体" w:hAnsi="宋体" w:eastAsia="宋体" w:cs="宋体"/>
-                <w:color w:val="000000"/>
-                <w:sz w:val="18"/>
-                <w:szCs w:val="18"/>
-                <w:bdr w:val="none" w:color="auto" w:sz="0" w:space="0"/>
-              </w:rPr>
-              <w:t>OpenAPI 契约无幽灵端点、每个端点有摘要、前端调用与契约一致</w:t>
+              <w:t>0.05s</w:t>
+            </w:r>
+          </w:p>
+        </w:tc>
+        <w:tc>
+          <w:tcPr>
+            <w:tcW w:w="0" w:type="auto"/>
+            <w:tcBorders>
+              <w:top w:val="single" w:color="666666" w:sz="6" w:space="0"/>
+              <w:left w:val="single" w:color="666666" w:sz="6" w:space="0"/>
+              <w:bottom w:val="single" w:color="666666" w:sz="6" w:space="0"/>
+              <w:right w:val="single" w:color="666666" w:sz="6" w:space="0"/>
+            </w:tcBorders>
+            <w:shd w:val="clear"/>
+            <w:tcMar>
+              <w:top w:w="70" w:type="dxa"/>
+              <w:left w:w="100" w:type="dxa"/>
+              <w:bottom w:w="70" w:type="dxa"/>
+              <w:right w:w="100" w:type="dxa"/>
+            </w:tcMar>
+            <w:vAlign w:val="top"/>
+          </w:tcPr>
+          <w:p>
+            <w:pPr>
+              <w:keepNext w:val="0"/>
+              <w:keepLines w:val="0"/>
+              <w:widowControl/>
+              <w:suppressLineNumbers w:val="0"/>
+              <w:spacing w:line="17" w:lineRule="atLeast"/>
+              <w:jc w:val="left"/>
+              <w:textAlignment w:val="top"/>
+              <w:rPr>
+                <w:rFonts w:hint="eastAsia" w:ascii="宋体" w:hAnsi="宋体" w:eastAsia="宋体" w:cs="宋体"/>
+                <w:color w:val="000000"/>
+                <w:sz w:val="18"/>
+                <w:szCs w:val="18"/>
+              </w:rPr>
+            </w:pPr>
+            <w:r>
+              <w:rPr>
+                <w:rFonts w:hint="eastAsia" w:ascii="宋体" w:hAnsi="宋体" w:eastAsia="宋体" w:cs="宋体"/>
+                <w:color w:val="000000"/>
+                <w:sz w:val="18"/>
+                <w:szCs w:val="18"/>
+                <w:bdr w:val="none" w:color="auto" w:sz="0" w:space="0"/>
+              </w:rPr>
+              <w:t>一次性刷新令牌、用后失效、每用户唯一、畸形令牌拒绝</w:t>
             </w:r>
           </w:p>
         </w:tc>
@@ -10131,7 +9545,7 @@
                 <w:szCs w:val="18"/>
                 <w:bdr w:val="none" w:color="auto" w:sz="0" w:space="0"/>
               </w:rPr>
-              <w:t>ApiNotFoundHandlerTest</w:t>
+              <w:t>ObservabilityTest</w:t>
             </w:r>
           </w:p>
         </w:tc>
@@ -10177,7 +9591,7 @@
                 <w:szCs w:val="18"/>
                 <w:bdr w:val="none" w:color="auto" w:sz="0" w:space="0"/>
               </w:rPr>
-              <w:t>3</w:t>
+              <w:t>10</w:t>
             </w:r>
           </w:p>
         </w:tc>
@@ -10223,53 +9637,53 @@
                 <w:szCs w:val="18"/>
                 <w:bdr w:val="none" w:color="auto" w:sz="0" w:space="0"/>
               </w:rPr>
-              <w:t>0.01s</w:t>
-            </w:r>
-          </w:p>
-        </w:tc>
-        <w:tc>
-          <w:tcPr>
-            <w:tcW w:w="0" w:type="auto"/>
-            <w:tcBorders>
-              <w:top w:val="single" w:color="666666" w:sz="6" w:space="0"/>
-              <w:left w:val="single" w:color="666666" w:sz="6" w:space="0"/>
-              <w:bottom w:val="single" w:color="666666" w:sz="6" w:space="0"/>
-              <w:right w:val="single" w:color="666666" w:sz="6" w:space="0"/>
-            </w:tcBorders>
-            <w:shd w:val="clear"/>
-            <w:tcMar>
-              <w:top w:w="70" w:type="dxa"/>
-              <w:left w:w="100" w:type="dxa"/>
-              <w:bottom w:w="70" w:type="dxa"/>
-              <w:right w:w="100" w:type="dxa"/>
-            </w:tcMar>
-            <w:vAlign w:val="top"/>
-          </w:tcPr>
-          <w:p>
-            <w:pPr>
-              <w:keepNext w:val="0"/>
-              <w:keepLines w:val="0"/>
-              <w:widowControl/>
-              <w:suppressLineNumbers w:val="0"/>
-              <w:spacing w:line="17" w:lineRule="atLeast"/>
-              <w:jc w:val="left"/>
-              <w:textAlignment w:val="top"/>
-              <w:rPr>
-                <w:rFonts w:hint="eastAsia" w:ascii="宋体" w:hAnsi="宋体" w:eastAsia="宋体" w:cs="宋体"/>
-                <w:color w:val="000000"/>
-                <w:sz w:val="18"/>
-                <w:szCs w:val="18"/>
-              </w:rPr>
-            </w:pPr>
-            <w:r>
-              <w:rPr>
-                <w:rFonts w:hint="eastAsia" w:ascii="宋体" w:hAnsi="宋体" w:eastAsia="宋体" w:cs="宋体"/>
-                <w:color w:val="000000"/>
-                <w:sz w:val="18"/>
-                <w:szCs w:val="18"/>
-                <w:bdr w:val="none" w:color="auto" w:sz="0" w:space="0"/>
-              </w:rPr>
-              <w:t>/api/v1 未知路径返回真 404；其它路径维持原有行为</w:t>
+              <w:t>0.21s</w:t>
+            </w:r>
+          </w:p>
+        </w:tc>
+        <w:tc>
+          <w:tcPr>
+            <w:tcW w:w="0" w:type="auto"/>
+            <w:tcBorders>
+              <w:top w:val="single" w:color="666666" w:sz="6" w:space="0"/>
+              <w:left w:val="single" w:color="666666" w:sz="6" w:space="0"/>
+              <w:bottom w:val="single" w:color="666666" w:sz="6" w:space="0"/>
+              <w:right w:val="single" w:color="666666" w:sz="6" w:space="0"/>
+            </w:tcBorders>
+            <w:shd w:val="clear"/>
+            <w:tcMar>
+              <w:top w:w="70" w:type="dxa"/>
+              <w:left w:w="100" w:type="dxa"/>
+              <w:bottom w:w="70" w:type="dxa"/>
+              <w:right w:w="100" w:type="dxa"/>
+            </w:tcMar>
+            <w:vAlign w:val="top"/>
+          </w:tcPr>
+          <w:p>
+            <w:pPr>
+              <w:keepNext w:val="0"/>
+              <w:keepLines w:val="0"/>
+              <w:widowControl/>
+              <w:suppressLineNumbers w:val="0"/>
+              <w:spacing w:line="17" w:lineRule="atLeast"/>
+              <w:jc w:val="left"/>
+              <w:textAlignment w:val="top"/>
+              <w:rPr>
+                <w:rFonts w:hint="eastAsia" w:ascii="宋体" w:hAnsi="宋体" w:eastAsia="宋体" w:cs="宋体"/>
+                <w:color w:val="000000"/>
+                <w:sz w:val="18"/>
+                <w:szCs w:val="18"/>
+              </w:rPr>
+            </w:pPr>
+            <w:r>
+              <w:rPr>
+                <w:rFonts w:hint="eastAsia" w:ascii="宋体" w:hAnsi="宋体" w:eastAsia="宋体" w:cs="宋体"/>
+                <w:color w:val="000000"/>
+                <w:sz w:val="18"/>
+                <w:szCs w:val="18"/>
+                <w:bdr w:val="none" w:color="auto" w:sz="0" w:space="0"/>
+              </w:rPr>
+              <w:t>TraceId 生成与落 MDC、日志清洗、限流窗口/隔离/恢复/关闭</w:t>
             </w:r>
           </w:p>
         </w:tc>
@@ -10333,7 +9747,7 @@
                 <w:szCs w:val="18"/>
                 <w:bdr w:val="none" w:color="auto" w:sz="0" w:space="0"/>
               </w:rPr>
-              <w:t>ApiMvcExceptionAdviceTest</w:t>
+              <w:t>RedisSharedRateLimitTest</w:t>
             </w:r>
           </w:p>
         </w:tc>
@@ -10379,7 +9793,7 @@
                 <w:szCs w:val="18"/>
                 <w:bdr w:val="none" w:color="auto" w:sz="0" w:space="0"/>
               </w:rPr>
-              <w:t>5</w:t>
+              <w:t>3</w:t>
             </w:r>
           </w:p>
         </w:tc>
@@ -10425,53 +9839,53 @@
                 <w:szCs w:val="18"/>
                 <w:bdr w:val="none" w:color="auto" w:sz="0" w:space="0"/>
               </w:rPr>
-              <w:t>0.50s</w:t>
-            </w:r>
-          </w:p>
-        </w:tc>
-        <w:tc>
-          <w:tcPr>
-            <w:tcW w:w="0" w:type="auto"/>
-            <w:tcBorders>
-              <w:top w:val="single" w:color="666666" w:sz="6" w:space="0"/>
-              <w:left w:val="single" w:color="666666" w:sz="6" w:space="0"/>
-              <w:bottom w:val="single" w:color="666666" w:sz="6" w:space="0"/>
-              <w:right w:val="single" w:color="666666" w:sz="6" w:space="0"/>
-            </w:tcBorders>
-            <w:shd w:val="clear"/>
-            <w:tcMar>
-              <w:top w:w="70" w:type="dxa"/>
-              <w:left w:w="100" w:type="dxa"/>
-              <w:bottom w:w="70" w:type="dxa"/>
-              <w:right w:w="100" w:type="dxa"/>
-            </w:tcMar>
-            <w:vAlign w:val="top"/>
-          </w:tcPr>
-          <w:p>
-            <w:pPr>
-              <w:keepNext w:val="0"/>
-              <w:keepLines w:val="0"/>
-              <w:widowControl/>
-              <w:suppressLineNumbers w:val="0"/>
-              <w:spacing w:line="17" w:lineRule="atLeast"/>
-              <w:jc w:val="left"/>
-              <w:textAlignment w:val="top"/>
-              <w:rPr>
-                <w:rFonts w:hint="eastAsia" w:ascii="宋体" w:hAnsi="宋体" w:eastAsia="宋体" w:cs="宋体"/>
-                <w:color w:val="000000"/>
-                <w:sz w:val="18"/>
-                <w:szCs w:val="18"/>
-              </w:rPr>
-            </w:pPr>
-            <w:r>
-              <w:rPr>
-                <w:rFonts w:hint="eastAsia" w:ascii="宋体" w:hAnsi="宋体" w:eastAsia="宋体" w:cs="宋体"/>
-                <w:color w:val="000000"/>
-                <w:sz w:val="18"/>
-                <w:szCs w:val="18"/>
-                <w:bdr w:val="none" w:color="auto" w:sz="0" w:space="0"/>
-              </w:rPr>
-              <w:t>405、参数类型错误 400、校验失败与非法 JSON 统一响应体、非 API 路径回退</w:t>
+              <w:t>0.11s</w:t>
+            </w:r>
+          </w:p>
+        </w:tc>
+        <w:tc>
+          <w:tcPr>
+            <w:tcW w:w="0" w:type="auto"/>
+            <w:tcBorders>
+              <w:top w:val="single" w:color="666666" w:sz="6" w:space="0"/>
+              <w:left w:val="single" w:color="666666" w:sz="6" w:space="0"/>
+              <w:bottom w:val="single" w:color="666666" w:sz="6" w:space="0"/>
+              <w:right w:val="single" w:color="666666" w:sz="6" w:space="0"/>
+            </w:tcBorders>
+            <w:shd w:val="clear"/>
+            <w:tcMar>
+              <w:top w:w="70" w:type="dxa"/>
+              <w:left w:w="100" w:type="dxa"/>
+              <w:bottom w:w="70" w:type="dxa"/>
+              <w:right w:w="100" w:type="dxa"/>
+            </w:tcMar>
+            <w:vAlign w:val="top"/>
+          </w:tcPr>
+          <w:p>
+            <w:pPr>
+              <w:keepNext w:val="0"/>
+              <w:keepLines w:val="0"/>
+              <w:widowControl/>
+              <w:suppressLineNumbers w:val="0"/>
+              <w:spacing w:line="17" w:lineRule="atLeast"/>
+              <w:jc w:val="left"/>
+              <w:textAlignment w:val="top"/>
+              <w:rPr>
+                <w:rFonts w:hint="eastAsia" w:ascii="宋体" w:hAnsi="宋体" w:eastAsia="宋体" w:cs="宋体"/>
+                <w:color w:val="000000"/>
+                <w:sz w:val="18"/>
+                <w:szCs w:val="18"/>
+              </w:rPr>
+            </w:pPr>
+            <w:r>
+              <w:rPr>
+                <w:rFonts w:hint="eastAsia" w:ascii="宋体" w:hAnsi="宋体" w:eastAsia="宋体" w:cs="宋体"/>
+                <w:color w:val="000000"/>
+                <w:sz w:val="18"/>
+                <w:szCs w:val="18"/>
+                <w:bdr w:val="none" w:color="auto" w:sz="0" w:space="0"/>
+              </w:rPr>
+              <w:t>跨实例共享配额、内存实例不共享、键前缀与 TTL</w:t>
             </w:r>
           </w:p>
         </w:tc>
@@ -10486,6 +9900,613 @@
             <w:insideH w:val="none" w:color="auto" w:sz="0" w:space="0"/>
             <w:insideV w:val="none" w:color="auto" w:sz="0" w:space="0"/>
           </w:tblBorders>
+          <w:tblCellMar>
+            <w:top w:w="15" w:type="dxa"/>
+            <w:left w:w="15" w:type="dxa"/>
+            <w:bottom w:w="15" w:type="dxa"/>
+            <w:right w:w="15" w:type="dxa"/>
+          </w:tblCellMar>
+        </w:tblPrEx>
+        <w:tc>
+          <w:tcPr>
+            <w:tcW w:w="0" w:type="auto"/>
+            <w:tcBorders>
+              <w:top w:val="single" w:color="666666" w:sz="6" w:space="0"/>
+              <w:left w:val="single" w:color="666666" w:sz="6" w:space="0"/>
+              <w:bottom w:val="single" w:color="666666" w:sz="6" w:space="0"/>
+              <w:right w:val="single" w:color="666666" w:sz="6" w:space="0"/>
+            </w:tcBorders>
+            <w:shd w:val="clear"/>
+            <w:tcMar>
+              <w:top w:w="70" w:type="dxa"/>
+              <w:left w:w="100" w:type="dxa"/>
+              <w:bottom w:w="70" w:type="dxa"/>
+              <w:right w:w="100" w:type="dxa"/>
+            </w:tcMar>
+            <w:vAlign w:val="top"/>
+          </w:tcPr>
+          <w:p>
+            <w:pPr>
+              <w:keepNext w:val="0"/>
+              <w:keepLines w:val="0"/>
+              <w:widowControl/>
+              <w:suppressLineNumbers w:val="0"/>
+              <w:spacing w:line="17" w:lineRule="atLeast"/>
+              <w:jc w:val="left"/>
+              <w:textAlignment w:val="top"/>
+              <w:rPr>
+                <w:rFonts w:hint="eastAsia" w:ascii="宋体" w:hAnsi="宋体" w:eastAsia="宋体" w:cs="宋体"/>
+                <w:color w:val="000000"/>
+                <w:sz w:val="18"/>
+                <w:szCs w:val="18"/>
+              </w:rPr>
+            </w:pPr>
+            <w:r>
+              <w:rPr>
+                <w:rFonts w:hint="eastAsia" w:ascii="宋体" w:hAnsi="宋体" w:eastAsia="宋体" w:cs="宋体"/>
+                <w:color w:val="000000"/>
+                <w:sz w:val="18"/>
+                <w:szCs w:val="18"/>
+                <w:bdr w:val="none" w:color="auto" w:sz="0" w:space="0"/>
+              </w:rPr>
+              <w:t>ApiContractTest</w:t>
+            </w:r>
+          </w:p>
+        </w:tc>
+        <w:tc>
+          <w:tcPr>
+            <w:tcW w:w="0" w:type="auto"/>
+            <w:tcBorders>
+              <w:top w:val="single" w:color="666666" w:sz="6" w:space="0"/>
+              <w:left w:val="single" w:color="666666" w:sz="6" w:space="0"/>
+              <w:bottom w:val="single" w:color="666666" w:sz="6" w:space="0"/>
+              <w:right w:val="single" w:color="666666" w:sz="6" w:space="0"/>
+            </w:tcBorders>
+            <w:shd w:val="clear"/>
+            <w:tcMar>
+              <w:top w:w="70" w:type="dxa"/>
+              <w:left w:w="100" w:type="dxa"/>
+              <w:bottom w:w="70" w:type="dxa"/>
+              <w:right w:w="100" w:type="dxa"/>
+            </w:tcMar>
+            <w:vAlign w:val="top"/>
+          </w:tcPr>
+          <w:p>
+            <w:pPr>
+              <w:keepNext w:val="0"/>
+              <w:keepLines w:val="0"/>
+              <w:widowControl/>
+              <w:suppressLineNumbers w:val="0"/>
+              <w:spacing w:line="17" w:lineRule="atLeast"/>
+              <w:jc w:val="center"/>
+              <w:textAlignment w:val="top"/>
+              <w:rPr>
+                <w:rFonts w:hint="eastAsia" w:ascii="宋体" w:hAnsi="宋体" w:eastAsia="宋体" w:cs="宋体"/>
+                <w:color w:val="000000"/>
+                <w:sz w:val="18"/>
+                <w:szCs w:val="18"/>
+              </w:rPr>
+            </w:pPr>
+            <w:r>
+              <w:rPr>
+                <w:rFonts w:hint="eastAsia" w:ascii="宋体" w:hAnsi="宋体" w:eastAsia="宋体" w:cs="宋体"/>
+                <w:color w:val="000000"/>
+                <w:sz w:val="18"/>
+                <w:szCs w:val="18"/>
+                <w:bdr w:val="none" w:color="auto" w:sz="0" w:space="0"/>
+              </w:rPr>
+              <w:t>4</w:t>
+            </w:r>
+          </w:p>
+        </w:tc>
+        <w:tc>
+          <w:tcPr>
+            <w:tcW w:w="0" w:type="auto"/>
+            <w:tcBorders>
+              <w:top w:val="single" w:color="666666" w:sz="6" w:space="0"/>
+              <w:left w:val="single" w:color="666666" w:sz="6" w:space="0"/>
+              <w:bottom w:val="single" w:color="666666" w:sz="6" w:space="0"/>
+              <w:right w:val="single" w:color="666666" w:sz="6" w:space="0"/>
+            </w:tcBorders>
+            <w:shd w:val="clear"/>
+            <w:tcMar>
+              <w:top w:w="70" w:type="dxa"/>
+              <w:left w:w="100" w:type="dxa"/>
+              <w:bottom w:w="70" w:type="dxa"/>
+              <w:right w:w="100" w:type="dxa"/>
+            </w:tcMar>
+            <w:vAlign w:val="top"/>
+          </w:tcPr>
+          <w:p>
+            <w:pPr>
+              <w:keepNext w:val="0"/>
+              <w:keepLines w:val="0"/>
+              <w:widowControl/>
+              <w:suppressLineNumbers w:val="0"/>
+              <w:spacing w:line="17" w:lineRule="atLeast"/>
+              <w:jc w:val="center"/>
+              <w:textAlignment w:val="top"/>
+              <w:rPr>
+                <w:rFonts w:hint="eastAsia" w:ascii="宋体" w:hAnsi="宋体" w:eastAsia="宋体" w:cs="宋体"/>
+                <w:color w:val="000000"/>
+                <w:sz w:val="18"/>
+                <w:szCs w:val="18"/>
+              </w:rPr>
+            </w:pPr>
+            <w:r>
+              <w:rPr>
+                <w:rFonts w:hint="eastAsia" w:ascii="宋体" w:hAnsi="宋体" w:eastAsia="宋体" w:cs="宋体"/>
+                <w:color w:val="000000"/>
+                <w:sz w:val="18"/>
+                <w:szCs w:val="18"/>
+                <w:bdr w:val="none" w:color="auto" w:sz="0" w:space="0"/>
+              </w:rPr>
+              <w:t>0.62s</w:t>
+            </w:r>
+          </w:p>
+        </w:tc>
+        <w:tc>
+          <w:tcPr>
+            <w:tcW w:w="0" w:type="auto"/>
+            <w:tcBorders>
+              <w:top w:val="single" w:color="666666" w:sz="6" w:space="0"/>
+              <w:left w:val="single" w:color="666666" w:sz="6" w:space="0"/>
+              <w:bottom w:val="single" w:color="666666" w:sz="6" w:space="0"/>
+              <w:right w:val="single" w:color="666666" w:sz="6" w:space="0"/>
+            </w:tcBorders>
+            <w:shd w:val="clear"/>
+            <w:tcMar>
+              <w:top w:w="70" w:type="dxa"/>
+              <w:left w:w="100" w:type="dxa"/>
+              <w:bottom w:w="70" w:type="dxa"/>
+              <w:right w:w="100" w:type="dxa"/>
+            </w:tcMar>
+            <w:vAlign w:val="top"/>
+          </w:tcPr>
+          <w:p>
+            <w:pPr>
+              <w:keepNext w:val="0"/>
+              <w:keepLines w:val="0"/>
+              <w:widowControl/>
+              <w:suppressLineNumbers w:val="0"/>
+              <w:spacing w:line="17" w:lineRule="atLeast"/>
+              <w:jc w:val="left"/>
+              <w:textAlignment w:val="top"/>
+              <w:rPr>
+                <w:rFonts w:hint="eastAsia" w:ascii="宋体" w:hAnsi="宋体" w:eastAsia="宋体" w:cs="宋体"/>
+                <w:color w:val="000000"/>
+                <w:sz w:val="18"/>
+                <w:szCs w:val="18"/>
+              </w:rPr>
+            </w:pPr>
+            <w:r>
+              <w:rPr>
+                <w:rFonts w:hint="eastAsia" w:ascii="宋体" w:hAnsi="宋体" w:eastAsia="宋体" w:cs="宋体"/>
+                <w:color w:val="000000"/>
+                <w:sz w:val="18"/>
+                <w:szCs w:val="18"/>
+                <w:bdr w:val="none" w:color="auto" w:sz="0" w:space="0"/>
+              </w:rPr>
+              <w:t>OpenAPI 契约无幽灵端点、每个端点有摘要、前端调用与契约一致</w:t>
+            </w:r>
+          </w:p>
+        </w:tc>
+      </w:tr>
+      <w:tr>
+        <w:tblPrEx>
+          <w:tblBorders>
+            <w:top w:val="none" w:color="auto" w:sz="0" w:space="0"/>
+            <w:left w:val="none" w:color="auto" w:sz="0" w:space="0"/>
+            <w:bottom w:val="none" w:color="auto" w:sz="0" w:space="0"/>
+            <w:right w:val="none" w:color="auto" w:sz="0" w:space="0"/>
+            <w:insideH w:val="none" w:color="auto" w:sz="0" w:space="0"/>
+            <w:insideV w:val="none" w:color="auto" w:sz="0" w:space="0"/>
+          </w:tblBorders>
+          <w:tblCellMar>
+            <w:top w:w="15" w:type="dxa"/>
+            <w:left w:w="15" w:type="dxa"/>
+            <w:bottom w:w="15" w:type="dxa"/>
+            <w:right w:w="15" w:type="dxa"/>
+          </w:tblCellMar>
+        </w:tblPrEx>
+        <w:tc>
+          <w:tcPr>
+            <w:tcW w:w="0" w:type="auto"/>
+            <w:tcBorders>
+              <w:top w:val="single" w:color="666666" w:sz="6" w:space="0"/>
+              <w:left w:val="single" w:color="666666" w:sz="6" w:space="0"/>
+              <w:bottom w:val="single" w:color="666666" w:sz="6" w:space="0"/>
+              <w:right w:val="single" w:color="666666" w:sz="6" w:space="0"/>
+            </w:tcBorders>
+            <w:shd w:val="clear"/>
+            <w:tcMar>
+              <w:top w:w="70" w:type="dxa"/>
+              <w:left w:w="100" w:type="dxa"/>
+              <w:bottom w:w="70" w:type="dxa"/>
+              <w:right w:w="100" w:type="dxa"/>
+            </w:tcMar>
+            <w:vAlign w:val="top"/>
+          </w:tcPr>
+          <w:p>
+            <w:pPr>
+              <w:keepNext w:val="0"/>
+              <w:keepLines w:val="0"/>
+              <w:widowControl/>
+              <w:suppressLineNumbers w:val="0"/>
+              <w:spacing w:line="17" w:lineRule="atLeast"/>
+              <w:jc w:val="left"/>
+              <w:textAlignment w:val="top"/>
+              <w:rPr>
+                <w:rFonts w:hint="eastAsia" w:ascii="宋体" w:hAnsi="宋体" w:eastAsia="宋体" w:cs="宋体"/>
+                <w:color w:val="000000"/>
+                <w:sz w:val="18"/>
+                <w:szCs w:val="18"/>
+              </w:rPr>
+            </w:pPr>
+            <w:r>
+              <w:rPr>
+                <w:rFonts w:hint="eastAsia" w:ascii="宋体" w:hAnsi="宋体" w:eastAsia="宋体" w:cs="宋体"/>
+                <w:color w:val="000000"/>
+                <w:sz w:val="18"/>
+                <w:szCs w:val="18"/>
+                <w:bdr w:val="none" w:color="auto" w:sz="0" w:space="0"/>
+              </w:rPr>
+              <w:t>ApiNotFoundHandlerTest</w:t>
+            </w:r>
+          </w:p>
+        </w:tc>
+        <w:tc>
+          <w:tcPr>
+            <w:tcW w:w="0" w:type="auto"/>
+            <w:tcBorders>
+              <w:top w:val="single" w:color="666666" w:sz="6" w:space="0"/>
+              <w:left w:val="single" w:color="666666" w:sz="6" w:space="0"/>
+              <w:bottom w:val="single" w:color="666666" w:sz="6" w:space="0"/>
+              <w:right w:val="single" w:color="666666" w:sz="6" w:space="0"/>
+            </w:tcBorders>
+            <w:shd w:val="clear"/>
+            <w:tcMar>
+              <w:top w:w="70" w:type="dxa"/>
+              <w:left w:w="100" w:type="dxa"/>
+              <w:bottom w:w="70" w:type="dxa"/>
+              <w:right w:w="100" w:type="dxa"/>
+            </w:tcMar>
+            <w:vAlign w:val="top"/>
+          </w:tcPr>
+          <w:p>
+            <w:pPr>
+              <w:keepNext w:val="0"/>
+              <w:keepLines w:val="0"/>
+              <w:widowControl/>
+              <w:suppressLineNumbers w:val="0"/>
+              <w:spacing w:line="17" w:lineRule="atLeast"/>
+              <w:jc w:val="center"/>
+              <w:textAlignment w:val="top"/>
+              <w:rPr>
+                <w:rFonts w:hint="eastAsia" w:ascii="宋体" w:hAnsi="宋体" w:eastAsia="宋体" w:cs="宋体"/>
+                <w:color w:val="000000"/>
+                <w:sz w:val="18"/>
+                <w:szCs w:val="18"/>
+              </w:rPr>
+            </w:pPr>
+            <w:r>
+              <w:rPr>
+                <w:rFonts w:hint="eastAsia" w:ascii="宋体" w:hAnsi="宋体" w:eastAsia="宋体" w:cs="宋体"/>
+                <w:color w:val="000000"/>
+                <w:sz w:val="18"/>
+                <w:szCs w:val="18"/>
+                <w:bdr w:val="none" w:color="auto" w:sz="0" w:space="0"/>
+              </w:rPr>
+              <w:t>3</w:t>
+            </w:r>
+          </w:p>
+        </w:tc>
+        <w:tc>
+          <w:tcPr>
+            <w:tcW w:w="0" w:type="auto"/>
+            <w:tcBorders>
+              <w:top w:val="single" w:color="666666" w:sz="6" w:space="0"/>
+              <w:left w:val="single" w:color="666666" w:sz="6" w:space="0"/>
+              <w:bottom w:val="single" w:color="666666" w:sz="6" w:space="0"/>
+              <w:right w:val="single" w:color="666666" w:sz="6" w:space="0"/>
+            </w:tcBorders>
+            <w:shd w:val="clear"/>
+            <w:tcMar>
+              <w:top w:w="70" w:type="dxa"/>
+              <w:left w:w="100" w:type="dxa"/>
+              <w:bottom w:w="70" w:type="dxa"/>
+              <w:right w:w="100" w:type="dxa"/>
+            </w:tcMar>
+            <w:vAlign w:val="top"/>
+          </w:tcPr>
+          <w:p>
+            <w:pPr>
+              <w:keepNext w:val="0"/>
+              <w:keepLines w:val="0"/>
+              <w:widowControl/>
+              <w:suppressLineNumbers w:val="0"/>
+              <w:spacing w:line="17" w:lineRule="atLeast"/>
+              <w:jc w:val="center"/>
+              <w:textAlignment w:val="top"/>
+              <w:rPr>
+                <w:rFonts w:hint="eastAsia" w:ascii="宋体" w:hAnsi="宋体" w:eastAsia="宋体" w:cs="宋体"/>
+                <w:color w:val="000000"/>
+                <w:sz w:val="18"/>
+                <w:szCs w:val="18"/>
+              </w:rPr>
+            </w:pPr>
+            <w:r>
+              <w:rPr>
+                <w:rFonts w:hint="eastAsia" w:ascii="宋体" w:hAnsi="宋体" w:eastAsia="宋体" w:cs="宋体"/>
+                <w:color w:val="000000"/>
+                <w:sz w:val="18"/>
+                <w:szCs w:val="18"/>
+                <w:bdr w:val="none" w:color="auto" w:sz="0" w:space="0"/>
+              </w:rPr>
+              <w:t>0.01s</w:t>
+            </w:r>
+          </w:p>
+        </w:tc>
+        <w:tc>
+          <w:tcPr>
+            <w:tcW w:w="0" w:type="auto"/>
+            <w:tcBorders>
+              <w:top w:val="single" w:color="666666" w:sz="6" w:space="0"/>
+              <w:left w:val="single" w:color="666666" w:sz="6" w:space="0"/>
+              <w:bottom w:val="single" w:color="666666" w:sz="6" w:space="0"/>
+              <w:right w:val="single" w:color="666666" w:sz="6" w:space="0"/>
+            </w:tcBorders>
+            <w:shd w:val="clear"/>
+            <w:tcMar>
+              <w:top w:w="70" w:type="dxa"/>
+              <w:left w:w="100" w:type="dxa"/>
+              <w:bottom w:w="70" w:type="dxa"/>
+              <w:right w:w="100" w:type="dxa"/>
+            </w:tcMar>
+            <w:vAlign w:val="top"/>
+          </w:tcPr>
+          <w:p>
+            <w:pPr>
+              <w:keepNext w:val="0"/>
+              <w:keepLines w:val="0"/>
+              <w:widowControl/>
+              <w:suppressLineNumbers w:val="0"/>
+              <w:spacing w:line="17" w:lineRule="atLeast"/>
+              <w:jc w:val="left"/>
+              <w:textAlignment w:val="top"/>
+              <w:rPr>
+                <w:rFonts w:hint="eastAsia" w:ascii="宋体" w:hAnsi="宋体" w:eastAsia="宋体" w:cs="宋体"/>
+                <w:color w:val="000000"/>
+                <w:sz w:val="18"/>
+                <w:szCs w:val="18"/>
+              </w:rPr>
+            </w:pPr>
+            <w:r>
+              <w:rPr>
+                <w:rFonts w:hint="eastAsia" w:ascii="宋体" w:hAnsi="宋体" w:eastAsia="宋体" w:cs="宋体"/>
+                <w:color w:val="000000"/>
+                <w:sz w:val="18"/>
+                <w:szCs w:val="18"/>
+                <w:bdr w:val="none" w:color="auto" w:sz="0" w:space="0"/>
+              </w:rPr>
+              <w:t>/api/v1 未知路径返回真 404；其它路径维持原有行为</w:t>
+            </w:r>
+          </w:p>
+        </w:tc>
+      </w:tr>
+      <w:tr>
+        <w:tblPrEx>
+          <w:tblBorders>
+            <w:top w:val="none" w:color="auto" w:sz="0" w:space="0"/>
+            <w:left w:val="none" w:color="auto" w:sz="0" w:space="0"/>
+            <w:bottom w:val="none" w:color="auto" w:sz="0" w:space="0"/>
+            <w:right w:val="none" w:color="auto" w:sz="0" w:space="0"/>
+            <w:insideH w:val="none" w:color="auto" w:sz="0" w:space="0"/>
+            <w:insideV w:val="none" w:color="auto" w:sz="0" w:space="0"/>
+          </w:tblBorders>
+          <w:tblCellMar>
+            <w:top w:w="15" w:type="dxa"/>
+            <w:left w:w="15" w:type="dxa"/>
+            <w:bottom w:w="15" w:type="dxa"/>
+            <w:right w:w="15" w:type="dxa"/>
+          </w:tblCellMar>
+        </w:tblPrEx>
+        <w:tc>
+          <w:tcPr>
+            <w:tcW w:w="0" w:type="auto"/>
+            <w:tcBorders>
+              <w:top w:val="single" w:color="666666" w:sz="6" w:space="0"/>
+              <w:left w:val="single" w:color="666666" w:sz="6" w:space="0"/>
+              <w:bottom w:val="single" w:color="666666" w:sz="6" w:space="0"/>
+              <w:right w:val="single" w:color="666666" w:sz="6" w:space="0"/>
+            </w:tcBorders>
+            <w:shd w:val="clear"/>
+            <w:tcMar>
+              <w:top w:w="70" w:type="dxa"/>
+              <w:left w:w="100" w:type="dxa"/>
+              <w:bottom w:w="70" w:type="dxa"/>
+              <w:right w:w="100" w:type="dxa"/>
+            </w:tcMar>
+            <w:vAlign w:val="top"/>
+          </w:tcPr>
+          <w:p>
+            <w:pPr>
+              <w:keepNext w:val="0"/>
+              <w:keepLines w:val="0"/>
+              <w:widowControl/>
+              <w:suppressLineNumbers w:val="0"/>
+              <w:spacing w:line="17" w:lineRule="atLeast"/>
+              <w:jc w:val="left"/>
+              <w:textAlignment w:val="top"/>
+              <w:rPr>
+                <w:rFonts w:hint="eastAsia" w:ascii="宋体" w:hAnsi="宋体" w:eastAsia="宋体" w:cs="宋体"/>
+                <w:color w:val="000000"/>
+                <w:sz w:val="18"/>
+                <w:szCs w:val="18"/>
+              </w:rPr>
+            </w:pPr>
+            <w:r>
+              <w:rPr>
+                <w:rFonts w:hint="eastAsia" w:ascii="宋体" w:hAnsi="宋体" w:eastAsia="宋体" w:cs="宋体"/>
+                <w:color w:val="000000"/>
+                <w:sz w:val="18"/>
+                <w:szCs w:val="18"/>
+                <w:bdr w:val="none" w:color="auto" w:sz="0" w:space="0"/>
+              </w:rPr>
+              <w:t>ApiMvcExceptionAdviceTest</w:t>
+            </w:r>
+          </w:p>
+        </w:tc>
+        <w:tc>
+          <w:tcPr>
+            <w:tcW w:w="0" w:type="auto"/>
+            <w:tcBorders>
+              <w:top w:val="single" w:color="666666" w:sz="6" w:space="0"/>
+              <w:left w:val="single" w:color="666666" w:sz="6" w:space="0"/>
+              <w:bottom w:val="single" w:color="666666" w:sz="6" w:space="0"/>
+              <w:right w:val="single" w:color="666666" w:sz="6" w:space="0"/>
+            </w:tcBorders>
+            <w:shd w:val="clear"/>
+            <w:tcMar>
+              <w:top w:w="70" w:type="dxa"/>
+              <w:left w:w="100" w:type="dxa"/>
+              <w:bottom w:w="70" w:type="dxa"/>
+              <w:right w:w="100" w:type="dxa"/>
+            </w:tcMar>
+            <w:vAlign w:val="top"/>
+          </w:tcPr>
+          <w:p>
+            <w:pPr>
+              <w:keepNext w:val="0"/>
+              <w:keepLines w:val="0"/>
+              <w:widowControl/>
+              <w:suppressLineNumbers w:val="0"/>
+              <w:spacing w:line="17" w:lineRule="atLeast"/>
+              <w:jc w:val="center"/>
+              <w:textAlignment w:val="top"/>
+              <w:rPr>
+                <w:rFonts w:hint="eastAsia" w:ascii="宋体" w:hAnsi="宋体" w:eastAsia="宋体" w:cs="宋体"/>
+                <w:color w:val="000000"/>
+                <w:sz w:val="18"/>
+                <w:szCs w:val="18"/>
+              </w:rPr>
+            </w:pPr>
+            <w:r>
+              <w:rPr>
+                <w:rFonts w:hint="eastAsia" w:ascii="宋体" w:hAnsi="宋体" w:eastAsia="宋体" w:cs="宋体"/>
+                <w:color w:val="000000"/>
+                <w:sz w:val="18"/>
+                <w:szCs w:val="18"/>
+                <w:bdr w:val="none" w:color="auto" w:sz="0" w:space="0"/>
+              </w:rPr>
+              <w:t>5</w:t>
+            </w:r>
+          </w:p>
+        </w:tc>
+        <w:tc>
+          <w:tcPr>
+            <w:tcW w:w="0" w:type="auto"/>
+            <w:tcBorders>
+              <w:top w:val="single" w:color="666666" w:sz="6" w:space="0"/>
+              <w:left w:val="single" w:color="666666" w:sz="6" w:space="0"/>
+              <w:bottom w:val="single" w:color="666666" w:sz="6" w:space="0"/>
+              <w:right w:val="single" w:color="666666" w:sz="6" w:space="0"/>
+            </w:tcBorders>
+            <w:shd w:val="clear"/>
+            <w:tcMar>
+              <w:top w:w="70" w:type="dxa"/>
+              <w:left w:w="100" w:type="dxa"/>
+              <w:bottom w:w="70" w:type="dxa"/>
+              <w:right w:w="100" w:type="dxa"/>
+            </w:tcMar>
+            <w:vAlign w:val="top"/>
+          </w:tcPr>
+          <w:p>
+            <w:pPr>
+              <w:keepNext w:val="0"/>
+              <w:keepLines w:val="0"/>
+              <w:widowControl/>
+              <w:suppressLineNumbers w:val="0"/>
+              <w:spacing w:line="17" w:lineRule="atLeast"/>
+              <w:jc w:val="center"/>
+              <w:textAlignment w:val="top"/>
+              <w:rPr>
+                <w:rFonts w:hint="eastAsia" w:ascii="宋体" w:hAnsi="宋体" w:eastAsia="宋体" w:cs="宋体"/>
+                <w:color w:val="000000"/>
+                <w:sz w:val="18"/>
+                <w:szCs w:val="18"/>
+              </w:rPr>
+            </w:pPr>
+            <w:r>
+              <w:rPr>
+                <w:rFonts w:hint="eastAsia" w:ascii="宋体" w:hAnsi="宋体" w:eastAsia="宋体" w:cs="宋体"/>
+                <w:color w:val="000000"/>
+                <w:sz w:val="18"/>
+                <w:szCs w:val="18"/>
+                <w:bdr w:val="none" w:color="auto" w:sz="0" w:space="0"/>
+              </w:rPr>
+              <w:t>0.50s</w:t>
+            </w:r>
+          </w:p>
+        </w:tc>
+        <w:tc>
+          <w:tcPr>
+            <w:tcW w:w="0" w:type="auto"/>
+            <w:tcBorders>
+              <w:top w:val="single" w:color="666666" w:sz="6" w:space="0"/>
+              <w:left w:val="single" w:color="666666" w:sz="6" w:space="0"/>
+              <w:bottom w:val="single" w:color="666666" w:sz="6" w:space="0"/>
+              <w:right w:val="single" w:color="666666" w:sz="6" w:space="0"/>
+            </w:tcBorders>
+            <w:shd w:val="clear"/>
+            <w:tcMar>
+              <w:top w:w="70" w:type="dxa"/>
+              <w:left w:w="100" w:type="dxa"/>
+              <w:bottom w:w="70" w:type="dxa"/>
+              <w:right w:w="100" w:type="dxa"/>
+            </w:tcMar>
+            <w:vAlign w:val="top"/>
+          </w:tcPr>
+          <w:p>
+            <w:pPr>
+              <w:keepNext w:val="0"/>
+              <w:keepLines w:val="0"/>
+              <w:widowControl/>
+              <w:suppressLineNumbers w:val="0"/>
+              <w:spacing w:line="17" w:lineRule="atLeast"/>
+              <w:jc w:val="left"/>
+              <w:textAlignment w:val="top"/>
+              <w:rPr>
+                <w:rFonts w:hint="eastAsia" w:ascii="宋体" w:hAnsi="宋体" w:eastAsia="宋体" w:cs="宋体"/>
+                <w:color w:val="000000"/>
+                <w:sz w:val="18"/>
+                <w:szCs w:val="18"/>
+              </w:rPr>
+            </w:pPr>
+            <w:r>
+              <w:rPr>
+                <w:rFonts w:hint="eastAsia" w:ascii="宋体" w:hAnsi="宋体" w:eastAsia="宋体" w:cs="宋体"/>
+                <w:color w:val="000000"/>
+                <w:sz w:val="18"/>
+                <w:szCs w:val="18"/>
+                <w:bdr w:val="none" w:color="auto" w:sz="0" w:space="0"/>
+              </w:rPr>
+              <w:t>405、参数类型错误 400、校验失败与非法 JSON 统一响应体、非 API 路径回退</w:t>
+            </w:r>
+          </w:p>
+        </w:tc>
+      </w:tr>
+      <w:tr>
+        <w:tblPrEx>
+          <w:tblBorders>
+            <w:top w:val="none" w:color="auto" w:sz="0" w:space="0"/>
+            <w:left w:val="none" w:color="auto" w:sz="0" w:space="0"/>
+            <w:bottom w:val="none" w:color="auto" w:sz="0" w:space="0"/>
+            <w:right w:val="none" w:color="auto" w:sz="0" w:space="0"/>
+            <w:insideH w:val="none" w:color="auto" w:sz="0" w:space="0"/>
+            <w:insideV w:val="none" w:color="auto" w:sz="0" w:space="0"/>
+          </w:tblBorders>
+          <w:shd w:val="clear"/>
           <w:tblCellMar>
             <w:top w:w="15" w:type="dxa"/>
             <w:left w:w="15" w:type="dxa"/>
@@ -11049,7 +11070,6 @@
             <w:insideH w:val="none" w:color="auto" w:sz="0" w:space="0"/>
             <w:insideV w:val="none" w:color="auto" w:sz="0" w:space="0"/>
           </w:tblBorders>
-          <w:shd w:val="clear"/>
           <w:tblCellMar>
             <w:top w:w="15" w:type="dxa"/>
             <w:left w:w="15" w:type="dxa"/>
@@ -12307,6 +12327,7 @@
             <w:insideH w:val="none" w:color="auto" w:sz="0" w:space="0"/>
             <w:insideV w:val="none" w:color="auto" w:sz="0" w:space="0"/>
           </w:tblBorders>
+          <w:shd w:val="clear"/>
           <w:tblCellMar>
             <w:top w:w="15" w:type="dxa"/>
             <w:left w:w="15" w:type="dxa"/>
@@ -12463,6 +12484,7 @@
             <w:insideH w:val="none" w:color="auto" w:sz="0" w:space="0"/>
             <w:insideV w:val="none" w:color="auto" w:sz="0" w:space="0"/>
           </w:tblBorders>
+          <w:shd w:val="clear"/>
           <w:tblCellMar>
             <w:top w:w="15" w:type="dxa"/>
             <w:left w:w="15" w:type="dxa"/>
@@ -12619,6 +12641,7 @@
             <w:insideH w:val="none" w:color="auto" w:sz="0" w:space="0"/>
             <w:insideV w:val="none" w:color="auto" w:sz="0" w:space="0"/>
           </w:tblBorders>
+          <w:shd w:val="clear"/>
           <w:tblCellMar>
             <w:top w:w="15" w:type="dxa"/>
             <w:left w:w="15" w:type="dxa"/>
@@ -12775,6 +12798,7 @@
             <w:insideH w:val="none" w:color="auto" w:sz="0" w:space="0"/>
             <w:insideV w:val="none" w:color="auto" w:sz="0" w:space="0"/>
           </w:tblBorders>
+          <w:shd w:val="clear"/>
           <w:tblCellMar>
             <w:top w:w="15" w:type="dxa"/>
             <w:left w:w="15" w:type="dxa"/>
@@ -13614,7 +13638,6 @@
             <w:insideH w:val="none" w:color="auto" w:sz="0" w:space="0"/>
             <w:insideV w:val="none" w:color="auto" w:sz="0" w:space="0"/>
           </w:tblBorders>
-          <w:shd w:val="clear"/>
           <w:tblCellMar>
             <w:top w:w="15" w:type="dxa"/>
             <w:left w:w="15" w:type="dxa"/>
@@ -14285,6 +14308,7 @@
             <w:insideH w:val="none" w:color="auto" w:sz="0" w:space="0"/>
             <w:insideV w:val="none" w:color="auto" w:sz="0" w:space="0"/>
           </w:tblBorders>
+          <w:shd w:val="clear"/>
           <w:tblCellMar>
             <w:top w:w="15" w:type="dxa"/>
             <w:left w:w="15" w:type="dxa"/>
@@ -16077,6 +16101,7 @@
             <w:insideH w:val="none" w:color="auto" w:sz="0" w:space="0"/>
             <w:insideV w:val="none" w:color="auto" w:sz="0" w:space="0"/>
           </w:tblBorders>
+          <w:shd w:val="clear"/>
           <w:tblCellMar>
             <w:top w:w="15" w:type="dxa"/>
             <w:left w:w="15" w:type="dxa"/>
@@ -16602,7 +16627,6 @@
             <w:insideH w:val="none" w:color="auto" w:sz="0" w:space="0"/>
             <w:insideV w:val="none" w:color="auto" w:sz="0" w:space="0"/>
           </w:tblBorders>
-          <w:shd w:val="clear"/>
           <w:tblCellMar>
             <w:top w:w="15" w:type="dxa"/>
             <w:left w:w="15" w:type="dxa"/>
@@ -17072,6 +17096,7 @@
             <w:insideH w:val="none" w:color="auto" w:sz="0" w:space="0"/>
             <w:insideV w:val="none" w:color="auto" w:sz="0" w:space="0"/>
           </w:tblBorders>
+          <w:shd w:val="clear"/>
           <w:tblCellMar>
             <w:top w:w="15" w:type="dxa"/>
             <w:left w:w="15" w:type="dxa"/>
@@ -17228,6 +17253,7 @@
             <w:insideH w:val="none" w:color="auto" w:sz="0" w:space="0"/>
             <w:insideV w:val="none" w:color="auto" w:sz="0" w:space="0"/>
           </w:tblBorders>
+          <w:shd w:val="clear"/>
           <w:tblCellMar>
             <w:top w:w="15" w:type="dxa"/>
             <w:left w:w="15" w:type="dxa"/>
@@ -17427,7 +17453,6 @@
             <w:insideH w:val="none" w:color="auto" w:sz="0" w:space="0"/>
             <w:insideV w:val="none" w:color="auto" w:sz="0" w:space="0"/>
           </w:tblBorders>
-          <w:shd w:val="clear"/>
           <w:tblCellMar>
             <w:top w:w="15" w:type="dxa"/>
             <w:left w:w="15" w:type="dxa"/>
@@ -17582,162 +17607,6 @@
                 <w:bdr w:val="none" w:color="auto" w:sz="0" w:space="0"/>
               </w:rPr>
               <w:t>结果</w:t>
-            </w:r>
-          </w:p>
-        </w:tc>
-      </w:tr>
-      <w:tr>
-        <w:tblPrEx>
-          <w:tblBorders>
-            <w:top w:val="none" w:color="auto" w:sz="0" w:space="0"/>
-            <w:left w:val="none" w:color="auto" w:sz="0" w:space="0"/>
-            <w:bottom w:val="none" w:color="auto" w:sz="0" w:space="0"/>
-            <w:right w:val="none" w:color="auto" w:sz="0" w:space="0"/>
-            <w:insideH w:val="none" w:color="auto" w:sz="0" w:space="0"/>
-            <w:insideV w:val="none" w:color="auto" w:sz="0" w:space="0"/>
-          </w:tblBorders>
-          <w:tblCellMar>
-            <w:top w:w="15" w:type="dxa"/>
-            <w:left w:w="15" w:type="dxa"/>
-            <w:bottom w:w="15" w:type="dxa"/>
-            <w:right w:w="15" w:type="dxa"/>
-          </w:tblCellMar>
-        </w:tblPrEx>
-        <w:tc>
-          <w:tcPr>
-            <w:tcW w:w="0" w:type="auto"/>
-            <w:tcBorders>
-              <w:top w:val="single" w:color="666666" w:sz="6" w:space="0"/>
-              <w:left w:val="single" w:color="666666" w:sz="6" w:space="0"/>
-              <w:bottom w:val="single" w:color="666666" w:sz="6" w:space="0"/>
-              <w:right w:val="single" w:color="666666" w:sz="6" w:space="0"/>
-            </w:tcBorders>
-            <w:shd w:val="clear"/>
-            <w:tcMar>
-              <w:top w:w="70" w:type="dxa"/>
-              <w:left w:w="100" w:type="dxa"/>
-              <w:bottom w:w="70" w:type="dxa"/>
-              <w:right w:w="100" w:type="dxa"/>
-            </w:tcMar>
-            <w:vAlign w:val="top"/>
-          </w:tcPr>
-          <w:p>
-            <w:pPr>
-              <w:keepNext w:val="0"/>
-              <w:keepLines w:val="0"/>
-              <w:widowControl/>
-              <w:suppressLineNumbers w:val="0"/>
-              <w:spacing w:line="17" w:lineRule="atLeast"/>
-              <w:jc w:val="left"/>
-              <w:textAlignment w:val="top"/>
-              <w:rPr>
-                <w:rFonts w:hint="eastAsia" w:ascii="宋体" w:hAnsi="宋体" w:eastAsia="宋体" w:cs="宋体"/>
-                <w:color w:val="000000"/>
-                <w:sz w:val="18"/>
-                <w:szCs w:val="18"/>
-              </w:rPr>
-            </w:pPr>
-            <w:r>
-              <w:rPr>
-                <w:rFonts w:hint="eastAsia" w:ascii="宋体" w:hAnsi="宋体" w:eastAsia="宋体" w:cs="宋体"/>
-                <w:color w:val="000000"/>
-                <w:sz w:val="18"/>
-                <w:szCs w:val="18"/>
-                <w:bdr w:val="none" w:color="auto" w:sz="0" w:space="0"/>
-              </w:rPr>
-              <w:t>X-Content-Type-Options</w:t>
-            </w:r>
-          </w:p>
-        </w:tc>
-        <w:tc>
-          <w:tcPr>
-            <w:tcW w:w="0" w:type="auto"/>
-            <w:tcBorders>
-              <w:top w:val="single" w:color="666666" w:sz="6" w:space="0"/>
-              <w:left w:val="single" w:color="666666" w:sz="6" w:space="0"/>
-              <w:bottom w:val="single" w:color="666666" w:sz="6" w:space="0"/>
-              <w:right w:val="single" w:color="666666" w:sz="6" w:space="0"/>
-            </w:tcBorders>
-            <w:shd w:val="clear"/>
-            <w:tcMar>
-              <w:top w:w="70" w:type="dxa"/>
-              <w:left w:w="100" w:type="dxa"/>
-              <w:bottom w:w="70" w:type="dxa"/>
-              <w:right w:w="100" w:type="dxa"/>
-            </w:tcMar>
-            <w:vAlign w:val="top"/>
-          </w:tcPr>
-          <w:p>
-            <w:pPr>
-              <w:keepNext w:val="0"/>
-              <w:keepLines w:val="0"/>
-              <w:widowControl/>
-              <w:suppressLineNumbers w:val="0"/>
-              <w:spacing w:line="17" w:lineRule="atLeast"/>
-              <w:jc w:val="left"/>
-              <w:textAlignment w:val="top"/>
-              <w:rPr>
-                <w:rFonts w:hint="eastAsia" w:ascii="宋体" w:hAnsi="宋体" w:eastAsia="宋体" w:cs="宋体"/>
-                <w:color w:val="000000"/>
-                <w:sz w:val="18"/>
-                <w:szCs w:val="18"/>
-              </w:rPr>
-            </w:pPr>
-            <w:r>
-              <w:rPr>
-                <w:rFonts w:hint="eastAsia" w:ascii="宋体" w:hAnsi="宋体" w:eastAsia="宋体" w:cs="宋体"/>
-                <w:color w:val="000000"/>
-                <w:sz w:val="18"/>
-                <w:szCs w:val="18"/>
-                <w:bdr w:val="none" w:color="auto" w:sz="0" w:space="0"/>
-              </w:rPr>
-              <w:t>nosniff</w:t>
-            </w:r>
-          </w:p>
-        </w:tc>
-        <w:tc>
-          <w:tcPr>
-            <w:tcW w:w="0" w:type="auto"/>
-            <w:tcBorders>
-              <w:top w:val="single" w:color="666666" w:sz="6" w:space="0"/>
-              <w:left w:val="single" w:color="666666" w:sz="6" w:space="0"/>
-              <w:bottom w:val="single" w:color="666666" w:sz="6" w:space="0"/>
-              <w:right w:val="single" w:color="666666" w:sz="6" w:space="0"/>
-            </w:tcBorders>
-            <w:shd w:val="clear"/>
-            <w:tcMar>
-              <w:top w:w="70" w:type="dxa"/>
-              <w:left w:w="100" w:type="dxa"/>
-              <w:bottom w:w="70" w:type="dxa"/>
-              <w:right w:w="100" w:type="dxa"/>
-            </w:tcMar>
-            <w:vAlign w:val="top"/>
-          </w:tcPr>
-          <w:p>
-            <w:pPr>
-              <w:keepNext w:val="0"/>
-              <w:keepLines w:val="0"/>
-              <w:widowControl/>
-              <w:suppressLineNumbers w:val="0"/>
-              <w:spacing w:line="17" w:lineRule="atLeast"/>
-              <w:jc w:val="left"/>
-              <w:textAlignment w:val="top"/>
-              <w:rPr>
-                <w:rFonts w:hint="eastAsia" w:ascii="宋体" w:hAnsi="宋体" w:eastAsia="宋体" w:cs="宋体"/>
-                <w:color w:val="1A7F37"/>
-                <w:sz w:val="18"/>
-                <w:szCs w:val="18"/>
-              </w:rPr>
-            </w:pPr>
-            <w:r>
-              <w:rPr>
-                <w:rFonts w:hint="eastAsia" w:ascii="宋体" w:hAnsi="宋体" w:eastAsia="宋体" w:cs="宋体"/>
-                <w:color w:val="1A7F37"/>
-                <w:sz w:val="18"/>
-                <w:szCs w:val="18"/>
-                <w:bdr w:val="none" w:color="auto" w:sz="0" w:space="0"/>
-              </w:rPr>
-              <w:t>通过</w:t>
             </w:r>
           </w:p>
         </w:tc>
@@ -17802,53 +17671,53 @@
                 <w:szCs w:val="18"/>
                 <w:bdr w:val="none" w:color="auto" w:sz="0" w:space="0"/>
               </w:rPr>
-              <w:t>X-Frame-Options</w:t>
-            </w:r>
-          </w:p>
-        </w:tc>
-        <w:tc>
-          <w:tcPr>
-            <w:tcW w:w="0" w:type="auto"/>
-            <w:tcBorders>
-              <w:top w:val="single" w:color="666666" w:sz="6" w:space="0"/>
-              <w:left w:val="single" w:color="666666" w:sz="6" w:space="0"/>
-              <w:bottom w:val="single" w:color="666666" w:sz="6" w:space="0"/>
-              <w:right w:val="single" w:color="666666" w:sz="6" w:space="0"/>
-            </w:tcBorders>
-            <w:shd w:val="clear"/>
-            <w:tcMar>
-              <w:top w:w="70" w:type="dxa"/>
-              <w:left w:w="100" w:type="dxa"/>
-              <w:bottom w:w="70" w:type="dxa"/>
-              <w:right w:w="100" w:type="dxa"/>
-            </w:tcMar>
-            <w:vAlign w:val="top"/>
-          </w:tcPr>
-          <w:p>
-            <w:pPr>
-              <w:keepNext w:val="0"/>
-              <w:keepLines w:val="0"/>
-              <w:widowControl/>
-              <w:suppressLineNumbers w:val="0"/>
-              <w:spacing w:line="17" w:lineRule="atLeast"/>
-              <w:jc w:val="left"/>
-              <w:textAlignment w:val="top"/>
-              <w:rPr>
-                <w:rFonts w:hint="eastAsia" w:ascii="宋体" w:hAnsi="宋体" w:eastAsia="宋体" w:cs="宋体"/>
-                <w:color w:val="000000"/>
-                <w:sz w:val="18"/>
-                <w:szCs w:val="18"/>
-              </w:rPr>
-            </w:pPr>
-            <w:r>
-              <w:rPr>
-                <w:rFonts w:hint="eastAsia" w:ascii="宋体" w:hAnsi="宋体" w:eastAsia="宋体" w:cs="宋体"/>
-                <w:color w:val="000000"/>
-                <w:sz w:val="18"/>
-                <w:szCs w:val="18"/>
-                <w:bdr w:val="none" w:color="auto" w:sz="0" w:space="0"/>
-              </w:rPr>
-              <w:t>SAMEORIGIN</w:t>
+              <w:t>X-Content-Type-Options</w:t>
+            </w:r>
+          </w:p>
+        </w:tc>
+        <w:tc>
+          <w:tcPr>
+            <w:tcW w:w="0" w:type="auto"/>
+            <w:tcBorders>
+              <w:top w:val="single" w:color="666666" w:sz="6" w:space="0"/>
+              <w:left w:val="single" w:color="666666" w:sz="6" w:space="0"/>
+              <w:bottom w:val="single" w:color="666666" w:sz="6" w:space="0"/>
+              <w:right w:val="single" w:color="666666" w:sz="6" w:space="0"/>
+            </w:tcBorders>
+            <w:shd w:val="clear"/>
+            <w:tcMar>
+              <w:top w:w="70" w:type="dxa"/>
+              <w:left w:w="100" w:type="dxa"/>
+              <w:bottom w:w="70" w:type="dxa"/>
+              <w:right w:w="100" w:type="dxa"/>
+            </w:tcMar>
+            <w:vAlign w:val="top"/>
+          </w:tcPr>
+          <w:p>
+            <w:pPr>
+              <w:keepNext w:val="0"/>
+              <w:keepLines w:val="0"/>
+              <w:widowControl/>
+              <w:suppressLineNumbers w:val="0"/>
+              <w:spacing w:line="17" w:lineRule="atLeast"/>
+              <w:jc w:val="left"/>
+              <w:textAlignment w:val="top"/>
+              <w:rPr>
+                <w:rFonts w:hint="eastAsia" w:ascii="宋体" w:hAnsi="宋体" w:eastAsia="宋体" w:cs="宋体"/>
+                <w:color w:val="000000"/>
+                <w:sz w:val="18"/>
+                <w:szCs w:val="18"/>
+              </w:rPr>
+            </w:pPr>
+            <w:r>
+              <w:rPr>
+                <w:rFonts w:hint="eastAsia" w:ascii="宋体" w:hAnsi="宋体" w:eastAsia="宋体" w:cs="宋体"/>
+                <w:color w:val="000000"/>
+                <w:sz w:val="18"/>
+                <w:szCs w:val="18"/>
+                <w:bdr w:val="none" w:color="auto" w:sz="0" w:space="0"/>
+              </w:rPr>
+              <w:t>nosniff</w:t>
             </w:r>
           </w:p>
         </w:tc>
@@ -17909,7 +17778,162 @@
             <w:insideH w:val="none" w:color="auto" w:sz="0" w:space="0"/>
             <w:insideV w:val="none" w:color="auto" w:sz="0" w:space="0"/>
           </w:tblBorders>
-          <w:shd w:val="clear"/>
+          <w:tblCellMar>
+            <w:top w:w="15" w:type="dxa"/>
+            <w:left w:w="15" w:type="dxa"/>
+            <w:bottom w:w="15" w:type="dxa"/>
+            <w:right w:w="15" w:type="dxa"/>
+          </w:tblCellMar>
+        </w:tblPrEx>
+        <w:tc>
+          <w:tcPr>
+            <w:tcW w:w="0" w:type="auto"/>
+            <w:tcBorders>
+              <w:top w:val="single" w:color="666666" w:sz="6" w:space="0"/>
+              <w:left w:val="single" w:color="666666" w:sz="6" w:space="0"/>
+              <w:bottom w:val="single" w:color="666666" w:sz="6" w:space="0"/>
+              <w:right w:val="single" w:color="666666" w:sz="6" w:space="0"/>
+            </w:tcBorders>
+            <w:shd w:val="clear"/>
+            <w:tcMar>
+              <w:top w:w="70" w:type="dxa"/>
+              <w:left w:w="100" w:type="dxa"/>
+              <w:bottom w:w="70" w:type="dxa"/>
+              <w:right w:w="100" w:type="dxa"/>
+            </w:tcMar>
+            <w:vAlign w:val="top"/>
+          </w:tcPr>
+          <w:p>
+            <w:pPr>
+              <w:keepNext w:val="0"/>
+              <w:keepLines w:val="0"/>
+              <w:widowControl/>
+              <w:suppressLineNumbers w:val="0"/>
+              <w:spacing w:line="17" w:lineRule="atLeast"/>
+              <w:jc w:val="left"/>
+              <w:textAlignment w:val="top"/>
+              <w:rPr>
+                <w:rFonts w:hint="eastAsia" w:ascii="宋体" w:hAnsi="宋体" w:eastAsia="宋体" w:cs="宋体"/>
+                <w:color w:val="000000"/>
+                <w:sz w:val="18"/>
+                <w:szCs w:val="18"/>
+              </w:rPr>
+            </w:pPr>
+            <w:r>
+              <w:rPr>
+                <w:rFonts w:hint="eastAsia" w:ascii="宋体" w:hAnsi="宋体" w:eastAsia="宋体" w:cs="宋体"/>
+                <w:color w:val="000000"/>
+                <w:sz w:val="18"/>
+                <w:szCs w:val="18"/>
+                <w:bdr w:val="none" w:color="auto" w:sz="0" w:space="0"/>
+              </w:rPr>
+              <w:t>X-Frame-Options</w:t>
+            </w:r>
+          </w:p>
+        </w:tc>
+        <w:tc>
+          <w:tcPr>
+            <w:tcW w:w="0" w:type="auto"/>
+            <w:tcBorders>
+              <w:top w:val="single" w:color="666666" w:sz="6" w:space="0"/>
+              <w:left w:val="single" w:color="666666" w:sz="6" w:space="0"/>
+              <w:bottom w:val="single" w:color="666666" w:sz="6" w:space="0"/>
+              <w:right w:val="single" w:color="666666" w:sz="6" w:space="0"/>
+            </w:tcBorders>
+            <w:shd w:val="clear"/>
+            <w:tcMar>
+              <w:top w:w="70" w:type="dxa"/>
+              <w:left w:w="100" w:type="dxa"/>
+              <w:bottom w:w="70" w:type="dxa"/>
+              <w:right w:w="100" w:type="dxa"/>
+            </w:tcMar>
+            <w:vAlign w:val="top"/>
+          </w:tcPr>
+          <w:p>
+            <w:pPr>
+              <w:keepNext w:val="0"/>
+              <w:keepLines w:val="0"/>
+              <w:widowControl/>
+              <w:suppressLineNumbers w:val="0"/>
+              <w:spacing w:line="17" w:lineRule="atLeast"/>
+              <w:jc w:val="left"/>
+              <w:textAlignment w:val="top"/>
+              <w:rPr>
+                <w:rFonts w:hint="eastAsia" w:ascii="宋体" w:hAnsi="宋体" w:eastAsia="宋体" w:cs="宋体"/>
+                <w:color w:val="000000"/>
+                <w:sz w:val="18"/>
+                <w:szCs w:val="18"/>
+              </w:rPr>
+            </w:pPr>
+            <w:r>
+              <w:rPr>
+                <w:rFonts w:hint="eastAsia" w:ascii="宋体" w:hAnsi="宋体" w:eastAsia="宋体" w:cs="宋体"/>
+                <w:color w:val="000000"/>
+                <w:sz w:val="18"/>
+                <w:szCs w:val="18"/>
+                <w:bdr w:val="none" w:color="auto" w:sz="0" w:space="0"/>
+              </w:rPr>
+              <w:t>SAMEORIGIN</w:t>
+            </w:r>
+          </w:p>
+        </w:tc>
+        <w:tc>
+          <w:tcPr>
+            <w:tcW w:w="0" w:type="auto"/>
+            <w:tcBorders>
+              <w:top w:val="single" w:color="666666" w:sz="6" w:space="0"/>
+              <w:left w:val="single" w:color="666666" w:sz="6" w:space="0"/>
+              <w:bottom w:val="single" w:color="666666" w:sz="6" w:space="0"/>
+              <w:right w:val="single" w:color="666666" w:sz="6" w:space="0"/>
+            </w:tcBorders>
+            <w:shd w:val="clear"/>
+            <w:tcMar>
+              <w:top w:w="70" w:type="dxa"/>
+              <w:left w:w="100" w:type="dxa"/>
+              <w:bottom w:w="70" w:type="dxa"/>
+              <w:right w:w="100" w:type="dxa"/>
+            </w:tcMar>
+            <w:vAlign w:val="top"/>
+          </w:tcPr>
+          <w:p>
+            <w:pPr>
+              <w:keepNext w:val="0"/>
+              <w:keepLines w:val="0"/>
+              <w:widowControl/>
+              <w:suppressLineNumbers w:val="0"/>
+              <w:spacing w:line="17" w:lineRule="atLeast"/>
+              <w:jc w:val="left"/>
+              <w:textAlignment w:val="top"/>
+              <w:rPr>
+                <w:rFonts w:hint="eastAsia" w:ascii="宋体" w:hAnsi="宋体" w:eastAsia="宋体" w:cs="宋体"/>
+                <w:color w:val="1A7F37"/>
+                <w:sz w:val="18"/>
+                <w:szCs w:val="18"/>
+              </w:rPr>
+            </w:pPr>
+            <w:r>
+              <w:rPr>
+                <w:rFonts w:hint="eastAsia" w:ascii="宋体" w:hAnsi="宋体" w:eastAsia="宋体" w:cs="宋体"/>
+                <w:color w:val="1A7F37"/>
+                <w:sz w:val="18"/>
+                <w:szCs w:val="18"/>
+                <w:bdr w:val="none" w:color="auto" w:sz="0" w:space="0"/>
+              </w:rPr>
+              <w:t>通过</w:t>
+            </w:r>
+          </w:p>
+        </w:tc>
+      </w:tr>
+      <w:tr>
+        <w:tblPrEx>
+          <w:tblBorders>
+            <w:top w:val="none" w:color="auto" w:sz="0" w:space="0"/>
+            <w:left w:val="none" w:color="auto" w:sz="0" w:space="0"/>
+            <w:bottom w:val="none" w:color="auto" w:sz="0" w:space="0"/>
+            <w:right w:val="none" w:color="auto" w:sz="0" w:space="0"/>
+            <w:insideH w:val="none" w:color="auto" w:sz="0" w:space="0"/>
+            <w:insideV w:val="none" w:color="auto" w:sz="0" w:space="0"/>
+          </w:tblBorders>
           <w:tblCellMar>
             <w:top w:w="15" w:type="dxa"/>
             <w:left w:w="15" w:type="dxa"/>
@@ -18265,7 +18289,6 @@
             <w:insideH w:val="none" w:color="auto" w:sz="0" w:space="0"/>
             <w:insideV w:val="none" w:color="auto" w:sz="0" w:space="0"/>
           </w:tblBorders>
-          <w:shd w:val="clear"/>
           <w:tblCellMar>
             <w:top w:w="15" w:type="dxa"/>
             <w:left w:w="15" w:type="dxa"/>
@@ -18590,7 +18613,6 @@
             <w:insideH w:val="none" w:color="auto" w:sz="0" w:space="0"/>
             <w:insideV w:val="none" w:color="auto" w:sz="0" w:space="0"/>
           </w:tblBorders>
-          <w:shd w:val="clear"/>
           <w:tblCellMar>
             <w:top w:w="15" w:type="dxa"/>
             <w:left w:w="15" w:type="dxa"/>
@@ -18747,7 +18769,6 @@
             <w:insideH w:val="none" w:color="auto" w:sz="0" w:space="0"/>
             <w:insideV w:val="none" w:color="auto" w:sz="0" w:space="0"/>
           </w:tblBorders>
-          <w:shd w:val="clear"/>
           <w:tblCellMar>
             <w:top w:w="15" w:type="dxa"/>
             <w:left w:w="15" w:type="dxa"/>
@@ -19714,6 +19735,7 @@
             <w:insideH w:val="none" w:color="auto" w:sz="0" w:space="0"/>
             <w:insideV w:val="none" w:color="auto" w:sz="0" w:space="0"/>
           </w:tblBorders>
+          <w:shd w:val="clear"/>
           <w:tblCellMar>
             <w:top w:w="15" w:type="dxa"/>
             <w:left w:w="15" w:type="dxa"/>
@@ -20508,6 +20530,410 @@
                 <w:bdr w:val="none" w:color="auto" w:sz="0" w:space="0"/>
               </w:rPr>
               <w:t>空数组——没有卖出过东西</w:t>
+            </w:r>
+          </w:p>
+        </w:tc>
+      </w:tr>
+      <w:tr>
+        <w:tblPrEx>
+          <w:tblBorders>
+            <w:top w:val="none" w:color="auto" w:sz="0" w:space="0"/>
+            <w:left w:val="none" w:color="auto" w:sz="0" w:space="0"/>
+            <w:bottom w:val="none" w:color="auto" w:sz="0" w:space="0"/>
+            <w:right w:val="none" w:color="auto" w:sz="0" w:space="0"/>
+            <w:insideH w:val="none" w:color="auto" w:sz="0" w:space="0"/>
+            <w:insideV w:val="none" w:color="auto" w:sz="0" w:space="0"/>
+          </w:tblBorders>
+          <w:tblCellMar>
+            <w:top w:w="15" w:type="dxa"/>
+            <w:left w:w="15" w:type="dxa"/>
+            <w:bottom w:w="15" w:type="dxa"/>
+            <w:right w:w="15" w:type="dxa"/>
+          </w:tblCellMar>
+        </w:tblPrEx>
+        <w:tc>
+          <w:tcPr>
+            <w:tcW w:w="0" w:type="auto"/>
+            <w:tcBorders>
+              <w:top w:val="single" w:color="666666" w:sz="6" w:space="0"/>
+              <w:left w:val="single" w:color="666666" w:sz="6" w:space="0"/>
+              <w:bottom w:val="single" w:color="666666" w:sz="6" w:space="0"/>
+              <w:right w:val="single" w:color="666666" w:sz="6" w:space="0"/>
+            </w:tcBorders>
+            <w:shd w:val="clear"/>
+            <w:tcMar>
+              <w:top w:w="70" w:type="dxa"/>
+              <w:left w:w="100" w:type="dxa"/>
+              <w:bottom w:w="70" w:type="dxa"/>
+              <w:right w:w="100" w:type="dxa"/>
+            </w:tcMar>
+            <w:vAlign w:val="top"/>
+          </w:tcPr>
+          <w:p>
+            <w:pPr>
+              <w:keepNext w:val="0"/>
+              <w:keepLines w:val="0"/>
+              <w:widowControl/>
+              <w:suppressLineNumbers w:val="0"/>
+              <w:spacing w:line="17" w:lineRule="atLeast"/>
+              <w:jc w:val="left"/>
+              <w:textAlignment w:val="top"/>
+              <w:rPr>
+                <w:rFonts w:hint="eastAsia" w:ascii="宋体" w:hAnsi="宋体" w:eastAsia="宋体" w:cs="宋体"/>
+                <w:color w:val="000000"/>
+                <w:sz w:val="18"/>
+                <w:szCs w:val="18"/>
+              </w:rPr>
+            </w:pPr>
+            <w:r>
+              <w:rPr>
+                <w:rFonts w:hint="eastAsia" w:ascii="宋体" w:hAnsi="宋体" w:eastAsia="宋体" w:cs="宋体"/>
+                <w:color w:val="000000"/>
+                <w:sz w:val="18"/>
+                <w:szCs w:val="18"/>
+                <w:bdr w:val="none" w:color="auto" w:sz="0" w:space="0"/>
+              </w:rPr>
+              <w:t>GET /api/v1/orders/sold</w:t>
+            </w:r>
+          </w:p>
+        </w:tc>
+        <w:tc>
+          <w:tcPr>
+            <w:tcW w:w="0" w:type="auto"/>
+            <w:tcBorders>
+              <w:top w:val="single" w:color="666666" w:sz="6" w:space="0"/>
+              <w:left w:val="single" w:color="666666" w:sz="6" w:space="0"/>
+              <w:bottom w:val="single" w:color="666666" w:sz="6" w:space="0"/>
+              <w:right w:val="single" w:color="666666" w:sz="6" w:space="0"/>
+            </w:tcBorders>
+            <w:shd w:val="clear"/>
+            <w:tcMar>
+              <w:top w:w="70" w:type="dxa"/>
+              <w:left w:w="100" w:type="dxa"/>
+              <w:bottom w:w="70" w:type="dxa"/>
+              <w:right w:w="100" w:type="dxa"/>
+            </w:tcMar>
+            <w:vAlign w:val="top"/>
+          </w:tcPr>
+          <w:p>
+            <w:pPr>
+              <w:keepNext w:val="0"/>
+              <w:keepLines w:val="0"/>
+              <w:widowControl/>
+              <w:suppressLineNumbers w:val="0"/>
+              <w:spacing w:line="17" w:lineRule="atLeast"/>
+              <w:jc w:val="left"/>
+              <w:textAlignment w:val="top"/>
+              <w:rPr>
+                <w:rFonts w:hint="eastAsia" w:ascii="宋体" w:hAnsi="宋体" w:eastAsia="宋体" w:cs="宋体"/>
+                <w:color w:val="000000"/>
+                <w:sz w:val="18"/>
+                <w:szCs w:val="18"/>
+              </w:rPr>
+            </w:pPr>
+            <w:r>
+              <w:rPr>
+                <w:rFonts w:hint="eastAsia" w:ascii="宋体" w:hAnsi="宋体" w:eastAsia="宋体" w:cs="宋体"/>
+                <w:color w:val="000000"/>
+                <w:sz w:val="18"/>
+                <w:szCs w:val="18"/>
+                <w:bdr w:val="none" w:color="auto" w:sz="0" w:space="0"/>
+              </w:rPr>
+              <w:t>卖家</w:t>
+            </w:r>
+          </w:p>
+        </w:tc>
+        <w:tc>
+          <w:tcPr>
+            <w:tcW w:w="0" w:type="auto"/>
+            <w:tcBorders>
+              <w:top w:val="single" w:color="666666" w:sz="6" w:space="0"/>
+              <w:left w:val="single" w:color="666666" w:sz="6" w:space="0"/>
+              <w:bottom w:val="single" w:color="666666" w:sz="6" w:space="0"/>
+              <w:right w:val="single" w:color="666666" w:sz="6" w:space="0"/>
+            </w:tcBorders>
+            <w:shd w:val="clear"/>
+            <w:tcMar>
+              <w:top w:w="70" w:type="dxa"/>
+              <w:left w:w="100" w:type="dxa"/>
+              <w:bottom w:w="70" w:type="dxa"/>
+              <w:right w:w="100" w:type="dxa"/>
+            </w:tcMar>
+            <w:vAlign w:val="top"/>
+          </w:tcPr>
+          <w:p>
+            <w:pPr>
+              <w:keepNext w:val="0"/>
+              <w:keepLines w:val="0"/>
+              <w:widowControl/>
+              <w:suppressLineNumbers w:val="0"/>
+              <w:spacing w:line="17" w:lineRule="atLeast"/>
+              <w:jc w:val="left"/>
+              <w:textAlignment w:val="top"/>
+              <w:rPr>
+                <w:rFonts w:hint="eastAsia" w:ascii="宋体" w:hAnsi="宋体" w:eastAsia="宋体" w:cs="宋体"/>
+                <w:color w:val="000000"/>
+                <w:sz w:val="18"/>
+                <w:szCs w:val="18"/>
+              </w:rPr>
+            </w:pPr>
+            <w:r>
+              <w:rPr>
+                <w:rFonts w:hint="eastAsia" w:ascii="宋体" w:hAnsi="宋体" w:eastAsia="宋体" w:cs="宋体"/>
+                <w:color w:val="000000"/>
+                <w:sz w:val="18"/>
+                <w:szCs w:val="18"/>
+                <w:bdr w:val="none" w:color="auto" w:sz="0" w:space="0"/>
+              </w:rPr>
+              <w:t>200</w:t>
+            </w:r>
+          </w:p>
+        </w:tc>
+        <w:tc>
+          <w:tcPr>
+            <w:tcW w:w="0" w:type="auto"/>
+            <w:tcBorders>
+              <w:top w:val="single" w:color="666666" w:sz="6" w:space="0"/>
+              <w:left w:val="single" w:color="666666" w:sz="6" w:space="0"/>
+              <w:bottom w:val="single" w:color="666666" w:sz="6" w:space="0"/>
+              <w:right w:val="single" w:color="666666" w:sz="6" w:space="0"/>
+            </w:tcBorders>
+            <w:shd w:val="clear"/>
+            <w:tcMar>
+              <w:top w:w="70" w:type="dxa"/>
+              <w:left w:w="100" w:type="dxa"/>
+              <w:bottom w:w="70" w:type="dxa"/>
+              <w:right w:w="100" w:type="dxa"/>
+            </w:tcMar>
+            <w:vAlign w:val="top"/>
+          </w:tcPr>
+          <w:p>
+            <w:pPr>
+              <w:keepNext w:val="0"/>
+              <w:keepLines w:val="0"/>
+              <w:widowControl/>
+              <w:suppressLineNumbers w:val="0"/>
+              <w:spacing w:line="17" w:lineRule="atLeast"/>
+              <w:jc w:val="left"/>
+              <w:textAlignment w:val="top"/>
+              <w:rPr>
+                <w:rFonts w:hint="eastAsia" w:ascii="宋体" w:hAnsi="宋体" w:eastAsia="宋体" w:cs="宋体"/>
+                <w:color w:val="000000"/>
+                <w:sz w:val="18"/>
+                <w:szCs w:val="18"/>
+              </w:rPr>
+            </w:pPr>
+            <w:r>
+              <w:rPr>
+                <w:rFonts w:hint="eastAsia" w:ascii="宋体" w:hAnsi="宋体" w:eastAsia="宋体" w:cs="宋体"/>
+                <w:color w:val="000000"/>
+                <w:sz w:val="18"/>
+                <w:szCs w:val="18"/>
+                <w:bdr w:val="none" w:color="auto" w:sz="0" w:space="0"/>
+              </w:rPr>
+              <w:t>返回自己作为卖家的订单</w:t>
+            </w:r>
+          </w:p>
+        </w:tc>
+      </w:tr>
+      <w:tr>
+        <w:tblPrEx>
+          <w:tblBorders>
+            <w:top w:val="none" w:color="auto" w:sz="0" w:space="0"/>
+            <w:left w:val="none" w:color="auto" w:sz="0" w:space="0"/>
+            <w:bottom w:val="none" w:color="auto" w:sz="0" w:space="0"/>
+            <w:right w:val="none" w:color="auto" w:sz="0" w:space="0"/>
+            <w:insideH w:val="none" w:color="auto" w:sz="0" w:space="0"/>
+            <w:insideV w:val="none" w:color="auto" w:sz="0" w:space="0"/>
+          </w:tblBorders>
+          <w:tblCellMar>
+            <w:top w:w="15" w:type="dxa"/>
+            <w:left w:w="15" w:type="dxa"/>
+            <w:bottom w:w="15" w:type="dxa"/>
+            <w:right w:w="15" w:type="dxa"/>
+          </w:tblCellMar>
+        </w:tblPrEx>
+        <w:tc>
+          <w:tcPr>
+            <w:tcW w:w="0" w:type="auto"/>
+            <w:tcBorders>
+              <w:top w:val="single" w:color="666666" w:sz="6" w:space="0"/>
+              <w:left w:val="single" w:color="666666" w:sz="6" w:space="0"/>
+              <w:bottom w:val="single" w:color="666666" w:sz="6" w:space="0"/>
+              <w:right w:val="single" w:color="666666" w:sz="6" w:space="0"/>
+            </w:tcBorders>
+            <w:shd w:val="clear"/>
+            <w:tcMar>
+              <w:top w:w="70" w:type="dxa"/>
+              <w:left w:w="100" w:type="dxa"/>
+              <w:bottom w:w="70" w:type="dxa"/>
+              <w:right w:w="100" w:type="dxa"/>
+            </w:tcMar>
+            <w:vAlign w:val="top"/>
+          </w:tcPr>
+          <w:p>
+            <w:pPr>
+              <w:keepNext w:val="0"/>
+              <w:keepLines w:val="0"/>
+              <w:widowControl/>
+              <w:suppressLineNumbers w:val="0"/>
+              <w:spacing w:line="17" w:lineRule="atLeast"/>
+              <w:jc w:val="left"/>
+              <w:textAlignment w:val="top"/>
+              <w:rPr>
+                <w:rFonts w:hint="eastAsia" w:ascii="宋体" w:hAnsi="宋体" w:eastAsia="宋体" w:cs="宋体"/>
+                <w:color w:val="000000"/>
+                <w:sz w:val="18"/>
+                <w:szCs w:val="18"/>
+              </w:rPr>
+            </w:pPr>
+            <w:r>
+              <w:rPr>
+                <w:rFonts w:hint="eastAsia" w:ascii="宋体" w:hAnsi="宋体" w:eastAsia="宋体" w:cs="宋体"/>
+                <w:color w:val="000000"/>
+                <w:sz w:val="18"/>
+                <w:szCs w:val="18"/>
+                <w:bdr w:val="none" w:color="auto" w:sz="0" w:space="0"/>
+              </w:rPr>
+              <w:t>PUT /orders/{no}/ship</w:t>
+            </w:r>
+          </w:p>
+        </w:tc>
+        <w:tc>
+          <w:tcPr>
+            <w:tcW w:w="0" w:type="auto"/>
+            <w:tcBorders>
+              <w:top w:val="single" w:color="666666" w:sz="6" w:space="0"/>
+              <w:left w:val="single" w:color="666666" w:sz="6" w:space="0"/>
+              <w:bottom w:val="single" w:color="666666" w:sz="6" w:space="0"/>
+              <w:right w:val="single" w:color="666666" w:sz="6" w:space="0"/>
+            </w:tcBorders>
+            <w:shd w:val="clear"/>
+            <w:tcMar>
+              <w:top w:w="70" w:type="dxa"/>
+              <w:left w:w="100" w:type="dxa"/>
+              <w:bottom w:w="70" w:type="dxa"/>
+              <w:right w:w="100" w:type="dxa"/>
+            </w:tcMar>
+            <w:vAlign w:val="top"/>
+          </w:tcPr>
+          <w:p>
+            <w:pPr>
+              <w:keepNext w:val="0"/>
+              <w:keepLines w:val="0"/>
+              <w:widowControl/>
+              <w:suppressLineNumbers w:val="0"/>
+              <w:spacing w:line="17" w:lineRule="atLeast"/>
+              <w:jc w:val="left"/>
+              <w:textAlignment w:val="top"/>
+              <w:rPr>
+                <w:rFonts w:hint="eastAsia" w:ascii="宋体" w:hAnsi="宋体" w:eastAsia="宋体" w:cs="宋体"/>
+                <w:color w:val="000000"/>
+                <w:sz w:val="18"/>
+                <w:szCs w:val="18"/>
+              </w:rPr>
+            </w:pPr>
+            <w:r>
+              <w:rPr>
+                <w:rFonts w:hint="eastAsia" w:ascii="宋体" w:hAnsi="宋体" w:eastAsia="宋体" w:cs="宋体"/>
+                <w:color w:val="000000"/>
+                <w:sz w:val="18"/>
+                <w:szCs w:val="18"/>
+                <w:bdr w:val="none" w:color="auto" w:sz="0" w:space="0"/>
+              </w:rPr>
+              <w:t>买家（越权）</w:t>
+            </w:r>
+          </w:p>
+        </w:tc>
+        <w:tc>
+          <w:tcPr>
+            <w:tcW w:w="0" w:type="auto"/>
+            <w:tcBorders>
+              <w:top w:val="single" w:color="666666" w:sz="6" w:space="0"/>
+              <w:left w:val="single" w:color="666666" w:sz="6" w:space="0"/>
+              <w:bottom w:val="single" w:color="666666" w:sz="6" w:space="0"/>
+              <w:right w:val="single" w:color="666666" w:sz="6" w:space="0"/>
+            </w:tcBorders>
+            <w:shd w:val="clear"/>
+            <w:tcMar>
+              <w:top w:w="70" w:type="dxa"/>
+              <w:left w:w="100" w:type="dxa"/>
+              <w:bottom w:w="70" w:type="dxa"/>
+              <w:right w:w="100" w:type="dxa"/>
+            </w:tcMar>
+            <w:vAlign w:val="top"/>
+          </w:tcPr>
+          <w:p>
+            <w:pPr>
+              <w:keepNext w:val="0"/>
+              <w:keepLines w:val="0"/>
+              <w:widowControl/>
+              <w:suppressLineNumbers w:val="0"/>
+              <w:spacing w:line="17" w:lineRule="atLeast"/>
+              <w:jc w:val="left"/>
+              <w:textAlignment w:val="top"/>
+              <w:rPr>
+                <w:rFonts w:hint="eastAsia" w:ascii="宋体" w:hAnsi="宋体" w:eastAsia="宋体" w:cs="宋体"/>
+                <w:color w:val="000000"/>
+                <w:sz w:val="18"/>
+                <w:szCs w:val="18"/>
+              </w:rPr>
+            </w:pPr>
+            <w:r>
+              <w:rPr>
+                <w:rFonts w:hint="eastAsia" w:ascii="宋体" w:hAnsi="宋体" w:eastAsia="宋体" w:cs="宋体"/>
+                <w:color w:val="000000"/>
+                <w:sz w:val="18"/>
+                <w:szCs w:val="18"/>
+                <w:bdr w:val="none" w:color="auto" w:sz="0" w:space="0"/>
+              </w:rPr>
+              <w:t>404</w:t>
+            </w:r>
+          </w:p>
+        </w:tc>
+        <w:tc>
+          <w:tcPr>
+            <w:tcW w:w="0" w:type="auto"/>
+            <w:tcBorders>
+              <w:top w:val="single" w:color="666666" w:sz="6" w:space="0"/>
+              <w:left w:val="single" w:color="666666" w:sz="6" w:space="0"/>
+              <w:bottom w:val="single" w:color="666666" w:sz="6" w:space="0"/>
+              <w:right w:val="single" w:color="666666" w:sz="6" w:space="0"/>
+            </w:tcBorders>
+            <w:shd w:val="clear"/>
+            <w:tcMar>
+              <w:top w:w="70" w:type="dxa"/>
+              <w:left w:w="100" w:type="dxa"/>
+              <w:bottom w:w="70" w:type="dxa"/>
+              <w:right w:w="100" w:type="dxa"/>
+            </w:tcMar>
+            <w:vAlign w:val="top"/>
+          </w:tcPr>
+          <w:p>
+            <w:pPr>
+              <w:keepNext w:val="0"/>
+              <w:keepLines w:val="0"/>
+              <w:widowControl/>
+              <w:suppressLineNumbers w:val="0"/>
+              <w:spacing w:line="17" w:lineRule="atLeast"/>
+              <w:jc w:val="left"/>
+              <w:textAlignment w:val="top"/>
+              <w:rPr>
+                <w:rFonts w:hint="eastAsia" w:ascii="宋体" w:hAnsi="宋体" w:eastAsia="宋体" w:cs="宋体"/>
+                <w:color w:val="000000"/>
+                <w:sz w:val="18"/>
+                <w:szCs w:val="18"/>
+              </w:rPr>
+            </w:pPr>
+            <w:r>
+              <w:rPr>
+                <w:rFonts w:hint="eastAsia" w:ascii="宋体" w:hAnsi="宋体" w:eastAsia="宋体" w:cs="宋体"/>
+                <w:color w:val="000000"/>
+                <w:sz w:val="18"/>
+                <w:szCs w:val="18"/>
+                <w:bdr w:val="none" w:color="auto" w:sz="0" w:space="0"/>
+              </w:rPr>
+              <w:t>按"订单不存在"处理，不泄露资源存在性</w:t>
             </w:r>
           </w:p>
         </w:tc>
@@ -20572,412 +20998,6 @@
                 <w:szCs w:val="18"/>
                 <w:bdr w:val="none" w:color="auto" w:sz="0" w:space="0"/>
               </w:rPr>
-              <w:t>GET /api/v1/orders/sold</w:t>
-            </w:r>
-          </w:p>
-        </w:tc>
-        <w:tc>
-          <w:tcPr>
-            <w:tcW w:w="0" w:type="auto"/>
-            <w:tcBorders>
-              <w:top w:val="single" w:color="666666" w:sz="6" w:space="0"/>
-              <w:left w:val="single" w:color="666666" w:sz="6" w:space="0"/>
-              <w:bottom w:val="single" w:color="666666" w:sz="6" w:space="0"/>
-              <w:right w:val="single" w:color="666666" w:sz="6" w:space="0"/>
-            </w:tcBorders>
-            <w:shd w:val="clear"/>
-            <w:tcMar>
-              <w:top w:w="70" w:type="dxa"/>
-              <w:left w:w="100" w:type="dxa"/>
-              <w:bottom w:w="70" w:type="dxa"/>
-              <w:right w:w="100" w:type="dxa"/>
-            </w:tcMar>
-            <w:vAlign w:val="top"/>
-          </w:tcPr>
-          <w:p>
-            <w:pPr>
-              <w:keepNext w:val="0"/>
-              <w:keepLines w:val="0"/>
-              <w:widowControl/>
-              <w:suppressLineNumbers w:val="0"/>
-              <w:spacing w:line="17" w:lineRule="atLeast"/>
-              <w:jc w:val="left"/>
-              <w:textAlignment w:val="top"/>
-              <w:rPr>
-                <w:rFonts w:hint="eastAsia" w:ascii="宋体" w:hAnsi="宋体" w:eastAsia="宋体" w:cs="宋体"/>
-                <w:color w:val="000000"/>
-                <w:sz w:val="18"/>
-                <w:szCs w:val="18"/>
-              </w:rPr>
-            </w:pPr>
-            <w:r>
-              <w:rPr>
-                <w:rFonts w:hint="eastAsia" w:ascii="宋体" w:hAnsi="宋体" w:eastAsia="宋体" w:cs="宋体"/>
-                <w:color w:val="000000"/>
-                <w:sz w:val="18"/>
-                <w:szCs w:val="18"/>
-                <w:bdr w:val="none" w:color="auto" w:sz="0" w:space="0"/>
-              </w:rPr>
-              <w:t>卖家</w:t>
-            </w:r>
-          </w:p>
-        </w:tc>
-        <w:tc>
-          <w:tcPr>
-            <w:tcW w:w="0" w:type="auto"/>
-            <w:tcBorders>
-              <w:top w:val="single" w:color="666666" w:sz="6" w:space="0"/>
-              <w:left w:val="single" w:color="666666" w:sz="6" w:space="0"/>
-              <w:bottom w:val="single" w:color="666666" w:sz="6" w:space="0"/>
-              <w:right w:val="single" w:color="666666" w:sz="6" w:space="0"/>
-            </w:tcBorders>
-            <w:shd w:val="clear"/>
-            <w:tcMar>
-              <w:top w:w="70" w:type="dxa"/>
-              <w:left w:w="100" w:type="dxa"/>
-              <w:bottom w:w="70" w:type="dxa"/>
-              <w:right w:w="100" w:type="dxa"/>
-            </w:tcMar>
-            <w:vAlign w:val="top"/>
-          </w:tcPr>
-          <w:p>
-            <w:pPr>
-              <w:keepNext w:val="0"/>
-              <w:keepLines w:val="0"/>
-              <w:widowControl/>
-              <w:suppressLineNumbers w:val="0"/>
-              <w:spacing w:line="17" w:lineRule="atLeast"/>
-              <w:jc w:val="left"/>
-              <w:textAlignment w:val="top"/>
-              <w:rPr>
-                <w:rFonts w:hint="eastAsia" w:ascii="宋体" w:hAnsi="宋体" w:eastAsia="宋体" w:cs="宋体"/>
-                <w:color w:val="000000"/>
-                <w:sz w:val="18"/>
-                <w:szCs w:val="18"/>
-              </w:rPr>
-            </w:pPr>
-            <w:r>
-              <w:rPr>
-                <w:rFonts w:hint="eastAsia" w:ascii="宋体" w:hAnsi="宋体" w:eastAsia="宋体" w:cs="宋体"/>
-                <w:color w:val="000000"/>
-                <w:sz w:val="18"/>
-                <w:szCs w:val="18"/>
-                <w:bdr w:val="none" w:color="auto" w:sz="0" w:space="0"/>
-              </w:rPr>
-              <w:t>200</w:t>
-            </w:r>
-          </w:p>
-        </w:tc>
-        <w:tc>
-          <w:tcPr>
-            <w:tcW w:w="0" w:type="auto"/>
-            <w:tcBorders>
-              <w:top w:val="single" w:color="666666" w:sz="6" w:space="0"/>
-              <w:left w:val="single" w:color="666666" w:sz="6" w:space="0"/>
-              <w:bottom w:val="single" w:color="666666" w:sz="6" w:space="0"/>
-              <w:right w:val="single" w:color="666666" w:sz="6" w:space="0"/>
-            </w:tcBorders>
-            <w:shd w:val="clear"/>
-            <w:tcMar>
-              <w:top w:w="70" w:type="dxa"/>
-              <w:left w:w="100" w:type="dxa"/>
-              <w:bottom w:w="70" w:type="dxa"/>
-              <w:right w:w="100" w:type="dxa"/>
-            </w:tcMar>
-            <w:vAlign w:val="top"/>
-          </w:tcPr>
-          <w:p>
-            <w:pPr>
-              <w:keepNext w:val="0"/>
-              <w:keepLines w:val="0"/>
-              <w:widowControl/>
-              <w:suppressLineNumbers w:val="0"/>
-              <w:spacing w:line="17" w:lineRule="atLeast"/>
-              <w:jc w:val="left"/>
-              <w:textAlignment w:val="top"/>
-              <w:rPr>
-                <w:rFonts w:hint="eastAsia" w:ascii="宋体" w:hAnsi="宋体" w:eastAsia="宋体" w:cs="宋体"/>
-                <w:color w:val="000000"/>
-                <w:sz w:val="18"/>
-                <w:szCs w:val="18"/>
-              </w:rPr>
-            </w:pPr>
-            <w:r>
-              <w:rPr>
-                <w:rFonts w:hint="eastAsia" w:ascii="宋体" w:hAnsi="宋体" w:eastAsia="宋体" w:cs="宋体"/>
-                <w:color w:val="000000"/>
-                <w:sz w:val="18"/>
-                <w:szCs w:val="18"/>
-                <w:bdr w:val="none" w:color="auto" w:sz="0" w:space="0"/>
-              </w:rPr>
-              <w:t>返回自己作为卖家的订单</w:t>
-            </w:r>
-          </w:p>
-        </w:tc>
-      </w:tr>
-      <w:tr>
-        <w:tblPrEx>
-          <w:tblBorders>
-            <w:top w:val="none" w:color="auto" w:sz="0" w:space="0"/>
-            <w:left w:val="none" w:color="auto" w:sz="0" w:space="0"/>
-            <w:bottom w:val="none" w:color="auto" w:sz="0" w:space="0"/>
-            <w:right w:val="none" w:color="auto" w:sz="0" w:space="0"/>
-            <w:insideH w:val="none" w:color="auto" w:sz="0" w:space="0"/>
-            <w:insideV w:val="none" w:color="auto" w:sz="0" w:space="0"/>
-          </w:tblBorders>
-          <w:shd w:val="clear"/>
-          <w:tblCellMar>
-            <w:top w:w="15" w:type="dxa"/>
-            <w:left w:w="15" w:type="dxa"/>
-            <w:bottom w:w="15" w:type="dxa"/>
-            <w:right w:w="15" w:type="dxa"/>
-          </w:tblCellMar>
-        </w:tblPrEx>
-        <w:tc>
-          <w:tcPr>
-            <w:tcW w:w="0" w:type="auto"/>
-            <w:tcBorders>
-              <w:top w:val="single" w:color="666666" w:sz="6" w:space="0"/>
-              <w:left w:val="single" w:color="666666" w:sz="6" w:space="0"/>
-              <w:bottom w:val="single" w:color="666666" w:sz="6" w:space="0"/>
-              <w:right w:val="single" w:color="666666" w:sz="6" w:space="0"/>
-            </w:tcBorders>
-            <w:shd w:val="clear"/>
-            <w:tcMar>
-              <w:top w:w="70" w:type="dxa"/>
-              <w:left w:w="100" w:type="dxa"/>
-              <w:bottom w:w="70" w:type="dxa"/>
-              <w:right w:w="100" w:type="dxa"/>
-            </w:tcMar>
-            <w:vAlign w:val="top"/>
-          </w:tcPr>
-          <w:p>
-            <w:pPr>
-              <w:keepNext w:val="0"/>
-              <w:keepLines w:val="0"/>
-              <w:widowControl/>
-              <w:suppressLineNumbers w:val="0"/>
-              <w:spacing w:line="17" w:lineRule="atLeast"/>
-              <w:jc w:val="left"/>
-              <w:textAlignment w:val="top"/>
-              <w:rPr>
-                <w:rFonts w:hint="eastAsia" w:ascii="宋体" w:hAnsi="宋体" w:eastAsia="宋体" w:cs="宋体"/>
-                <w:color w:val="000000"/>
-                <w:sz w:val="18"/>
-                <w:szCs w:val="18"/>
-              </w:rPr>
-            </w:pPr>
-            <w:r>
-              <w:rPr>
-                <w:rFonts w:hint="eastAsia" w:ascii="宋体" w:hAnsi="宋体" w:eastAsia="宋体" w:cs="宋体"/>
-                <w:color w:val="000000"/>
-                <w:sz w:val="18"/>
-                <w:szCs w:val="18"/>
-                <w:bdr w:val="none" w:color="auto" w:sz="0" w:space="0"/>
-              </w:rPr>
-              <w:t>PUT /orders/{no}/ship</w:t>
-            </w:r>
-          </w:p>
-        </w:tc>
-        <w:tc>
-          <w:tcPr>
-            <w:tcW w:w="0" w:type="auto"/>
-            <w:tcBorders>
-              <w:top w:val="single" w:color="666666" w:sz="6" w:space="0"/>
-              <w:left w:val="single" w:color="666666" w:sz="6" w:space="0"/>
-              <w:bottom w:val="single" w:color="666666" w:sz="6" w:space="0"/>
-              <w:right w:val="single" w:color="666666" w:sz="6" w:space="0"/>
-            </w:tcBorders>
-            <w:shd w:val="clear"/>
-            <w:tcMar>
-              <w:top w:w="70" w:type="dxa"/>
-              <w:left w:w="100" w:type="dxa"/>
-              <w:bottom w:w="70" w:type="dxa"/>
-              <w:right w:w="100" w:type="dxa"/>
-            </w:tcMar>
-            <w:vAlign w:val="top"/>
-          </w:tcPr>
-          <w:p>
-            <w:pPr>
-              <w:keepNext w:val="0"/>
-              <w:keepLines w:val="0"/>
-              <w:widowControl/>
-              <w:suppressLineNumbers w:val="0"/>
-              <w:spacing w:line="17" w:lineRule="atLeast"/>
-              <w:jc w:val="left"/>
-              <w:textAlignment w:val="top"/>
-              <w:rPr>
-                <w:rFonts w:hint="eastAsia" w:ascii="宋体" w:hAnsi="宋体" w:eastAsia="宋体" w:cs="宋体"/>
-                <w:color w:val="000000"/>
-                <w:sz w:val="18"/>
-                <w:szCs w:val="18"/>
-              </w:rPr>
-            </w:pPr>
-            <w:r>
-              <w:rPr>
-                <w:rFonts w:hint="eastAsia" w:ascii="宋体" w:hAnsi="宋体" w:eastAsia="宋体" w:cs="宋体"/>
-                <w:color w:val="000000"/>
-                <w:sz w:val="18"/>
-                <w:szCs w:val="18"/>
-                <w:bdr w:val="none" w:color="auto" w:sz="0" w:space="0"/>
-              </w:rPr>
-              <w:t>买家（越权）</w:t>
-            </w:r>
-          </w:p>
-        </w:tc>
-        <w:tc>
-          <w:tcPr>
-            <w:tcW w:w="0" w:type="auto"/>
-            <w:tcBorders>
-              <w:top w:val="single" w:color="666666" w:sz="6" w:space="0"/>
-              <w:left w:val="single" w:color="666666" w:sz="6" w:space="0"/>
-              <w:bottom w:val="single" w:color="666666" w:sz="6" w:space="0"/>
-              <w:right w:val="single" w:color="666666" w:sz="6" w:space="0"/>
-            </w:tcBorders>
-            <w:shd w:val="clear"/>
-            <w:tcMar>
-              <w:top w:w="70" w:type="dxa"/>
-              <w:left w:w="100" w:type="dxa"/>
-              <w:bottom w:w="70" w:type="dxa"/>
-              <w:right w:w="100" w:type="dxa"/>
-            </w:tcMar>
-            <w:vAlign w:val="top"/>
-          </w:tcPr>
-          <w:p>
-            <w:pPr>
-              <w:keepNext w:val="0"/>
-              <w:keepLines w:val="0"/>
-              <w:widowControl/>
-              <w:suppressLineNumbers w:val="0"/>
-              <w:spacing w:line="17" w:lineRule="atLeast"/>
-              <w:jc w:val="left"/>
-              <w:textAlignment w:val="top"/>
-              <w:rPr>
-                <w:rFonts w:hint="eastAsia" w:ascii="宋体" w:hAnsi="宋体" w:eastAsia="宋体" w:cs="宋体"/>
-                <w:color w:val="000000"/>
-                <w:sz w:val="18"/>
-                <w:szCs w:val="18"/>
-              </w:rPr>
-            </w:pPr>
-            <w:r>
-              <w:rPr>
-                <w:rFonts w:hint="eastAsia" w:ascii="宋体" w:hAnsi="宋体" w:eastAsia="宋体" w:cs="宋体"/>
-                <w:color w:val="000000"/>
-                <w:sz w:val="18"/>
-                <w:szCs w:val="18"/>
-                <w:bdr w:val="none" w:color="auto" w:sz="0" w:space="0"/>
-              </w:rPr>
-              <w:t>404</w:t>
-            </w:r>
-          </w:p>
-        </w:tc>
-        <w:tc>
-          <w:tcPr>
-            <w:tcW w:w="0" w:type="auto"/>
-            <w:tcBorders>
-              <w:top w:val="single" w:color="666666" w:sz="6" w:space="0"/>
-              <w:left w:val="single" w:color="666666" w:sz="6" w:space="0"/>
-              <w:bottom w:val="single" w:color="666666" w:sz="6" w:space="0"/>
-              <w:right w:val="single" w:color="666666" w:sz="6" w:space="0"/>
-            </w:tcBorders>
-            <w:shd w:val="clear"/>
-            <w:tcMar>
-              <w:top w:w="70" w:type="dxa"/>
-              <w:left w:w="100" w:type="dxa"/>
-              <w:bottom w:w="70" w:type="dxa"/>
-              <w:right w:w="100" w:type="dxa"/>
-            </w:tcMar>
-            <w:vAlign w:val="top"/>
-          </w:tcPr>
-          <w:p>
-            <w:pPr>
-              <w:keepNext w:val="0"/>
-              <w:keepLines w:val="0"/>
-              <w:widowControl/>
-              <w:suppressLineNumbers w:val="0"/>
-              <w:spacing w:line="17" w:lineRule="atLeast"/>
-              <w:jc w:val="left"/>
-              <w:textAlignment w:val="top"/>
-              <w:rPr>
-                <w:rFonts w:hint="eastAsia" w:ascii="宋体" w:hAnsi="宋体" w:eastAsia="宋体" w:cs="宋体"/>
-                <w:color w:val="000000"/>
-                <w:sz w:val="18"/>
-                <w:szCs w:val="18"/>
-              </w:rPr>
-            </w:pPr>
-            <w:r>
-              <w:rPr>
-                <w:rFonts w:hint="eastAsia" w:ascii="宋体" w:hAnsi="宋体" w:eastAsia="宋体" w:cs="宋体"/>
-                <w:color w:val="000000"/>
-                <w:sz w:val="18"/>
-                <w:szCs w:val="18"/>
-                <w:bdr w:val="none" w:color="auto" w:sz="0" w:space="0"/>
-              </w:rPr>
-              <w:t>按"订单不存在"处理，不泄露资源存在性</w:t>
-            </w:r>
-          </w:p>
-        </w:tc>
-      </w:tr>
-      <w:tr>
-        <w:tblPrEx>
-          <w:tblBorders>
-            <w:top w:val="none" w:color="auto" w:sz="0" w:space="0"/>
-            <w:left w:val="none" w:color="auto" w:sz="0" w:space="0"/>
-            <w:bottom w:val="none" w:color="auto" w:sz="0" w:space="0"/>
-            <w:right w:val="none" w:color="auto" w:sz="0" w:space="0"/>
-            <w:insideH w:val="none" w:color="auto" w:sz="0" w:space="0"/>
-            <w:insideV w:val="none" w:color="auto" w:sz="0" w:space="0"/>
-          </w:tblBorders>
-          <w:shd w:val="clear"/>
-          <w:tblCellMar>
-            <w:top w:w="15" w:type="dxa"/>
-            <w:left w:w="15" w:type="dxa"/>
-            <w:bottom w:w="15" w:type="dxa"/>
-            <w:right w:w="15" w:type="dxa"/>
-          </w:tblCellMar>
-        </w:tblPrEx>
-        <w:tc>
-          <w:tcPr>
-            <w:tcW w:w="0" w:type="auto"/>
-            <w:tcBorders>
-              <w:top w:val="single" w:color="666666" w:sz="6" w:space="0"/>
-              <w:left w:val="single" w:color="666666" w:sz="6" w:space="0"/>
-              <w:bottom w:val="single" w:color="666666" w:sz="6" w:space="0"/>
-              <w:right w:val="single" w:color="666666" w:sz="6" w:space="0"/>
-            </w:tcBorders>
-            <w:shd w:val="clear"/>
-            <w:tcMar>
-              <w:top w:w="70" w:type="dxa"/>
-              <w:left w:w="100" w:type="dxa"/>
-              <w:bottom w:w="70" w:type="dxa"/>
-              <w:right w:w="100" w:type="dxa"/>
-            </w:tcMar>
-            <w:vAlign w:val="top"/>
-          </w:tcPr>
-          <w:p>
-            <w:pPr>
-              <w:keepNext w:val="0"/>
-              <w:keepLines w:val="0"/>
-              <w:widowControl/>
-              <w:suppressLineNumbers w:val="0"/>
-              <w:spacing w:line="17" w:lineRule="atLeast"/>
-              <w:jc w:val="left"/>
-              <w:textAlignment w:val="top"/>
-              <w:rPr>
-                <w:rFonts w:hint="eastAsia" w:ascii="宋体" w:hAnsi="宋体" w:eastAsia="宋体" w:cs="宋体"/>
-                <w:color w:val="000000"/>
-                <w:sz w:val="18"/>
-                <w:szCs w:val="18"/>
-              </w:rPr>
-            </w:pPr>
-            <w:r>
-              <w:rPr>
-                <w:rFonts w:hint="eastAsia" w:ascii="宋体" w:hAnsi="宋体" w:eastAsia="宋体" w:cs="宋体"/>
-                <w:color w:val="000000"/>
-                <w:sz w:val="18"/>
-                <w:szCs w:val="18"/>
-                <w:bdr w:val="none" w:color="auto" w:sz="0" w:space="0"/>
-              </w:rPr>
               <w:t>PUT /orders/{no}/ship</w:t>
             </w:r>
           </w:p>
@@ -21333,6 +21353,7 @@
             <w:insideH w:val="none" w:color="auto" w:sz="0" w:space="0"/>
             <w:insideV w:val="none" w:color="auto" w:sz="0" w:space="0"/>
           </w:tblBorders>
+          <w:shd w:val="clear"/>
           <w:tblCellMar>
             <w:top w:w="15" w:type="dxa"/>
             <w:left w:w="15" w:type="dxa"/>
@@ -23153,6 +23174,7 @@
             <w:insideH w:val="none" w:color="auto" w:sz="0" w:space="0"/>
             <w:insideV w:val="none" w:color="auto" w:sz="0" w:space="0"/>
           </w:tblBorders>
+          <w:shd w:val="clear"/>
           <w:tblCellMar>
             <w:top w:w="15" w:type="dxa"/>
             <w:left w:w="15" w:type="dxa"/>
@@ -24173,7 +24195,6 @@
             <w:insideH w:val="none" w:color="auto" w:sz="0" w:space="0"/>
             <w:insideV w:val="none" w:color="auto" w:sz="0" w:space="0"/>
           </w:tblBorders>
-          <w:shd w:val="clear"/>
           <w:tblCellMar>
             <w:top w:w="15" w:type="dxa"/>
             <w:left w:w="15" w:type="dxa"/>
@@ -24429,6 +24450,276 @@
                 <w:bdr w:val="none" w:color="auto" w:sz="0" w:space="0"/>
               </w:rPr>
               <w:t>，部署必须覆盖</w:t>
+            </w:r>
+          </w:p>
+        </w:tc>
+      </w:tr>
+      <w:tr>
+        <w:tblPrEx>
+          <w:tblBorders>
+            <w:top w:val="none" w:color="auto" w:sz="0" w:space="0"/>
+            <w:left w:val="none" w:color="auto" w:sz="0" w:space="0"/>
+            <w:bottom w:val="none" w:color="auto" w:sz="0" w:space="0"/>
+            <w:right w:val="none" w:color="auto" w:sz="0" w:space="0"/>
+            <w:insideH w:val="none" w:color="auto" w:sz="0" w:space="0"/>
+            <w:insideV w:val="none" w:color="auto" w:sz="0" w:space="0"/>
+          </w:tblBorders>
+          <w:tblCellMar>
+            <w:top w:w="15" w:type="dxa"/>
+            <w:left w:w="15" w:type="dxa"/>
+            <w:bottom w:w="15" w:type="dxa"/>
+            <w:right w:w="15" w:type="dxa"/>
+          </w:tblCellMar>
+        </w:tblPrEx>
+        <w:tc>
+          <w:tcPr>
+            <w:tcW w:w="0" w:type="auto"/>
+            <w:tcBorders>
+              <w:top w:val="single" w:color="666666" w:sz="6" w:space="0"/>
+              <w:left w:val="single" w:color="666666" w:sz="6" w:space="0"/>
+              <w:bottom w:val="single" w:color="666666" w:sz="6" w:space="0"/>
+              <w:right w:val="single" w:color="666666" w:sz="6" w:space="0"/>
+            </w:tcBorders>
+            <w:shd w:val="clear"/>
+            <w:tcMar>
+              <w:top w:w="70" w:type="dxa"/>
+              <w:left w:w="100" w:type="dxa"/>
+              <w:bottom w:w="70" w:type="dxa"/>
+              <w:right w:w="100" w:type="dxa"/>
+            </w:tcMar>
+            <w:vAlign w:val="top"/>
+          </w:tcPr>
+          <w:p>
+            <w:pPr>
+              <w:keepNext w:val="0"/>
+              <w:keepLines w:val="0"/>
+              <w:widowControl/>
+              <w:suppressLineNumbers w:val="0"/>
+              <w:spacing w:line="17" w:lineRule="atLeast"/>
+              <w:jc w:val="center"/>
+              <w:textAlignment w:val="top"/>
+              <w:rPr>
+                <w:rFonts w:hint="eastAsia" w:ascii="宋体" w:hAnsi="宋体" w:eastAsia="宋体" w:cs="宋体"/>
+                <w:color w:val="000000"/>
+                <w:sz w:val="18"/>
+                <w:szCs w:val="18"/>
+              </w:rPr>
+            </w:pPr>
+            <w:r>
+              <w:rPr>
+                <w:rFonts w:hint="eastAsia" w:ascii="宋体" w:hAnsi="宋体" w:eastAsia="宋体" w:cs="宋体"/>
+                <w:color w:val="000000"/>
+                <w:sz w:val="18"/>
+                <w:szCs w:val="18"/>
+                <w:bdr w:val="none" w:color="auto" w:sz="0" w:space="0"/>
+              </w:rPr>
+              <w:t>3</w:t>
+            </w:r>
+          </w:p>
+        </w:tc>
+        <w:tc>
+          <w:tcPr>
+            <w:tcW w:w="0" w:type="auto"/>
+            <w:tcBorders>
+              <w:top w:val="single" w:color="666666" w:sz="6" w:space="0"/>
+              <w:left w:val="single" w:color="666666" w:sz="6" w:space="0"/>
+              <w:bottom w:val="single" w:color="666666" w:sz="6" w:space="0"/>
+              <w:right w:val="single" w:color="666666" w:sz="6" w:space="0"/>
+            </w:tcBorders>
+            <w:shd w:val="clear"/>
+            <w:tcMar>
+              <w:top w:w="70" w:type="dxa"/>
+              <w:left w:w="100" w:type="dxa"/>
+              <w:bottom w:w="70" w:type="dxa"/>
+              <w:right w:w="100" w:type="dxa"/>
+            </w:tcMar>
+            <w:vAlign w:val="top"/>
+          </w:tcPr>
+          <w:p>
+            <w:pPr>
+              <w:keepNext w:val="0"/>
+              <w:keepLines w:val="0"/>
+              <w:widowControl/>
+              <w:suppressLineNumbers w:val="0"/>
+              <w:spacing w:line="17" w:lineRule="atLeast"/>
+              <w:jc w:val="left"/>
+              <w:textAlignment w:val="top"/>
+              <w:rPr>
+                <w:rFonts w:hint="eastAsia" w:ascii="宋体" w:hAnsi="宋体" w:eastAsia="宋体" w:cs="宋体"/>
+                <w:color w:val="000000"/>
+                <w:sz w:val="18"/>
+                <w:szCs w:val="18"/>
+              </w:rPr>
+            </w:pPr>
+            <w:r>
+              <w:rPr>
+                <w:rFonts w:hint="eastAsia" w:ascii="宋体" w:hAnsi="宋体" w:eastAsia="宋体" w:cs="宋体"/>
+                <w:color w:val="000000"/>
+                <w:sz w:val="18"/>
+                <w:szCs w:val="18"/>
+                <w:bdr w:val="none" w:color="auto" w:sz="0" w:space="0"/>
+              </w:rPr>
+              <w:t>CORS 反射任意 Origin</w:t>
+            </w:r>
+          </w:p>
+        </w:tc>
+        <w:tc>
+          <w:tcPr>
+            <w:tcW w:w="0" w:type="auto"/>
+            <w:tcBorders>
+              <w:top w:val="single" w:color="666666" w:sz="6" w:space="0"/>
+              <w:left w:val="single" w:color="666666" w:sz="6" w:space="0"/>
+              <w:bottom w:val="single" w:color="666666" w:sz="6" w:space="0"/>
+              <w:right w:val="single" w:color="666666" w:sz="6" w:space="0"/>
+            </w:tcBorders>
+            <w:shd w:val="clear"/>
+            <w:tcMar>
+              <w:top w:w="70" w:type="dxa"/>
+              <w:left w:w="100" w:type="dxa"/>
+              <w:bottom w:w="70" w:type="dxa"/>
+              <w:right w:w="100" w:type="dxa"/>
+            </w:tcMar>
+            <w:vAlign w:val="top"/>
+          </w:tcPr>
+          <w:p>
+            <w:pPr>
+              <w:keepNext w:val="0"/>
+              <w:keepLines w:val="0"/>
+              <w:widowControl/>
+              <w:suppressLineNumbers w:val="0"/>
+              <w:spacing w:line="17" w:lineRule="atLeast"/>
+              <w:jc w:val="left"/>
+              <w:textAlignment w:val="top"/>
+              <w:rPr>
+                <w:rFonts w:hint="eastAsia" w:ascii="宋体" w:hAnsi="宋体" w:eastAsia="宋体" w:cs="宋体"/>
+                <w:color w:val="000000"/>
+                <w:sz w:val="18"/>
+                <w:szCs w:val="18"/>
+              </w:rPr>
+            </w:pPr>
+            <w:r>
+              <w:rPr>
+                <w:rFonts w:hint="eastAsia" w:ascii="宋体" w:hAnsi="宋体" w:eastAsia="宋体" w:cs="宋体"/>
+                <w:color w:val="000000"/>
+                <w:sz w:val="18"/>
+                <w:szCs w:val="18"/>
+                <w:bdr w:val="none" w:color="auto" w:sz="0" w:space="0"/>
+              </w:rPr>
+              <w:t>中</w:t>
+            </w:r>
+          </w:p>
+        </w:tc>
+        <w:tc>
+          <w:tcPr>
+            <w:tcW w:w="0" w:type="auto"/>
+            <w:tcBorders>
+              <w:top w:val="single" w:color="666666" w:sz="6" w:space="0"/>
+              <w:left w:val="single" w:color="666666" w:sz="6" w:space="0"/>
+              <w:bottom w:val="single" w:color="666666" w:sz="6" w:space="0"/>
+              <w:right w:val="single" w:color="666666" w:sz="6" w:space="0"/>
+            </w:tcBorders>
+            <w:shd w:val="clear"/>
+            <w:tcMar>
+              <w:top w:w="70" w:type="dxa"/>
+              <w:left w:w="100" w:type="dxa"/>
+              <w:bottom w:w="70" w:type="dxa"/>
+              <w:right w:w="100" w:type="dxa"/>
+            </w:tcMar>
+            <w:vAlign w:val="top"/>
+          </w:tcPr>
+          <w:p>
+            <w:pPr>
+              <w:keepNext w:val="0"/>
+              <w:keepLines w:val="0"/>
+              <w:widowControl/>
+              <w:suppressLineNumbers w:val="0"/>
+              <w:spacing w:line="17" w:lineRule="atLeast"/>
+              <w:jc w:val="left"/>
+              <w:textAlignment w:val="top"/>
+              <w:rPr>
+                <w:rFonts w:hint="eastAsia" w:ascii="宋体" w:hAnsi="宋体" w:eastAsia="宋体" w:cs="宋体"/>
+                <w:color w:val="000000"/>
+                <w:sz w:val="18"/>
+                <w:szCs w:val="18"/>
+              </w:rPr>
+            </w:pPr>
+            <w:r>
+              <w:rPr>
+                <w:rStyle w:val="12"/>
+                <w:rFonts w:ascii="宋体" w:hAnsi="宋体" w:eastAsia="宋体" w:cs="宋体"/>
+                <w:color w:val="000000"/>
+                <w:sz w:val="24"/>
+                <w:szCs w:val="24"/>
+                <w:bdr w:val="none" w:color="auto" w:sz="0" w:space="0"/>
+              </w:rPr>
+              <w:t>addAllowedOriginPattern("*")</w:t>
+            </w:r>
+          </w:p>
+        </w:tc>
+        <w:tc>
+          <w:tcPr>
+            <w:tcW w:w="0" w:type="auto"/>
+            <w:tcBorders>
+              <w:top w:val="single" w:color="666666" w:sz="6" w:space="0"/>
+              <w:left w:val="single" w:color="666666" w:sz="6" w:space="0"/>
+              <w:bottom w:val="single" w:color="666666" w:sz="6" w:space="0"/>
+              <w:right w:val="single" w:color="666666" w:sz="6" w:space="0"/>
+            </w:tcBorders>
+            <w:shd w:val="clear"/>
+            <w:tcMar>
+              <w:top w:w="70" w:type="dxa"/>
+              <w:left w:w="100" w:type="dxa"/>
+              <w:bottom w:w="70" w:type="dxa"/>
+              <w:right w:w="100" w:type="dxa"/>
+            </w:tcMar>
+            <w:vAlign w:val="top"/>
+          </w:tcPr>
+          <w:p>
+            <w:pPr>
+              <w:keepNext w:val="0"/>
+              <w:keepLines w:val="0"/>
+              <w:widowControl/>
+              <w:suppressLineNumbers w:val="0"/>
+              <w:spacing w:line="17" w:lineRule="atLeast"/>
+              <w:jc w:val="left"/>
+              <w:textAlignment w:val="top"/>
+              <w:rPr>
+                <w:rFonts w:hint="eastAsia" w:ascii="宋体" w:hAnsi="宋体" w:eastAsia="宋体" w:cs="宋体"/>
+                <w:color w:val="000000"/>
+                <w:sz w:val="18"/>
+                <w:szCs w:val="18"/>
+              </w:rPr>
+            </w:pPr>
+            <w:r>
+              <w:rPr>
+                <w:rFonts w:hint="eastAsia" w:ascii="宋体" w:hAnsi="宋体" w:eastAsia="宋体" w:cs="宋体"/>
+                <w:color w:val="000000"/>
+                <w:sz w:val="18"/>
+                <w:szCs w:val="18"/>
+                <w:bdr w:val="none" w:color="auto" w:sz="0" w:space="0"/>
+              </w:rPr>
+              <w:t xml:space="preserve">改为白名单 </w:t>
+            </w:r>
+            <w:r>
+              <w:rPr>
+                <w:rStyle w:val="12"/>
+                <w:rFonts w:ascii="宋体" w:hAnsi="宋体" w:eastAsia="宋体" w:cs="宋体"/>
+                <w:color w:val="000000"/>
+                <w:sz w:val="24"/>
+                <w:szCs w:val="24"/>
+                <w:bdr w:val="none" w:color="auto" w:sz="0" w:space="0"/>
+              </w:rPr>
+              <w:t>campus.cors.allowed-origins</w:t>
+            </w:r>
+            <w:r>
+              <w:rPr>
+                <w:rFonts w:hint="eastAsia" w:ascii="宋体" w:hAnsi="宋体" w:eastAsia="宋体" w:cs="宋体"/>
+                <w:color w:val="000000"/>
+                <w:sz w:val="18"/>
+                <w:szCs w:val="18"/>
+                <w:bdr w:val="none" w:color="auto" w:sz="0" w:space="0"/>
+              </w:rPr>
+              <w:t>，默认仅本地 Vite</w:t>
             </w:r>
           </w:p>
         </w:tc>
@@ -24493,53 +24784,53 @@
                 <w:szCs w:val="18"/>
                 <w:bdr w:val="none" w:color="auto" w:sz="0" w:space="0"/>
               </w:rPr>
-              <w:t>3</w:t>
-            </w:r>
-          </w:p>
-        </w:tc>
-        <w:tc>
-          <w:tcPr>
-            <w:tcW w:w="0" w:type="auto"/>
-            <w:tcBorders>
-              <w:top w:val="single" w:color="666666" w:sz="6" w:space="0"/>
-              <w:left w:val="single" w:color="666666" w:sz="6" w:space="0"/>
-              <w:bottom w:val="single" w:color="666666" w:sz="6" w:space="0"/>
-              <w:right w:val="single" w:color="666666" w:sz="6" w:space="0"/>
-            </w:tcBorders>
-            <w:shd w:val="clear"/>
-            <w:tcMar>
-              <w:top w:w="70" w:type="dxa"/>
-              <w:left w:w="100" w:type="dxa"/>
-              <w:bottom w:w="70" w:type="dxa"/>
-              <w:right w:w="100" w:type="dxa"/>
-            </w:tcMar>
-            <w:vAlign w:val="top"/>
-          </w:tcPr>
-          <w:p>
-            <w:pPr>
-              <w:keepNext w:val="0"/>
-              <w:keepLines w:val="0"/>
-              <w:widowControl/>
-              <w:suppressLineNumbers w:val="0"/>
-              <w:spacing w:line="17" w:lineRule="atLeast"/>
-              <w:jc w:val="left"/>
-              <w:textAlignment w:val="top"/>
-              <w:rPr>
-                <w:rFonts w:hint="eastAsia" w:ascii="宋体" w:hAnsi="宋体" w:eastAsia="宋体" w:cs="宋体"/>
-                <w:color w:val="000000"/>
-                <w:sz w:val="18"/>
-                <w:szCs w:val="18"/>
-              </w:rPr>
-            </w:pPr>
-            <w:r>
-              <w:rPr>
-                <w:rFonts w:hint="eastAsia" w:ascii="宋体" w:hAnsi="宋体" w:eastAsia="宋体" w:cs="宋体"/>
-                <w:color w:val="000000"/>
-                <w:sz w:val="18"/>
-                <w:szCs w:val="18"/>
-                <w:bdr w:val="none" w:color="auto" w:sz="0" w:space="0"/>
-              </w:rPr>
-              <w:t>CORS 反射任意 Origin</w:t>
+              <w:t>4</w:t>
+            </w:r>
+          </w:p>
+        </w:tc>
+        <w:tc>
+          <w:tcPr>
+            <w:tcW w:w="0" w:type="auto"/>
+            <w:tcBorders>
+              <w:top w:val="single" w:color="666666" w:sz="6" w:space="0"/>
+              <w:left w:val="single" w:color="666666" w:sz="6" w:space="0"/>
+              <w:bottom w:val="single" w:color="666666" w:sz="6" w:space="0"/>
+              <w:right w:val="single" w:color="666666" w:sz="6" w:space="0"/>
+            </w:tcBorders>
+            <w:shd w:val="clear"/>
+            <w:tcMar>
+              <w:top w:w="70" w:type="dxa"/>
+              <w:left w:w="100" w:type="dxa"/>
+              <w:bottom w:w="70" w:type="dxa"/>
+              <w:right w:w="100" w:type="dxa"/>
+            </w:tcMar>
+            <w:vAlign w:val="top"/>
+          </w:tcPr>
+          <w:p>
+            <w:pPr>
+              <w:keepNext w:val="0"/>
+              <w:keepLines w:val="0"/>
+              <w:widowControl/>
+              <w:suppressLineNumbers w:val="0"/>
+              <w:spacing w:line="17" w:lineRule="atLeast"/>
+              <w:jc w:val="left"/>
+              <w:textAlignment w:val="top"/>
+              <w:rPr>
+                <w:rFonts w:hint="eastAsia" w:ascii="宋体" w:hAnsi="宋体" w:eastAsia="宋体" w:cs="宋体"/>
+                <w:color w:val="000000"/>
+                <w:sz w:val="18"/>
+                <w:szCs w:val="18"/>
+              </w:rPr>
+            </w:pPr>
+            <w:r>
+              <w:rPr>
+                <w:rFonts w:hint="eastAsia" w:ascii="宋体" w:hAnsi="宋体" w:eastAsia="宋体" w:cs="宋体"/>
+                <w:color w:val="000000"/>
+                <w:sz w:val="18"/>
+                <w:szCs w:val="18"/>
+                <w:bdr w:val="none" w:color="auto" w:sz="0" w:space="0"/>
+              </w:rPr>
+              <w:t>方法不支持返回 HTTP 200 + body code 500</w:t>
             </w:r>
           </w:p>
         </w:tc>
@@ -24625,81 +24916,59 @@
             </w:pPr>
             <w:r>
               <w:rPr>
-                <w:rStyle w:val="12"/>
-                <w:rFonts w:ascii="宋体" w:hAnsi="宋体" w:eastAsia="宋体" w:cs="宋体"/>
-                <w:color w:val="000000"/>
-                <w:sz w:val="24"/>
-                <w:szCs w:val="24"/>
-                <w:bdr w:val="none" w:color="auto" w:sz="0" w:space="0"/>
-              </w:rPr>
-              <w:t>addAllowedOriginPattern("*")</w:t>
-            </w:r>
-          </w:p>
-        </w:tc>
-        <w:tc>
-          <w:tcPr>
-            <w:tcW w:w="0" w:type="auto"/>
-            <w:tcBorders>
-              <w:top w:val="single" w:color="666666" w:sz="6" w:space="0"/>
-              <w:left w:val="single" w:color="666666" w:sz="6" w:space="0"/>
-              <w:bottom w:val="single" w:color="666666" w:sz="6" w:space="0"/>
-              <w:right w:val="single" w:color="666666" w:sz="6" w:space="0"/>
-            </w:tcBorders>
-            <w:shd w:val="clear"/>
-            <w:tcMar>
-              <w:top w:w="70" w:type="dxa"/>
-              <w:left w:w="100" w:type="dxa"/>
-              <w:bottom w:w="70" w:type="dxa"/>
-              <w:right w:w="100" w:type="dxa"/>
-            </w:tcMar>
-            <w:vAlign w:val="top"/>
-          </w:tcPr>
-          <w:p>
-            <w:pPr>
-              <w:keepNext w:val="0"/>
-              <w:keepLines w:val="0"/>
-              <w:widowControl/>
-              <w:suppressLineNumbers w:val="0"/>
-              <w:spacing w:line="17" w:lineRule="atLeast"/>
-              <w:jc w:val="left"/>
-              <w:textAlignment w:val="top"/>
-              <w:rPr>
-                <w:rFonts w:hint="eastAsia" w:ascii="宋体" w:hAnsi="宋体" w:eastAsia="宋体" w:cs="宋体"/>
-                <w:color w:val="000000"/>
-                <w:sz w:val="18"/>
-                <w:szCs w:val="18"/>
-              </w:rPr>
-            </w:pPr>
-            <w:r>
-              <w:rPr>
-                <w:rFonts w:hint="eastAsia" w:ascii="宋体" w:hAnsi="宋体" w:eastAsia="宋体" w:cs="宋体"/>
-                <w:color w:val="000000"/>
-                <w:sz w:val="18"/>
-                <w:szCs w:val="18"/>
-                <w:bdr w:val="none" w:color="auto" w:sz="0" w:space="0"/>
-              </w:rPr>
-              <w:t xml:space="preserve">改为白名单 </w:t>
-            </w:r>
-            <w:r>
-              <w:rPr>
-                <w:rStyle w:val="12"/>
-                <w:rFonts w:ascii="宋体" w:hAnsi="宋体" w:eastAsia="宋体" w:cs="宋体"/>
-                <w:color w:val="000000"/>
-                <w:sz w:val="24"/>
-                <w:szCs w:val="24"/>
-                <w:bdr w:val="none" w:color="auto" w:sz="0" w:space="0"/>
-              </w:rPr>
-              <w:t>campus.cors.allowed-origins</w:t>
-            </w:r>
-            <w:r>
-              <w:rPr>
-                <w:rFonts w:hint="eastAsia" w:ascii="宋体" w:hAnsi="宋体" w:eastAsia="宋体" w:cs="宋体"/>
-                <w:color w:val="000000"/>
-                <w:sz w:val="18"/>
-                <w:szCs w:val="18"/>
-                <w:bdr w:val="none" w:color="auto" w:sz="0" w:space="0"/>
-              </w:rPr>
-              <w:t>，默认仅本地 Vite</w:t>
+                <w:rFonts w:hint="eastAsia" w:ascii="宋体" w:hAnsi="宋体" w:eastAsia="宋体" w:cs="宋体"/>
+                <w:color w:val="000000"/>
+                <w:sz w:val="18"/>
+                <w:szCs w:val="18"/>
+                <w:bdr w:val="none" w:color="auto" w:sz="0" w:space="0"/>
+              </w:rPr>
+              <w:t>异常发生在 handler 解析阶段，落到若依全局处理器并被包成 200</w:t>
+            </w:r>
+          </w:p>
+        </w:tc>
+        <w:tc>
+          <w:tcPr>
+            <w:tcW w:w="0" w:type="auto"/>
+            <w:tcBorders>
+              <w:top w:val="single" w:color="666666" w:sz="6" w:space="0"/>
+              <w:left w:val="single" w:color="666666" w:sz="6" w:space="0"/>
+              <w:bottom w:val="single" w:color="666666" w:sz="6" w:space="0"/>
+              <w:right w:val="single" w:color="666666" w:sz="6" w:space="0"/>
+            </w:tcBorders>
+            <w:shd w:val="clear"/>
+            <w:tcMar>
+              <w:top w:w="70" w:type="dxa"/>
+              <w:left w:w="100" w:type="dxa"/>
+              <w:bottom w:w="70" w:type="dxa"/>
+              <w:right w:w="100" w:type="dxa"/>
+            </w:tcMar>
+            <w:vAlign w:val="top"/>
+          </w:tcPr>
+          <w:p>
+            <w:pPr>
+              <w:keepNext w:val="0"/>
+              <w:keepLines w:val="0"/>
+              <w:widowControl/>
+              <w:suppressLineNumbers w:val="0"/>
+              <w:spacing w:line="17" w:lineRule="atLeast"/>
+              <w:jc w:val="left"/>
+              <w:textAlignment w:val="top"/>
+              <w:rPr>
+                <w:rFonts w:hint="eastAsia" w:ascii="宋体" w:hAnsi="宋体" w:eastAsia="宋体" w:cs="宋体"/>
+                <w:color w:val="000000"/>
+                <w:sz w:val="18"/>
+                <w:szCs w:val="18"/>
+              </w:rPr>
+            </w:pPr>
+            <w:r>
+              <w:rPr>
+                <w:rFonts w:hint="eastAsia" w:ascii="宋体" w:hAnsi="宋体" w:eastAsia="宋体" w:cs="宋体"/>
+                <w:color w:val="000000"/>
+                <w:sz w:val="18"/>
+                <w:szCs w:val="18"/>
+                <w:bdr w:val="none" w:color="auto" w:sz="0" w:space="0"/>
+              </w:rPr>
+              <w:t>新增作用于 /api/v1 的 MVC 异常 advice，返回 405</w:t>
             </w:r>
           </w:p>
         </w:tc>
@@ -24764,53 +25033,53 @@
                 <w:szCs w:val="18"/>
                 <w:bdr w:val="none" w:color="auto" w:sz="0" w:space="0"/>
               </w:rPr>
-              <w:t>4</w:t>
-            </w:r>
-          </w:p>
-        </w:tc>
-        <w:tc>
-          <w:tcPr>
-            <w:tcW w:w="0" w:type="auto"/>
-            <w:tcBorders>
-              <w:top w:val="single" w:color="666666" w:sz="6" w:space="0"/>
-              <w:left w:val="single" w:color="666666" w:sz="6" w:space="0"/>
-              <w:bottom w:val="single" w:color="666666" w:sz="6" w:space="0"/>
-              <w:right w:val="single" w:color="666666" w:sz="6" w:space="0"/>
-            </w:tcBorders>
-            <w:shd w:val="clear"/>
-            <w:tcMar>
-              <w:top w:w="70" w:type="dxa"/>
-              <w:left w:w="100" w:type="dxa"/>
-              <w:bottom w:w="70" w:type="dxa"/>
-              <w:right w:w="100" w:type="dxa"/>
-            </w:tcMar>
-            <w:vAlign w:val="top"/>
-          </w:tcPr>
-          <w:p>
-            <w:pPr>
-              <w:keepNext w:val="0"/>
-              <w:keepLines w:val="0"/>
-              <w:widowControl/>
-              <w:suppressLineNumbers w:val="0"/>
-              <w:spacing w:line="17" w:lineRule="atLeast"/>
-              <w:jc w:val="left"/>
-              <w:textAlignment w:val="top"/>
-              <w:rPr>
-                <w:rFonts w:hint="eastAsia" w:ascii="宋体" w:hAnsi="宋体" w:eastAsia="宋体" w:cs="宋体"/>
-                <w:color w:val="000000"/>
-                <w:sz w:val="18"/>
-                <w:szCs w:val="18"/>
-              </w:rPr>
-            </w:pPr>
-            <w:r>
-              <w:rPr>
-                <w:rFonts w:hint="eastAsia" w:ascii="宋体" w:hAnsi="宋体" w:eastAsia="宋体" w:cs="宋体"/>
-                <w:color w:val="000000"/>
-                <w:sz w:val="18"/>
-                <w:szCs w:val="18"/>
-                <w:bdr w:val="none" w:color="auto" w:sz="0" w:space="0"/>
-              </w:rPr>
-              <w:t>方法不支持返回 HTTP 200 + body code 500</w:t>
+              <w:t>5</w:t>
+            </w:r>
+          </w:p>
+        </w:tc>
+        <w:tc>
+          <w:tcPr>
+            <w:tcW w:w="0" w:type="auto"/>
+            <w:tcBorders>
+              <w:top w:val="single" w:color="666666" w:sz="6" w:space="0"/>
+              <w:left w:val="single" w:color="666666" w:sz="6" w:space="0"/>
+              <w:bottom w:val="single" w:color="666666" w:sz="6" w:space="0"/>
+              <w:right w:val="single" w:color="666666" w:sz="6" w:space="0"/>
+            </w:tcBorders>
+            <w:shd w:val="clear"/>
+            <w:tcMar>
+              <w:top w:w="70" w:type="dxa"/>
+              <w:left w:w="100" w:type="dxa"/>
+              <w:bottom w:w="70" w:type="dxa"/>
+              <w:right w:w="100" w:type="dxa"/>
+            </w:tcMar>
+            <w:vAlign w:val="top"/>
+          </w:tcPr>
+          <w:p>
+            <w:pPr>
+              <w:keepNext w:val="0"/>
+              <w:keepLines w:val="0"/>
+              <w:widowControl/>
+              <w:suppressLineNumbers w:val="0"/>
+              <w:spacing w:line="17" w:lineRule="atLeast"/>
+              <w:jc w:val="left"/>
+              <w:textAlignment w:val="top"/>
+              <w:rPr>
+                <w:rFonts w:hint="eastAsia" w:ascii="宋体" w:hAnsi="宋体" w:eastAsia="宋体" w:cs="宋体"/>
+                <w:color w:val="000000"/>
+                <w:sz w:val="18"/>
+                <w:szCs w:val="18"/>
+              </w:rPr>
+            </w:pPr>
+            <w:r>
+              <w:rPr>
+                <w:rFonts w:hint="eastAsia" w:ascii="宋体" w:hAnsi="宋体" w:eastAsia="宋体" w:cs="宋体"/>
+                <w:color w:val="000000"/>
+                <w:sz w:val="18"/>
+                <w:szCs w:val="18"/>
+                <w:bdr w:val="none" w:color="auto" w:sz="0" w:space="0"/>
+              </w:rPr>
+              <w:t>参数类型错误返回 HTTP 200 + code 500</w:t>
             </w:r>
           </w:p>
         </w:tc>
@@ -24902,53 +25171,53 @@
                 <w:szCs w:val="18"/>
                 <w:bdr w:val="none" w:color="auto" w:sz="0" w:space="0"/>
               </w:rPr>
-              <w:t>异常发生在 handler 解析阶段，落到若依全局处理器并被包成 200</w:t>
-            </w:r>
-          </w:p>
-        </w:tc>
-        <w:tc>
-          <w:tcPr>
-            <w:tcW w:w="0" w:type="auto"/>
-            <w:tcBorders>
-              <w:top w:val="single" w:color="666666" w:sz="6" w:space="0"/>
-              <w:left w:val="single" w:color="666666" w:sz="6" w:space="0"/>
-              <w:bottom w:val="single" w:color="666666" w:sz="6" w:space="0"/>
-              <w:right w:val="single" w:color="666666" w:sz="6" w:space="0"/>
-            </w:tcBorders>
-            <w:shd w:val="clear"/>
-            <w:tcMar>
-              <w:top w:w="70" w:type="dxa"/>
-              <w:left w:w="100" w:type="dxa"/>
-              <w:bottom w:w="70" w:type="dxa"/>
-              <w:right w:w="100" w:type="dxa"/>
-            </w:tcMar>
-            <w:vAlign w:val="top"/>
-          </w:tcPr>
-          <w:p>
-            <w:pPr>
-              <w:keepNext w:val="0"/>
-              <w:keepLines w:val="0"/>
-              <w:widowControl/>
-              <w:suppressLineNumbers w:val="0"/>
-              <w:spacing w:line="17" w:lineRule="atLeast"/>
-              <w:jc w:val="left"/>
-              <w:textAlignment w:val="top"/>
-              <w:rPr>
-                <w:rFonts w:hint="eastAsia" w:ascii="宋体" w:hAnsi="宋体" w:eastAsia="宋体" w:cs="宋体"/>
-                <w:color w:val="000000"/>
-                <w:sz w:val="18"/>
-                <w:szCs w:val="18"/>
-              </w:rPr>
-            </w:pPr>
-            <w:r>
-              <w:rPr>
-                <w:rFonts w:hint="eastAsia" w:ascii="宋体" w:hAnsi="宋体" w:eastAsia="宋体" w:cs="宋体"/>
-                <w:color w:val="000000"/>
-                <w:sz w:val="18"/>
-                <w:szCs w:val="18"/>
-                <w:bdr w:val="none" w:color="auto" w:sz="0" w:space="0"/>
-              </w:rPr>
-              <w:t>新增作用于 /api/v1 的 MVC 异常 advice，返回 405</w:t>
+              <w:t>同上</w:t>
+            </w:r>
+          </w:p>
+        </w:tc>
+        <w:tc>
+          <w:tcPr>
+            <w:tcW w:w="0" w:type="auto"/>
+            <w:tcBorders>
+              <w:top w:val="single" w:color="666666" w:sz="6" w:space="0"/>
+              <w:left w:val="single" w:color="666666" w:sz="6" w:space="0"/>
+              <w:bottom w:val="single" w:color="666666" w:sz="6" w:space="0"/>
+              <w:right w:val="single" w:color="666666" w:sz="6" w:space="0"/>
+            </w:tcBorders>
+            <w:shd w:val="clear"/>
+            <w:tcMar>
+              <w:top w:w="70" w:type="dxa"/>
+              <w:left w:w="100" w:type="dxa"/>
+              <w:bottom w:w="70" w:type="dxa"/>
+              <w:right w:w="100" w:type="dxa"/>
+            </w:tcMar>
+            <w:vAlign w:val="top"/>
+          </w:tcPr>
+          <w:p>
+            <w:pPr>
+              <w:keepNext w:val="0"/>
+              <w:keepLines w:val="0"/>
+              <w:widowControl/>
+              <w:suppressLineNumbers w:val="0"/>
+              <w:spacing w:line="17" w:lineRule="atLeast"/>
+              <w:jc w:val="left"/>
+              <w:textAlignment w:val="top"/>
+              <w:rPr>
+                <w:rFonts w:hint="eastAsia" w:ascii="宋体" w:hAnsi="宋体" w:eastAsia="宋体" w:cs="宋体"/>
+                <w:color w:val="000000"/>
+                <w:sz w:val="18"/>
+                <w:szCs w:val="18"/>
+              </w:rPr>
+            </w:pPr>
+            <w:r>
+              <w:rPr>
+                <w:rFonts w:hint="eastAsia" w:ascii="宋体" w:hAnsi="宋体" w:eastAsia="宋体" w:cs="宋体"/>
+                <w:color w:val="000000"/>
+                <w:sz w:val="18"/>
+                <w:szCs w:val="18"/>
+                <w:bdr w:val="none" w:color="auto" w:sz="0" w:space="0"/>
+              </w:rPr>
+              <w:t>返回 400，避免客户端错误污染 5xx 指标</w:t>
             </w:r>
           </w:p>
         </w:tc>
@@ -24963,256 +25232,6 @@
             <w:insideH w:val="none" w:color="auto" w:sz="0" w:space="0"/>
             <w:insideV w:val="none" w:color="auto" w:sz="0" w:space="0"/>
           </w:tblBorders>
-          <w:shd w:val="clear"/>
-          <w:tblCellMar>
-            <w:top w:w="15" w:type="dxa"/>
-            <w:left w:w="15" w:type="dxa"/>
-            <w:bottom w:w="15" w:type="dxa"/>
-            <w:right w:w="15" w:type="dxa"/>
-          </w:tblCellMar>
-        </w:tblPrEx>
-        <w:tc>
-          <w:tcPr>
-            <w:tcW w:w="0" w:type="auto"/>
-            <w:tcBorders>
-              <w:top w:val="single" w:color="666666" w:sz="6" w:space="0"/>
-              <w:left w:val="single" w:color="666666" w:sz="6" w:space="0"/>
-              <w:bottom w:val="single" w:color="666666" w:sz="6" w:space="0"/>
-              <w:right w:val="single" w:color="666666" w:sz="6" w:space="0"/>
-            </w:tcBorders>
-            <w:shd w:val="clear"/>
-            <w:tcMar>
-              <w:top w:w="70" w:type="dxa"/>
-              <w:left w:w="100" w:type="dxa"/>
-              <w:bottom w:w="70" w:type="dxa"/>
-              <w:right w:w="100" w:type="dxa"/>
-            </w:tcMar>
-            <w:vAlign w:val="top"/>
-          </w:tcPr>
-          <w:p>
-            <w:pPr>
-              <w:keepNext w:val="0"/>
-              <w:keepLines w:val="0"/>
-              <w:widowControl/>
-              <w:suppressLineNumbers w:val="0"/>
-              <w:spacing w:line="17" w:lineRule="atLeast"/>
-              <w:jc w:val="center"/>
-              <w:textAlignment w:val="top"/>
-              <w:rPr>
-                <w:rFonts w:hint="eastAsia" w:ascii="宋体" w:hAnsi="宋体" w:eastAsia="宋体" w:cs="宋体"/>
-                <w:color w:val="000000"/>
-                <w:sz w:val="18"/>
-                <w:szCs w:val="18"/>
-              </w:rPr>
-            </w:pPr>
-            <w:r>
-              <w:rPr>
-                <w:rFonts w:hint="eastAsia" w:ascii="宋体" w:hAnsi="宋体" w:eastAsia="宋体" w:cs="宋体"/>
-                <w:color w:val="000000"/>
-                <w:sz w:val="18"/>
-                <w:szCs w:val="18"/>
-                <w:bdr w:val="none" w:color="auto" w:sz="0" w:space="0"/>
-              </w:rPr>
-              <w:t>5</w:t>
-            </w:r>
-          </w:p>
-        </w:tc>
-        <w:tc>
-          <w:tcPr>
-            <w:tcW w:w="0" w:type="auto"/>
-            <w:tcBorders>
-              <w:top w:val="single" w:color="666666" w:sz="6" w:space="0"/>
-              <w:left w:val="single" w:color="666666" w:sz="6" w:space="0"/>
-              <w:bottom w:val="single" w:color="666666" w:sz="6" w:space="0"/>
-              <w:right w:val="single" w:color="666666" w:sz="6" w:space="0"/>
-            </w:tcBorders>
-            <w:shd w:val="clear"/>
-            <w:tcMar>
-              <w:top w:w="70" w:type="dxa"/>
-              <w:left w:w="100" w:type="dxa"/>
-              <w:bottom w:w="70" w:type="dxa"/>
-              <w:right w:w="100" w:type="dxa"/>
-            </w:tcMar>
-            <w:vAlign w:val="top"/>
-          </w:tcPr>
-          <w:p>
-            <w:pPr>
-              <w:keepNext w:val="0"/>
-              <w:keepLines w:val="0"/>
-              <w:widowControl/>
-              <w:suppressLineNumbers w:val="0"/>
-              <w:spacing w:line="17" w:lineRule="atLeast"/>
-              <w:jc w:val="left"/>
-              <w:textAlignment w:val="top"/>
-              <w:rPr>
-                <w:rFonts w:hint="eastAsia" w:ascii="宋体" w:hAnsi="宋体" w:eastAsia="宋体" w:cs="宋体"/>
-                <w:color w:val="000000"/>
-                <w:sz w:val="18"/>
-                <w:szCs w:val="18"/>
-              </w:rPr>
-            </w:pPr>
-            <w:r>
-              <w:rPr>
-                <w:rFonts w:hint="eastAsia" w:ascii="宋体" w:hAnsi="宋体" w:eastAsia="宋体" w:cs="宋体"/>
-                <w:color w:val="000000"/>
-                <w:sz w:val="18"/>
-                <w:szCs w:val="18"/>
-                <w:bdr w:val="none" w:color="auto" w:sz="0" w:space="0"/>
-              </w:rPr>
-              <w:t>参数类型错误返回 HTTP 200 + code 500</w:t>
-            </w:r>
-          </w:p>
-        </w:tc>
-        <w:tc>
-          <w:tcPr>
-            <w:tcW w:w="0" w:type="auto"/>
-            <w:tcBorders>
-              <w:top w:val="single" w:color="666666" w:sz="6" w:space="0"/>
-              <w:left w:val="single" w:color="666666" w:sz="6" w:space="0"/>
-              <w:bottom w:val="single" w:color="666666" w:sz="6" w:space="0"/>
-              <w:right w:val="single" w:color="666666" w:sz="6" w:space="0"/>
-            </w:tcBorders>
-            <w:shd w:val="clear"/>
-            <w:tcMar>
-              <w:top w:w="70" w:type="dxa"/>
-              <w:left w:w="100" w:type="dxa"/>
-              <w:bottom w:w="70" w:type="dxa"/>
-              <w:right w:w="100" w:type="dxa"/>
-            </w:tcMar>
-            <w:vAlign w:val="top"/>
-          </w:tcPr>
-          <w:p>
-            <w:pPr>
-              <w:keepNext w:val="0"/>
-              <w:keepLines w:val="0"/>
-              <w:widowControl/>
-              <w:suppressLineNumbers w:val="0"/>
-              <w:spacing w:line="17" w:lineRule="atLeast"/>
-              <w:jc w:val="left"/>
-              <w:textAlignment w:val="top"/>
-              <w:rPr>
-                <w:rFonts w:hint="eastAsia" w:ascii="宋体" w:hAnsi="宋体" w:eastAsia="宋体" w:cs="宋体"/>
-                <w:color w:val="000000"/>
-                <w:sz w:val="18"/>
-                <w:szCs w:val="18"/>
-              </w:rPr>
-            </w:pPr>
-            <w:r>
-              <w:rPr>
-                <w:rFonts w:hint="eastAsia" w:ascii="宋体" w:hAnsi="宋体" w:eastAsia="宋体" w:cs="宋体"/>
-                <w:color w:val="000000"/>
-                <w:sz w:val="18"/>
-                <w:szCs w:val="18"/>
-                <w:bdr w:val="none" w:color="auto" w:sz="0" w:space="0"/>
-              </w:rPr>
-              <w:t>中</w:t>
-            </w:r>
-          </w:p>
-        </w:tc>
-        <w:tc>
-          <w:tcPr>
-            <w:tcW w:w="0" w:type="auto"/>
-            <w:tcBorders>
-              <w:top w:val="single" w:color="666666" w:sz="6" w:space="0"/>
-              <w:left w:val="single" w:color="666666" w:sz="6" w:space="0"/>
-              <w:bottom w:val="single" w:color="666666" w:sz="6" w:space="0"/>
-              <w:right w:val="single" w:color="666666" w:sz="6" w:space="0"/>
-            </w:tcBorders>
-            <w:shd w:val="clear"/>
-            <w:tcMar>
-              <w:top w:w="70" w:type="dxa"/>
-              <w:left w:w="100" w:type="dxa"/>
-              <w:bottom w:w="70" w:type="dxa"/>
-              <w:right w:w="100" w:type="dxa"/>
-            </w:tcMar>
-            <w:vAlign w:val="top"/>
-          </w:tcPr>
-          <w:p>
-            <w:pPr>
-              <w:keepNext w:val="0"/>
-              <w:keepLines w:val="0"/>
-              <w:widowControl/>
-              <w:suppressLineNumbers w:val="0"/>
-              <w:spacing w:line="17" w:lineRule="atLeast"/>
-              <w:jc w:val="left"/>
-              <w:textAlignment w:val="top"/>
-              <w:rPr>
-                <w:rFonts w:hint="eastAsia" w:ascii="宋体" w:hAnsi="宋体" w:eastAsia="宋体" w:cs="宋体"/>
-                <w:color w:val="000000"/>
-                <w:sz w:val="18"/>
-                <w:szCs w:val="18"/>
-              </w:rPr>
-            </w:pPr>
-            <w:r>
-              <w:rPr>
-                <w:rFonts w:hint="eastAsia" w:ascii="宋体" w:hAnsi="宋体" w:eastAsia="宋体" w:cs="宋体"/>
-                <w:color w:val="000000"/>
-                <w:sz w:val="18"/>
-                <w:szCs w:val="18"/>
-                <w:bdr w:val="none" w:color="auto" w:sz="0" w:space="0"/>
-              </w:rPr>
-              <w:t>同上</w:t>
-            </w:r>
-          </w:p>
-        </w:tc>
-        <w:tc>
-          <w:tcPr>
-            <w:tcW w:w="0" w:type="auto"/>
-            <w:tcBorders>
-              <w:top w:val="single" w:color="666666" w:sz="6" w:space="0"/>
-              <w:left w:val="single" w:color="666666" w:sz="6" w:space="0"/>
-              <w:bottom w:val="single" w:color="666666" w:sz="6" w:space="0"/>
-              <w:right w:val="single" w:color="666666" w:sz="6" w:space="0"/>
-            </w:tcBorders>
-            <w:shd w:val="clear"/>
-            <w:tcMar>
-              <w:top w:w="70" w:type="dxa"/>
-              <w:left w:w="100" w:type="dxa"/>
-              <w:bottom w:w="70" w:type="dxa"/>
-              <w:right w:w="100" w:type="dxa"/>
-            </w:tcMar>
-            <w:vAlign w:val="top"/>
-          </w:tcPr>
-          <w:p>
-            <w:pPr>
-              <w:keepNext w:val="0"/>
-              <w:keepLines w:val="0"/>
-              <w:widowControl/>
-              <w:suppressLineNumbers w:val="0"/>
-              <w:spacing w:line="17" w:lineRule="atLeast"/>
-              <w:jc w:val="left"/>
-              <w:textAlignment w:val="top"/>
-              <w:rPr>
-                <w:rFonts w:hint="eastAsia" w:ascii="宋体" w:hAnsi="宋体" w:eastAsia="宋体" w:cs="宋体"/>
-                <w:color w:val="000000"/>
-                <w:sz w:val="18"/>
-                <w:szCs w:val="18"/>
-              </w:rPr>
-            </w:pPr>
-            <w:r>
-              <w:rPr>
-                <w:rFonts w:hint="eastAsia" w:ascii="宋体" w:hAnsi="宋体" w:eastAsia="宋体" w:cs="宋体"/>
-                <w:color w:val="000000"/>
-                <w:sz w:val="18"/>
-                <w:szCs w:val="18"/>
-                <w:bdr w:val="none" w:color="auto" w:sz="0" w:space="0"/>
-              </w:rPr>
-              <w:t>返回 400，避免客户端错误污染 5xx 指标</w:t>
-            </w:r>
-          </w:p>
-        </w:tc>
-      </w:tr>
-      <w:tr>
-        <w:tblPrEx>
-          <w:tblBorders>
-            <w:top w:val="none" w:color="auto" w:sz="0" w:space="0"/>
-            <w:left w:val="none" w:color="auto" w:sz="0" w:space="0"/>
-            <w:bottom w:val="none" w:color="auto" w:sz="0" w:space="0"/>
-            <w:right w:val="none" w:color="auto" w:sz="0" w:space="0"/>
-            <w:insideH w:val="none" w:color="auto" w:sz="0" w:space="0"/>
-            <w:insideV w:val="none" w:color="auto" w:sz="0" w:space="0"/>
-          </w:tblBorders>
-          <w:shd w:val="clear"/>
           <w:tblCellMar>
             <w:top w:w="15" w:type="dxa"/>
             <w:left w:w="15" w:type="dxa"/>
@@ -25910,7 +25929,7 @@
                 <w:szCs w:val="18"/>
                 <w:bdr w:val="none" w:color="auto" w:sz="0" w:space="0"/>
               </w:rPr>
-              <w:t>JDK 17 → 39 用例 → OpenAPI 契约漂移校验 → 覆盖率门禁（≥35%）→ 上传产物</w:t>
+              <w:t>JDK 17 → 44 用例 → OpenAPI 契约漂移校验 → 覆盖率门禁（≥35%）→ 上传产物</w:t>
             </w:r>
           </w:p>
         </w:tc>
@@ -28286,9 +28305,158 @@
 <file path=word/numbering.xml><?xml version="1.0" encoding="utf-8"?>
 <w:numbering xmlns:wpc="http://schemas.microsoft.com/office/word/2010/wordprocessingCanvas" xmlns:mc="http://schemas.openxmlformats.org/markup-compatibility/2006" xmlns:o="urn:schemas-microsoft-com:office:office" xmlns:r="http://schemas.openxmlformats.org/officeDocument/2006/relationships" xmlns:m="http://schemas.openxmlformats.org/officeDocument/2006/math" xmlns:v="urn:schemas-microsoft-com:vml" xmlns:wp14="http://schemas.microsoft.com/office/word/2010/wordprocessingDrawing" xmlns:wp="http://schemas.openxmlformats.org/drawingml/2006/wordprocessingDrawing" xmlns:w10="urn:schemas-microsoft-com:office:word" xmlns:w="http://schemas.openxmlformats.org/wordprocessingml/2006/main" xmlns:w14="http://schemas.microsoft.com/office/word/2010/wordml" xmlns:wpg="http://schemas.microsoft.com/office/word/2010/wordprocessingGroup" xmlns:wpi="http://schemas.microsoft.com/office/word/2010/wordprocessingInk" xmlns:wne="http://schemas.microsoft.com/office/word/2006/wordml" xmlns:wps="http://schemas.microsoft.com/office/word/2010/wordprocessingShape" xmlns:wpsCustomData="http://www.wps.cn/officeDocument/2013/wpsCustomData" mc:Ignorable="w14 wp14">
   <w:abstractNum w:abstractNumId="0">
-    <w:nsid w:val="CB9B786D"/>
+    <w:nsid w:val="8A483AFC"/>
     <w:multiLevelType w:val="multilevel"/>
-    <w:tmpl w:val="CB9B786D"/>
+    <w:tmpl w:val="8A483AFC"/>
+    <w:lvl w:ilvl="0" w:tentative="0">
+      <w:start w:val="1"/>
+      <w:numFmt w:val="bullet"/>
+      <w:lvlText w:val=""/>
+      <w:lvlJc w:val="left"/>
+      <w:pPr>
+        <w:tabs>
+          <w:tab w:val="left" w:pos="720"/>
+        </w:tabs>
+        <w:ind w:left="720" w:hanging="360"/>
+      </w:pPr>
+      <w:rPr>
+        <w:rFonts w:ascii="Symbol" w:hAnsi="Symbol" w:cs="Symbol"/>
+        <w:sz w:val="20"/>
+      </w:rPr>
+    </w:lvl>
+    <w:lvl w:ilvl="1" w:tentative="0">
+      <w:start w:val="1"/>
+      <w:numFmt w:val="bullet"/>
+      <w:lvlText w:val="o"/>
+      <w:lvlJc w:val="left"/>
+      <w:pPr>
+        <w:tabs>
+          <w:tab w:val="left" w:pos="1440"/>
+        </w:tabs>
+        <w:ind w:left="1440" w:hanging="360"/>
+      </w:pPr>
+      <w:rPr>
+        <w:rFonts w:ascii="Courier New" w:hAnsi="Courier New" w:cs="Courier New"/>
+        <w:sz w:val="20"/>
+      </w:rPr>
+    </w:lvl>
+    <w:lvl w:ilvl="2" w:tentative="0">
+      <w:start w:val="1"/>
+      <w:numFmt w:val="bullet"/>
+      <w:lvlText w:val=""/>
+      <w:lvlJc w:val="left"/>
+      <w:pPr>
+        <w:tabs>
+          <w:tab w:val="left" w:pos="2160"/>
+        </w:tabs>
+        <w:ind w:left="2160" w:hanging="360"/>
+      </w:pPr>
+      <w:rPr>
+        <w:rFonts w:ascii="Wingdings" w:hAnsi="Wingdings" w:cs="Wingdings"/>
+        <w:sz w:val="20"/>
+      </w:rPr>
+    </w:lvl>
+    <w:lvl w:ilvl="3" w:tentative="0">
+      <w:start w:val="1"/>
+      <w:numFmt w:val="bullet"/>
+      <w:lvlText w:val=""/>
+      <w:lvlJc w:val="left"/>
+      <w:pPr>
+        <w:tabs>
+          <w:tab w:val="left" w:pos="2880"/>
+        </w:tabs>
+        <w:ind w:left="2880" w:hanging="360"/>
+      </w:pPr>
+      <w:rPr>
+        <w:rFonts w:hint="default" w:ascii="Wingdings" w:hAnsi="Wingdings" w:cs="Wingdings"/>
+        <w:sz w:val="20"/>
+      </w:rPr>
+    </w:lvl>
+    <w:lvl w:ilvl="4" w:tentative="0">
+      <w:start w:val="1"/>
+      <w:numFmt w:val="bullet"/>
+      <w:lvlText w:val=""/>
+      <w:lvlJc w:val="left"/>
+      <w:pPr>
+        <w:tabs>
+          <w:tab w:val="left" w:pos="3600"/>
+        </w:tabs>
+        <w:ind w:left="3600" w:hanging="360"/>
+      </w:pPr>
+      <w:rPr>
+        <w:rFonts w:hint="default" w:ascii="Wingdings" w:hAnsi="Wingdings" w:cs="Wingdings"/>
+        <w:sz w:val="20"/>
+      </w:rPr>
+    </w:lvl>
+    <w:lvl w:ilvl="5" w:tentative="0">
+      <w:start w:val="1"/>
+      <w:numFmt w:val="bullet"/>
+      <w:lvlText w:val=""/>
+      <w:lvlJc w:val="left"/>
+      <w:pPr>
+        <w:tabs>
+          <w:tab w:val="left" w:pos="4320"/>
+        </w:tabs>
+        <w:ind w:left="4320" w:hanging="360"/>
+      </w:pPr>
+      <w:rPr>
+        <w:rFonts w:hint="default" w:ascii="Wingdings" w:hAnsi="Wingdings" w:cs="Wingdings"/>
+        <w:sz w:val="20"/>
+      </w:rPr>
+    </w:lvl>
+    <w:lvl w:ilvl="6" w:tentative="0">
+      <w:start w:val="1"/>
+      <w:numFmt w:val="bullet"/>
+      <w:lvlText w:val=""/>
+      <w:lvlJc w:val="left"/>
+      <w:pPr>
+        <w:tabs>
+          <w:tab w:val="left" w:pos="5040"/>
+        </w:tabs>
+        <w:ind w:left="5040" w:hanging="360"/>
+      </w:pPr>
+      <w:rPr>
+        <w:rFonts w:hint="default" w:ascii="Wingdings" w:hAnsi="Wingdings" w:cs="Wingdings"/>
+        <w:sz w:val="20"/>
+      </w:rPr>
+    </w:lvl>
+    <w:lvl w:ilvl="7" w:tentative="0">
+      <w:start w:val="1"/>
+      <w:numFmt w:val="bullet"/>
+      <w:lvlText w:val=""/>
+      <w:lvlJc w:val="left"/>
+      <w:pPr>
+        <w:tabs>
+          <w:tab w:val="left" w:pos="5760"/>
+        </w:tabs>
+        <w:ind w:left="5760" w:hanging="360"/>
+      </w:pPr>
+      <w:rPr>
+        <w:rFonts w:hint="default" w:ascii="Wingdings" w:hAnsi="Wingdings" w:cs="Wingdings"/>
+        <w:sz w:val="20"/>
+      </w:rPr>
+    </w:lvl>
+    <w:lvl w:ilvl="8" w:tentative="0">
+      <w:start w:val="1"/>
+      <w:numFmt w:val="bullet"/>
+      <w:lvlText w:val=""/>
+      <w:lvlJc w:val="left"/>
+      <w:pPr>
+        <w:tabs>
+          <w:tab w:val="left" w:pos="6480"/>
+        </w:tabs>
+        <w:ind w:left="6480" w:hanging="360"/>
+      </w:pPr>
+      <w:rPr>
+        <w:rFonts w:hint="default" w:ascii="Wingdings" w:hAnsi="Wingdings" w:cs="Wingdings"/>
+        <w:sz w:val="20"/>
+      </w:rPr>
+    </w:lvl>
+  </w:abstractNum>
+  <w:abstractNum w:abstractNumId="1">
+    <w:nsid w:val="BF78C6DE"/>
+    <w:multiLevelType w:val="multilevel"/>
+    <w:tmpl w:val="BF78C6DE"/>
     <w:lvl w:ilvl="0" w:tentative="0">
       <w:start w:val="1"/>
       <w:numFmt w:val="bullet"/>
@@ -28434,160 +28602,11 @@
       </w:rPr>
     </w:lvl>
   </w:abstractNum>
-  <w:abstractNum w:abstractNumId="1">
-    <w:nsid w:val="D8800A79"/>
-    <w:multiLevelType w:val="multilevel"/>
-    <w:tmpl w:val="D8800A79"/>
-    <w:lvl w:ilvl="0" w:tentative="0">
-      <w:start w:val="1"/>
-      <w:numFmt w:val="bullet"/>
-      <w:lvlText w:val=""/>
-      <w:lvlJc w:val="left"/>
-      <w:pPr>
-        <w:tabs>
-          <w:tab w:val="left" w:pos="720"/>
-        </w:tabs>
-        <w:ind w:left="720" w:hanging="360"/>
-      </w:pPr>
-      <w:rPr>
-        <w:rFonts w:ascii="Symbol" w:hAnsi="Symbol" w:cs="Symbol"/>
-        <w:sz w:val="20"/>
-      </w:rPr>
-    </w:lvl>
-    <w:lvl w:ilvl="1" w:tentative="0">
-      <w:start w:val="1"/>
-      <w:numFmt w:val="bullet"/>
-      <w:lvlText w:val="o"/>
-      <w:lvlJc w:val="left"/>
-      <w:pPr>
-        <w:tabs>
-          <w:tab w:val="left" w:pos="1440"/>
-        </w:tabs>
-        <w:ind w:left="1440" w:hanging="360"/>
-      </w:pPr>
-      <w:rPr>
-        <w:rFonts w:ascii="Courier New" w:hAnsi="Courier New" w:cs="Courier New"/>
-        <w:sz w:val="20"/>
-      </w:rPr>
-    </w:lvl>
-    <w:lvl w:ilvl="2" w:tentative="0">
-      <w:start w:val="1"/>
-      <w:numFmt w:val="bullet"/>
-      <w:lvlText w:val=""/>
-      <w:lvlJc w:val="left"/>
-      <w:pPr>
-        <w:tabs>
-          <w:tab w:val="left" w:pos="2160"/>
-        </w:tabs>
-        <w:ind w:left="2160" w:hanging="360"/>
-      </w:pPr>
-      <w:rPr>
-        <w:rFonts w:ascii="Wingdings" w:hAnsi="Wingdings" w:cs="Wingdings"/>
-        <w:sz w:val="20"/>
-      </w:rPr>
-    </w:lvl>
-    <w:lvl w:ilvl="3" w:tentative="0">
-      <w:start w:val="1"/>
-      <w:numFmt w:val="bullet"/>
-      <w:lvlText w:val=""/>
-      <w:lvlJc w:val="left"/>
-      <w:pPr>
-        <w:tabs>
-          <w:tab w:val="left" w:pos="2880"/>
-        </w:tabs>
-        <w:ind w:left="2880" w:hanging="360"/>
-      </w:pPr>
-      <w:rPr>
-        <w:rFonts w:hint="default" w:ascii="Wingdings" w:hAnsi="Wingdings" w:cs="Wingdings"/>
-        <w:sz w:val="20"/>
-      </w:rPr>
-    </w:lvl>
-    <w:lvl w:ilvl="4" w:tentative="0">
-      <w:start w:val="1"/>
-      <w:numFmt w:val="bullet"/>
-      <w:lvlText w:val=""/>
-      <w:lvlJc w:val="left"/>
-      <w:pPr>
-        <w:tabs>
-          <w:tab w:val="left" w:pos="3600"/>
-        </w:tabs>
-        <w:ind w:left="3600" w:hanging="360"/>
-      </w:pPr>
-      <w:rPr>
-        <w:rFonts w:hint="default" w:ascii="Wingdings" w:hAnsi="Wingdings" w:cs="Wingdings"/>
-        <w:sz w:val="20"/>
-      </w:rPr>
-    </w:lvl>
-    <w:lvl w:ilvl="5" w:tentative="0">
-      <w:start w:val="1"/>
-      <w:numFmt w:val="bullet"/>
-      <w:lvlText w:val=""/>
-      <w:lvlJc w:val="left"/>
-      <w:pPr>
-        <w:tabs>
-          <w:tab w:val="left" w:pos="4320"/>
-        </w:tabs>
-        <w:ind w:left="4320" w:hanging="360"/>
-      </w:pPr>
-      <w:rPr>
-        <w:rFonts w:hint="default" w:ascii="Wingdings" w:hAnsi="Wingdings" w:cs="Wingdings"/>
-        <w:sz w:val="20"/>
-      </w:rPr>
-    </w:lvl>
-    <w:lvl w:ilvl="6" w:tentative="0">
-      <w:start w:val="1"/>
-      <w:numFmt w:val="bullet"/>
-      <w:lvlText w:val=""/>
-      <w:lvlJc w:val="left"/>
-      <w:pPr>
-        <w:tabs>
-          <w:tab w:val="left" w:pos="5040"/>
-        </w:tabs>
-        <w:ind w:left="5040" w:hanging="360"/>
-      </w:pPr>
-      <w:rPr>
-        <w:rFonts w:hint="default" w:ascii="Wingdings" w:hAnsi="Wingdings" w:cs="Wingdings"/>
-        <w:sz w:val="20"/>
-      </w:rPr>
-    </w:lvl>
-    <w:lvl w:ilvl="7" w:tentative="0">
-      <w:start w:val="1"/>
-      <w:numFmt w:val="bullet"/>
-      <w:lvlText w:val=""/>
-      <w:lvlJc w:val="left"/>
-      <w:pPr>
-        <w:tabs>
-          <w:tab w:val="left" w:pos="5760"/>
-        </w:tabs>
-        <w:ind w:left="5760" w:hanging="360"/>
-      </w:pPr>
-      <w:rPr>
-        <w:rFonts w:hint="default" w:ascii="Wingdings" w:hAnsi="Wingdings" w:cs="Wingdings"/>
-        <w:sz w:val="20"/>
-      </w:rPr>
-    </w:lvl>
-    <w:lvl w:ilvl="8" w:tentative="0">
-      <w:start w:val="1"/>
-      <w:numFmt w:val="bullet"/>
-      <w:lvlText w:val=""/>
-      <w:lvlJc w:val="left"/>
-      <w:pPr>
-        <w:tabs>
-          <w:tab w:val="left" w:pos="6480"/>
-        </w:tabs>
-        <w:ind w:left="6480" w:hanging="360"/>
-      </w:pPr>
-      <w:rPr>
-        <w:rFonts w:hint="default" w:ascii="Wingdings" w:hAnsi="Wingdings" w:cs="Wingdings"/>
-        <w:sz w:val="20"/>
-      </w:rPr>
-    </w:lvl>
-  </w:abstractNum>
   <w:num w:numId="1">
-    <w:abstractNumId w:val="1"/>
+    <w:abstractNumId w:val="0"/>
   </w:num>
   <w:num w:numId="2">
-    <w:abstractNumId w:val="0"/>
+    <w:abstractNumId w:val="1"/>
   </w:num>
 </w:numbering>
 </file>
@@ -29131,6 +29150,33 @@
     </w:rPr>
   </w:style>
   <w:style w:type="paragraph" w:customStyle="1" w:styleId="15">
+    <w:name w:val="ok"/>
+    <w:basedOn w:val="1"/>
+    <w:uiPriority w:val="0"/>
+    <w:pPr>
+      <w:jc w:val="left"/>
+    </w:pPr>
+    <w:rPr>
+      <w:color w:val="1A7F37"/>
+      <w:kern w:val="0"/>
+      <w:lang w:val="en-US" w:eastAsia="zh-CN" w:bidi="ar"/>
+    </w:rPr>
+  </w:style>
+  <w:style w:type="paragraph" w:customStyle="1" w:styleId="16">
+    <w:name w:val="fig"/>
+    <w:basedOn w:val="1"/>
+    <w:uiPriority w:val="0"/>
+    <w:pPr>
+      <w:spacing w:before="160" w:beforeAutospacing="0" w:after="240" w:afterAutospacing="0"/>
+      <w:ind w:left="0" w:right="0"/>
+      <w:jc w:val="center"/>
+    </w:pPr>
+    <w:rPr>
+      <w:kern w:val="0"/>
+      <w:lang w:val="en-US" w:eastAsia="zh-CN" w:bidi="ar"/>
+    </w:rPr>
+  </w:style>
+  <w:style w:type="paragraph" w:customStyle="1" w:styleId="17">
     <w:name w:val="tc"/>
     <w:basedOn w:val="1"/>
     <w:uiPriority w:val="0"/>
@@ -29142,22 +29188,7 @@
       <w:lang w:val="en-US" w:eastAsia="zh-CN" w:bidi="ar"/>
     </w:rPr>
   </w:style>
-  <w:style w:type="paragraph" w:customStyle="1" w:styleId="16">
-    <w:name w:val="meta"/>
-    <w:basedOn w:val="1"/>
-    <w:uiPriority w:val="0"/>
-    <w:pPr>
-      <w:spacing w:before="2200" w:beforeAutospacing="0" w:line="22" w:lineRule="atLeast"/>
-      <w:jc w:val="left"/>
-    </w:pPr>
-    <w:rPr>
-      <w:kern w:val="0"/>
-      <w:sz w:val="22"/>
-      <w:szCs w:val="22"/>
-      <w:lang w:val="en-US" w:eastAsia="zh-CN" w:bidi="ar"/>
-    </w:rPr>
-  </w:style>
-  <w:style w:type="paragraph" w:customStyle="1" w:styleId="17">
+  <w:style w:type="paragraph" w:customStyle="1" w:styleId="18">
     <w:name w:val="cap"/>
     <w:basedOn w:val="1"/>
     <w:uiPriority w:val="0"/>
@@ -29174,7 +29205,35 @@
       <w:lang w:val="en-US" w:eastAsia="zh-CN" w:bidi="ar"/>
     </w:rPr>
   </w:style>
-  <w:style w:type="paragraph" w:customStyle="1" w:styleId="18">
+  <w:style w:type="paragraph" w:customStyle="1" w:styleId="19">
+    <w:name w:val="meta"/>
+    <w:basedOn w:val="1"/>
+    <w:uiPriority w:val="0"/>
+    <w:pPr>
+      <w:spacing w:before="2200" w:beforeAutospacing="0" w:line="22" w:lineRule="atLeast"/>
+      <w:jc w:val="left"/>
+    </w:pPr>
+    <w:rPr>
+      <w:kern w:val="0"/>
+      <w:sz w:val="22"/>
+      <w:szCs w:val="22"/>
+      <w:lang w:val="en-US" w:eastAsia="zh-CN" w:bidi="ar"/>
+    </w:rPr>
+  </w:style>
+  <w:style w:type="paragraph" w:customStyle="1" w:styleId="20">
+    <w:name w:val="no"/>
+    <w:basedOn w:val="1"/>
+    <w:uiPriority w:val="0"/>
+    <w:pPr>
+      <w:jc w:val="left"/>
+    </w:pPr>
+    <w:rPr>
+      <w:color w:val="B42318"/>
+      <w:kern w:val="0"/>
+      <w:lang w:val="en-US" w:eastAsia="zh-CN" w:bidi="ar"/>
+    </w:rPr>
+  </w:style>
+  <w:style w:type="paragraph" w:customStyle="1" w:styleId="21">
     <w:name w:val="part"/>
     <w:basedOn w:val="1"/>
     <w:uiPriority w:val="0"/>
@@ -29183,46 +29242,6 @@
     </w:pPr>
     <w:rPr>
       <w:color w:val="9A6700"/>
-      <w:kern w:val="0"/>
-      <w:lang w:val="en-US" w:eastAsia="zh-CN" w:bidi="ar"/>
-    </w:rPr>
-  </w:style>
-  <w:style w:type="paragraph" w:customStyle="1" w:styleId="19">
-    <w:name w:val="ok"/>
-    <w:basedOn w:val="1"/>
-    <w:uiPriority w:val="0"/>
-    <w:pPr>
-      <w:jc w:val="left"/>
-    </w:pPr>
-    <w:rPr>
-      <w:color w:val="1A7F37"/>
-      <w:kern w:val="0"/>
-      <w:lang w:val="en-US" w:eastAsia="zh-CN" w:bidi="ar"/>
-    </w:rPr>
-  </w:style>
-  <w:style w:type="paragraph" w:customStyle="1" w:styleId="20">
-    <w:name w:val="fig"/>
-    <w:basedOn w:val="1"/>
-    <w:uiPriority w:val="0"/>
-    <w:pPr>
-      <w:spacing w:before="160" w:beforeAutospacing="0" w:after="240" w:afterAutospacing="0"/>
-      <w:ind w:left="0" w:right="0"/>
-      <w:jc w:val="center"/>
-    </w:pPr>
-    <w:rPr>
-      <w:kern w:val="0"/>
-      <w:lang w:val="en-US" w:eastAsia="zh-CN" w:bidi="ar"/>
-    </w:rPr>
-  </w:style>
-  <w:style w:type="paragraph" w:customStyle="1" w:styleId="21">
-    <w:name w:val="no"/>
-    <w:basedOn w:val="1"/>
-    <w:uiPriority w:val="0"/>
-    <w:pPr>
-      <w:jc w:val="left"/>
-    </w:pPr>
-    <w:rPr>
-      <w:color w:val="B42318"/>
       <w:kern w:val="0"/>
       <w:lang w:val="en-US" w:eastAsia="zh-CN" w:bidi="ar"/>
     </w:rPr>
